--- a/计组实验报告.docx
+++ b/计组实验报告.docx
@@ -1,6 +1,6 @@
 
 <file path=word/document.xml><?xml version="1.0" encoding="utf-8"?>
-<w:document xmlns:wpc="http://schemas.microsoft.com/office/word/2010/wordprocessingCanvas" xmlns:cx="http://schemas.microsoft.com/office/drawing/2014/chartex" xmlns:cx1="http://schemas.microsoft.com/office/drawing/2015/9/8/chartex" xmlns:cx2="http://schemas.microsoft.com/office/drawing/2015/10/21/chartex" xmlns:cx3="http://schemas.microsoft.com/office/drawing/2016/5/9/chartex" xmlns:cx4="http://schemas.microsoft.com/office/drawing/2016/5/10/chartex" xmlns:cx5="http://schemas.microsoft.com/office/drawing/2016/5/11/chartex" xmlns:cx6="http://schemas.microsoft.com/office/drawing/2016/5/12/chartex" xmlns:cx7="http://schemas.microsoft.com/office/drawing/2016/5/13/chartex" xmlns:cx8="http://schemas.microsoft.com/office/drawing/2016/5/14/chartex" xmlns:mc="http://schemas.openxmlformats.org/markup-compatibility/2006" xmlns:o="urn:schemas-microsoft-com:office:office" xmlns:r="http://schemas.openxmlformats.org/officeDocument/2006/relationships" xmlns:m="http://schemas.openxmlformats.org/officeDocument/2006/math" xmlns:v="urn:schemas-microsoft-com:vml" xmlns:wp14="http://schemas.microsoft.com/office/word/2010/wordprocessingDrawing" xmlns:wp="http://schemas.openxmlformats.org/drawingml/2006/wordprocessingDrawing" xmlns:w="http://schemas.openxmlformats.org/wordprocessingml/2006/main" xmlns:w14="http://schemas.microsoft.com/office/word/2010/wordml" xmlns:w10="urn:schemas-microsoft-com:office:word" xmlns:w15="http://schemas.microsoft.com/office/word/2012/wordml" xmlns:wpg="http://schemas.microsoft.com/office/word/2010/wordprocessingGroup" xmlns:wpi="http://schemas.microsoft.com/office/word/2010/wordprocessingInk" xmlns:wne="http://schemas.microsoft.com/office/word/2006/wordml" xmlns:wps="http://schemas.microsoft.com/office/word/2010/wordprocessingShape" xmlns:wpsCustomData="http://www.wps.cn/officeDocument/2013/wpsCustomData" mc:Ignorable="w14 w15 wp14">
+<w:document xmlns:a="http://schemas.openxmlformats.org/drawingml/2006/main" xmlns:a14="http://schemas.microsoft.com/office/drawing/2010/main" xmlns:mc="http://schemas.openxmlformats.org/markup-compatibility/2006" xmlns:pic="http://schemas.openxmlformats.org/drawingml/2006/picture" xmlns:r="http://schemas.openxmlformats.org/officeDocument/2006/relationships" xmlns:w="http://schemas.openxmlformats.org/wordprocessingml/2006/main" xmlns:w14="http://schemas.microsoft.com/office/word/2010/wordml" xmlns:w15="http://schemas.microsoft.com/office/word/2012/wordml" xmlns:wp="http://schemas.openxmlformats.org/drawingml/2006/wordprocessingDrawing" mc:Ignorable="w14">
   <w:body>
     <w:p>
       <w:pPr>
@@ -29,11 +29,11 @@
             <wp:effectExtent l="0" t="0" r="9525" b="635"/>
             <wp:docPr id="17" name="图片 17"/>
             <wp:cNvGraphicFramePr>
-              <a:graphicFrameLocks xmlns:a="http://schemas.openxmlformats.org/drawingml/2006/main" noChangeAspect="1"/>
+              <a:graphicFrameLocks noChangeAspect="1"/>
             </wp:cNvGraphicFramePr>
-            <a:graphic xmlns:a="http://schemas.openxmlformats.org/drawingml/2006/main">
+            <a:graphic>
               <a:graphicData uri="http://schemas.openxmlformats.org/drawingml/2006/picture">
-                <pic:pic xmlns:pic="http://schemas.openxmlformats.org/drawingml/2006/picture">
+                <pic:pic>
                   <pic:nvPicPr>
                     <pic:cNvPr id="17" name="图片 17"/>
                     <pic:cNvPicPr>
@@ -79,11 +79,11 @@
             <wp:effectExtent l="0" t="0" r="0" b="0"/>
             <wp:docPr id="18" name="图片 18"/>
             <wp:cNvGraphicFramePr>
-              <a:graphicFrameLocks xmlns:a="http://schemas.openxmlformats.org/drawingml/2006/main" noChangeAspect="1"/>
+              <a:graphicFrameLocks noChangeAspect="1"/>
             </wp:cNvGraphicFramePr>
-            <a:graphic xmlns:a="http://schemas.openxmlformats.org/drawingml/2006/main">
+            <a:graphic>
               <a:graphicData uri="http://schemas.openxmlformats.org/drawingml/2006/picture">
-                <pic:pic xmlns:pic="http://schemas.openxmlformats.org/drawingml/2006/picture">
+                <pic:pic>
                   <pic:nvPicPr>
                     <pic:cNvPr id="18" name="图片 18"/>
                     <pic:cNvPicPr>
@@ -94,7 +94,7 @@
                     <a:blip r:embed="rId14">
                       <a:extLst>
                         <a:ext uri="{28A0092B-C50C-407E-A947-70E740481C1C}">
-                          <a14:useLocalDpi xmlns:a14="http://schemas.microsoft.com/office/drawing/2010/main" val="0"/>
+                          <a14:useLocalDpi val="0"/>
                         </a:ext>
                       </a:extLst>
                     </a:blip>
@@ -4437,52 +4437,7 @@
         </w:rPr>
       </w:pPr>
       <w:r>
-        <w:rPr>
-          <w:rFonts w:hint="eastAsia"/>
-          <w:color w:val="auto"/>
-        </w:rPr>
-        <w:t>本流水线C</w:t>
-      </w:r>
-      <w:r>
-        <w:rPr>
-          <w:color w:val="auto"/>
-        </w:rPr>
-        <w:t>PU</w:t>
-      </w:r>
-      <w:r>
-        <w:rPr>
-          <w:rFonts w:hint="eastAsia"/>
-          <w:color w:val="auto"/>
-        </w:rPr>
-        <w:t>覆盖</w:t>
-      </w:r>
-      <w:r>
-        <w:rPr>
-          <w:rFonts w:hint="eastAsia"/>
-          <w:color w:val="auto"/>
-          <w:lang w:val="en-US" w:eastAsia="zh-CN"/>
-        </w:rPr>
-        <w:t>22</w:t>
-      </w:r>
-      <w:r>
-        <w:rPr>
-          <w:rFonts w:hint="eastAsia"/>
-          <w:color w:val="auto"/>
-        </w:rPr>
-        <w:t>条指令(见表</w:t>
-      </w:r>
-      <w:r>
-        <w:rPr>
-          <w:color w:val="auto"/>
-        </w:rPr>
-        <w:t>)</w:t>
-      </w:r>
-      <w:r>
-        <w:rPr>
-          <w:rFonts w:hint="eastAsia"/>
-          <w:color w:val="auto"/>
-        </w:rPr>
-        <w:t>，下面将从数据通路和控制逻辑阐述设计思路。</w:t>
+        <w:t>本流水线 CPU 覆盖 37 条 RV32I 基础整数指令，并将 ECALL 作为仿真停机标记（见表）。下面将从数据通路和控制逻辑阐述设计思路。</w:t>
       </w:r>
     </w:p>
     <w:p>
@@ -4580,12 +4535,6 @@
               </w:rPr>
             </w:pPr>
             <w:r>
-              <w:rPr>
-                <w:rFonts w:hint="eastAsia"/>
-                <w:b/>
-                <w:color w:val="auto"/>
-                <w:lang w:val="en-US" w:eastAsia="zh-CN"/>
-              </w:rPr>
               <w:t>序号</w:t>
             </w:r>
           </w:p>
@@ -4626,12 +4575,6 @@
               </w:rPr>
             </w:pPr>
             <w:r>
-              <w:rPr>
-                <w:rFonts w:hint="eastAsia"/>
-                <w:b/>
-                <w:color w:val="auto"/>
-                <w:lang w:val="en-US" w:eastAsia="zh-CN"/>
-              </w:rPr>
               <w:t>指令</w:t>
             </w:r>
           </w:p>
@@ -4672,12 +4615,6 @@
               </w:rPr>
             </w:pPr>
             <w:r>
-              <w:rPr>
-                <w:rFonts w:hint="eastAsia"/>
-                <w:b/>
-                <w:color w:val="auto"/>
-                <w:lang w:val="en-US" w:eastAsia="zh-CN"/>
-              </w:rPr>
               <w:t>Opcode</w:t>
             </w:r>
           </w:p>
@@ -4718,12 +4655,6 @@
               </w:rPr>
             </w:pPr>
             <w:r>
-              <w:rPr>
-                <w:rFonts w:hint="eastAsia"/>
-                <w:b/>
-                <w:color w:val="auto"/>
-                <w:lang w:val="en-US" w:eastAsia="zh-CN"/>
-              </w:rPr>
               <w:t>Funct3</w:t>
             </w:r>
           </w:p>
@@ -4764,12 +4695,6 @@
               </w:rPr>
             </w:pPr>
             <w:r>
-              <w:rPr>
-                <w:rFonts w:hint="eastAsia"/>
-                <w:b/>
-                <w:color w:val="auto"/>
-                <w:lang w:val="en-US" w:eastAsia="zh-CN"/>
-              </w:rPr>
               <w:t>Funct7</w:t>
             </w:r>
           </w:p>
@@ -4810,12 +4735,6 @@
               </w:rPr>
             </w:pPr>
             <w:r>
-              <w:rPr>
-                <w:rFonts w:hint="eastAsia"/>
-                <w:b/>
-                <w:color w:val="auto"/>
-                <w:lang w:val="en-US" w:eastAsia="zh-CN"/>
-              </w:rPr>
               <w:t>功能说明DOCX</w:t>
             </w:r>
           </w:p>
@@ -4877,11 +4796,6 @@
               </w:rPr>
             </w:pPr>
             <w:r>
-              <w:rPr>
-                <w:rFonts w:hint="eastAsia"/>
-                <w:color w:val="auto"/>
-                <w:lang w:val="en-US" w:eastAsia="zh-CN"/>
-              </w:rPr>
               <w:t>1</w:t>
             </w:r>
           </w:p>
@@ -4921,11 +4835,6 @@
               </w:rPr>
             </w:pPr>
             <w:r>
-              <w:rPr>
-                <w:rFonts w:hint="eastAsia"/>
-                <w:color w:val="auto"/>
-                <w:lang w:val="en-US" w:eastAsia="zh-CN"/>
-              </w:rPr>
               <w:t>ADD</w:t>
             </w:r>
           </w:p>
@@ -4965,11 +4874,6 @@
               </w:rPr>
             </w:pPr>
             <w:r>
-              <w:rPr>
-                <w:rFonts w:hint="eastAsia"/>
-                <w:color w:val="auto"/>
-                <w:lang w:val="en-US" w:eastAsia="zh-CN"/>
-              </w:rPr>
               <w:t>0110011</w:t>
             </w:r>
           </w:p>
@@ -5009,11 +4913,6 @@
               </w:rPr>
             </w:pPr>
             <w:r>
-              <w:rPr>
-                <w:rFonts w:hint="eastAsia"/>
-                <w:color w:val="auto"/>
-                <w:lang w:val="en-US" w:eastAsia="zh-CN"/>
-              </w:rPr>
               <w:t>000</w:t>
             </w:r>
           </w:p>
@@ -5053,11 +4952,6 @@
               </w:rPr>
             </w:pPr>
             <w:r>
-              <w:rPr>
-                <w:rFonts w:hint="eastAsia"/>
-                <w:color w:val="auto"/>
-                <w:lang w:val="en-US" w:eastAsia="zh-CN"/>
-              </w:rPr>
               <w:t>0000000</w:t>
             </w:r>
           </w:p>
@@ -5097,10 +4991,6 @@
               </w:rPr>
             </w:pPr>
             <w:r>
-              <w:rPr>
-                <w:rFonts w:hint="eastAsia"/>
-                <w:color w:val="auto"/>
-              </w:rPr>
               <w:t>rd = rs1 + rs2</w:t>
             </w:r>
           </w:p>
@@ -5131,7 +5021,7 @@
           <w:tcPr>
             <w:tcW w:w="881" w:type="dxa"/>
             <w:tcBorders>
-              <w:top w:val="nil"/>
+              <w:top w:val="single" w:color="auto" w:sz="4" w:space="0"/>
               <w:left w:val="nil"/>
               <w:bottom w:val="nil"/>
               <w:right w:val="nil"/>
@@ -5162,11 +5052,6 @@
               </w:rPr>
             </w:pPr>
             <w:r>
-              <w:rPr>
-                <w:rFonts w:hint="eastAsia"/>
-                <w:color w:val="auto"/>
-                <w:lang w:val="en-US" w:eastAsia="zh-CN"/>
-              </w:rPr>
               <w:t>2</w:t>
             </w:r>
           </w:p>
@@ -5175,7 +5060,7 @@
           <w:tcPr>
             <w:tcW w:w="1156" w:type="dxa"/>
             <w:tcBorders>
-              <w:top w:val="nil"/>
+              <w:top w:val="single" w:color="auto" w:sz="4" w:space="0"/>
               <w:left w:val="nil"/>
               <w:bottom w:val="nil"/>
               <w:right w:val="nil"/>
@@ -5206,11 +5091,6 @@
               </w:rPr>
             </w:pPr>
             <w:r>
-              <w:rPr>
-                <w:rFonts w:hint="eastAsia"/>
-                <w:color w:val="auto"/>
-                <w:lang w:val="en-US" w:eastAsia="zh-CN"/>
-              </w:rPr>
               <w:t>SUB</w:t>
             </w:r>
           </w:p>
@@ -5219,7 +5099,7 @@
           <w:tcPr>
             <w:tcW w:w="0" w:type="auto"/>
             <w:tcBorders>
-              <w:top w:val="nil"/>
+              <w:top w:val="single" w:color="auto" w:sz="4" w:space="0"/>
               <w:left w:val="nil"/>
               <w:bottom w:val="nil"/>
               <w:right w:val="nil"/>
@@ -5250,11 +5130,6 @@
               </w:rPr>
             </w:pPr>
             <w:r>
-              <w:rPr>
-                <w:rFonts w:hint="eastAsia"/>
-                <w:color w:val="auto"/>
-                <w:lang w:val="en-US" w:eastAsia="zh-CN"/>
-              </w:rPr>
               <w:t>0110011</w:t>
             </w:r>
           </w:p>
@@ -5263,7 +5138,7 @@
           <w:tcPr>
             <w:tcW w:w="0" w:type="auto"/>
             <w:tcBorders>
-              <w:top w:val="nil"/>
+              <w:top w:val="single" w:color="auto" w:sz="4" w:space="0"/>
               <w:left w:val="nil"/>
               <w:bottom w:val="nil"/>
               <w:right w:val="nil"/>
@@ -5294,11 +5169,6 @@
               </w:rPr>
             </w:pPr>
             <w:r>
-              <w:rPr>
-                <w:rFonts w:hint="eastAsia"/>
-                <w:color w:val="auto"/>
-                <w:lang w:val="en-US" w:eastAsia="zh-CN"/>
-              </w:rPr>
               <w:t>000</w:t>
             </w:r>
           </w:p>
@@ -5307,7 +5177,7 @@
           <w:tcPr>
             <w:tcW w:w="0" w:type="auto"/>
             <w:tcBorders>
-              <w:top w:val="nil"/>
+              <w:top w:val="single" w:color="auto" w:sz="4" w:space="0"/>
               <w:left w:val="nil"/>
               <w:bottom w:val="nil"/>
               <w:right w:val="nil"/>
@@ -5338,11 +5208,6 @@
               </w:rPr>
             </w:pPr>
             <w:r>
-              <w:rPr>
-                <w:rFonts w:hint="eastAsia"/>
-                <w:color w:val="auto"/>
-                <w:lang w:val="en-US" w:eastAsia="zh-CN"/>
-              </w:rPr>
               <w:t>0100000</w:t>
             </w:r>
           </w:p>
@@ -5351,7 +5216,7 @@
           <w:tcPr>
             <w:tcW w:w="3444" w:type="dxa"/>
             <w:tcBorders>
-              <w:top w:val="nil"/>
+              <w:top w:val="single" w:color="auto" w:sz="4" w:space="0"/>
               <w:left w:val="nil"/>
               <w:bottom w:val="nil"/>
               <w:right w:val="nil"/>
@@ -5382,10 +5247,6 @@
               </w:rPr>
             </w:pPr>
             <w:r>
-              <w:rPr>
-                <w:rFonts w:hint="eastAsia"/>
-                <w:color w:val="auto"/>
-              </w:rPr>
               <w:t>rd = rs1 - rs2</w:t>
             </w:r>
           </w:p>
@@ -5416,7 +5277,7 @@
           <w:tcPr>
             <w:tcW w:w="881" w:type="dxa"/>
             <w:tcBorders>
-              <w:top w:val="nil"/>
+              <w:top w:val="single" w:color="auto" w:sz="4" w:space="0"/>
               <w:left w:val="nil"/>
               <w:bottom w:val="nil"/>
               <w:right w:val="nil"/>
@@ -5447,11 +5308,6 @@
               </w:rPr>
             </w:pPr>
             <w:r>
-              <w:rPr>
-                <w:rFonts w:hint="eastAsia"/>
-                <w:color w:val="auto"/>
-                <w:lang w:val="en-US" w:eastAsia="zh-CN"/>
-              </w:rPr>
               <w:t>3</w:t>
             </w:r>
           </w:p>
@@ -5460,7 +5316,7 @@
           <w:tcPr>
             <w:tcW w:w="1156" w:type="dxa"/>
             <w:tcBorders>
-              <w:top w:val="nil"/>
+              <w:top w:val="single" w:color="auto" w:sz="4" w:space="0"/>
               <w:left w:val="nil"/>
               <w:bottom w:val="nil"/>
               <w:right w:val="nil"/>
@@ -5491,11 +5347,6 @@
               </w:rPr>
             </w:pPr>
             <w:r>
-              <w:rPr>
-                <w:rFonts w:hint="eastAsia"/>
-                <w:color w:val="auto"/>
-                <w:lang w:val="en-US" w:eastAsia="zh-CN"/>
-              </w:rPr>
               <w:t>SLL</w:t>
             </w:r>
           </w:p>
@@ -5504,7 +5355,7 @@
           <w:tcPr>
             <w:tcW w:w="0" w:type="auto"/>
             <w:tcBorders>
-              <w:top w:val="nil"/>
+              <w:top w:val="single" w:color="auto" w:sz="4" w:space="0"/>
               <w:left w:val="nil"/>
               <w:bottom w:val="nil"/>
               <w:right w:val="nil"/>
@@ -5535,11 +5386,6 @@
               </w:rPr>
             </w:pPr>
             <w:r>
-              <w:rPr>
-                <w:rFonts w:hint="eastAsia"/>
-                <w:color w:val="auto"/>
-                <w:lang w:val="en-US" w:eastAsia="zh-CN"/>
-              </w:rPr>
               <w:t>0110011</w:t>
             </w:r>
           </w:p>
@@ -5548,7 +5394,7 @@
           <w:tcPr>
             <w:tcW w:w="0" w:type="auto"/>
             <w:tcBorders>
-              <w:top w:val="nil"/>
+              <w:top w:val="single" w:color="auto" w:sz="4" w:space="0"/>
               <w:left w:val="nil"/>
               <w:bottom w:val="nil"/>
               <w:right w:val="nil"/>
@@ -5579,11 +5425,6 @@
               </w:rPr>
             </w:pPr>
             <w:r>
-              <w:rPr>
-                <w:rFonts w:hint="eastAsia"/>
-                <w:color w:val="auto"/>
-                <w:lang w:val="en-US" w:eastAsia="zh-CN"/>
-              </w:rPr>
               <w:t>001</w:t>
             </w:r>
           </w:p>
@@ -5592,7 +5433,7 @@
           <w:tcPr>
             <w:tcW w:w="0" w:type="auto"/>
             <w:tcBorders>
-              <w:top w:val="nil"/>
+              <w:top w:val="single" w:color="auto" w:sz="4" w:space="0"/>
               <w:left w:val="nil"/>
               <w:bottom w:val="nil"/>
               <w:right w:val="nil"/>
@@ -5623,11 +5464,6 @@
               </w:rPr>
             </w:pPr>
             <w:r>
-              <w:rPr>
-                <w:rFonts w:hint="eastAsia"/>
-                <w:color w:val="auto"/>
-                <w:lang w:val="en-US" w:eastAsia="zh-CN"/>
-              </w:rPr>
               <w:t>0000000</w:t>
             </w:r>
           </w:p>
@@ -5636,7 +5472,7 @@
           <w:tcPr>
             <w:tcW w:w="3444" w:type="dxa"/>
             <w:tcBorders>
-              <w:top w:val="nil"/>
+              <w:top w:val="single" w:color="auto" w:sz="4" w:space="0"/>
               <w:left w:val="nil"/>
               <w:bottom w:val="nil"/>
               <w:right w:val="nil"/>
@@ -5667,10 +5503,6 @@
               </w:rPr>
             </w:pPr>
             <w:r>
-              <w:rPr>
-                <w:rFonts w:hint="eastAsia"/>
-                <w:color w:val="auto"/>
-              </w:rPr>
               <w:t>rd = rs1 &lt;&lt; rs2[4:0]</w:t>
             </w:r>
           </w:p>
@@ -5701,7 +5533,7 @@
           <w:tcPr>
             <w:tcW w:w="881" w:type="dxa"/>
             <w:tcBorders>
-              <w:top w:val="nil"/>
+              <w:top w:val="single" w:color="auto" w:sz="4" w:space="0"/>
               <w:left w:val="nil"/>
               <w:bottom w:val="nil"/>
               <w:right w:val="nil"/>
@@ -5732,11 +5564,6 @@
               </w:rPr>
             </w:pPr>
             <w:r>
-              <w:rPr>
-                <w:rFonts w:hint="eastAsia"/>
-                <w:color w:val="auto"/>
-                <w:lang w:val="en-US" w:eastAsia="zh-CN"/>
-              </w:rPr>
               <w:t>4</w:t>
             </w:r>
           </w:p>
@@ -5745,7 +5572,7 @@
           <w:tcPr>
             <w:tcW w:w="1156" w:type="dxa"/>
             <w:tcBorders>
-              <w:top w:val="nil"/>
+              <w:top w:val="single" w:color="auto" w:sz="4" w:space="0"/>
               <w:left w:val="nil"/>
               <w:bottom w:val="nil"/>
               <w:right w:val="nil"/>
@@ -5776,11 +5603,6 @@
               </w:rPr>
             </w:pPr>
             <w:r>
-              <w:rPr>
-                <w:rFonts w:hint="eastAsia"/>
-                <w:color w:val="auto"/>
-                <w:lang w:val="en-US" w:eastAsia="zh-CN"/>
-              </w:rPr>
               <w:t>SLT</w:t>
             </w:r>
           </w:p>
@@ -5789,7 +5611,7 @@
           <w:tcPr>
             <w:tcW w:w="0" w:type="auto"/>
             <w:tcBorders>
-              <w:top w:val="nil"/>
+              <w:top w:val="single" w:color="auto" w:sz="4" w:space="0"/>
               <w:left w:val="nil"/>
               <w:bottom w:val="nil"/>
               <w:right w:val="nil"/>
@@ -5820,11 +5642,6 @@
               </w:rPr>
             </w:pPr>
             <w:r>
-              <w:rPr>
-                <w:rFonts w:hint="eastAsia"/>
-                <w:color w:val="auto"/>
-                <w:lang w:val="en-US" w:eastAsia="zh-CN"/>
-              </w:rPr>
               <w:t>0110011</w:t>
             </w:r>
           </w:p>
@@ -5833,7 +5650,7 @@
           <w:tcPr>
             <w:tcW w:w="0" w:type="auto"/>
             <w:tcBorders>
-              <w:top w:val="nil"/>
+              <w:top w:val="single" w:color="auto" w:sz="4" w:space="0"/>
               <w:left w:val="nil"/>
               <w:bottom w:val="nil"/>
               <w:right w:val="nil"/>
@@ -5864,11 +5681,6 @@
               </w:rPr>
             </w:pPr>
             <w:r>
-              <w:rPr>
-                <w:rFonts w:hint="eastAsia"/>
-                <w:color w:val="auto"/>
-                <w:lang w:val="en-US" w:eastAsia="zh-CN"/>
-              </w:rPr>
               <w:t>010</w:t>
             </w:r>
           </w:p>
@@ -5877,7 +5689,7 @@
           <w:tcPr>
             <w:tcW w:w="0" w:type="auto"/>
             <w:tcBorders>
-              <w:top w:val="nil"/>
+              <w:top w:val="single" w:color="auto" w:sz="4" w:space="0"/>
               <w:left w:val="nil"/>
               <w:bottom w:val="nil"/>
               <w:right w:val="nil"/>
@@ -5908,11 +5720,6 @@
               </w:rPr>
             </w:pPr>
             <w:r>
-              <w:rPr>
-                <w:rFonts w:hint="eastAsia"/>
-                <w:color w:val="auto"/>
-                <w:lang w:val="en-US" w:eastAsia="zh-CN"/>
-              </w:rPr>
               <w:t>0000000</w:t>
             </w:r>
           </w:p>
@@ -5921,7 +5728,7 @@
           <w:tcPr>
             <w:tcW w:w="3444" w:type="dxa"/>
             <w:tcBorders>
-              <w:top w:val="nil"/>
+              <w:top w:val="single" w:color="auto" w:sz="4" w:space="0"/>
               <w:left w:val="nil"/>
               <w:bottom w:val="nil"/>
               <w:right w:val="nil"/>
@@ -5952,10 +5759,6 @@
               </w:rPr>
             </w:pPr>
             <w:r>
-              <w:rPr>
-                <w:rFonts w:hint="eastAsia"/>
-                <w:color w:val="auto"/>
-              </w:rPr>
               <w:t>rd = ($signed(rs1) &lt; $signed(rs2)) ? 1 : 0</w:t>
             </w:r>
           </w:p>
@@ -5986,7 +5789,7 @@
           <w:tcPr>
             <w:tcW w:w="881" w:type="dxa"/>
             <w:tcBorders>
-              <w:top w:val="nil"/>
+              <w:top w:val="single" w:color="auto" w:sz="4" w:space="0"/>
               <w:left w:val="nil"/>
               <w:bottom w:val="nil"/>
               <w:right w:val="nil"/>
@@ -6017,11 +5820,6 @@
               </w:rPr>
             </w:pPr>
             <w:r>
-              <w:rPr>
-                <w:rFonts w:hint="eastAsia"/>
-                <w:color w:val="auto"/>
-                <w:lang w:val="en-US" w:eastAsia="zh-CN"/>
-              </w:rPr>
               <w:t>5</w:t>
             </w:r>
           </w:p>
@@ -6030,7 +5828,7 @@
           <w:tcPr>
             <w:tcW w:w="1156" w:type="dxa"/>
             <w:tcBorders>
-              <w:top w:val="nil"/>
+              <w:top w:val="single" w:color="auto" w:sz="4" w:space="0"/>
               <w:left w:val="nil"/>
               <w:bottom w:val="nil"/>
               <w:right w:val="nil"/>
@@ -6061,11 +5859,6 @@
               </w:rPr>
             </w:pPr>
             <w:r>
-              <w:rPr>
-                <w:rFonts w:hint="eastAsia"/>
-                <w:color w:val="auto"/>
-                <w:lang w:val="en-US" w:eastAsia="zh-CN"/>
-              </w:rPr>
               <w:t>SLTU</w:t>
             </w:r>
           </w:p>
@@ -6074,7 +5867,7 @@
           <w:tcPr>
             <w:tcW w:w="0" w:type="auto"/>
             <w:tcBorders>
-              <w:top w:val="nil"/>
+              <w:top w:val="single" w:color="auto" w:sz="4" w:space="0"/>
               <w:left w:val="nil"/>
               <w:bottom w:val="nil"/>
               <w:right w:val="nil"/>
@@ -6105,11 +5898,6 @@
               </w:rPr>
             </w:pPr>
             <w:r>
-              <w:rPr>
-                <w:rFonts w:hint="eastAsia"/>
-                <w:color w:val="auto"/>
-                <w:lang w:val="en-US" w:eastAsia="zh-CN"/>
-              </w:rPr>
               <w:t>0110011</w:t>
             </w:r>
           </w:p>
@@ -6118,7 +5906,7 @@
           <w:tcPr>
             <w:tcW w:w="0" w:type="auto"/>
             <w:tcBorders>
-              <w:top w:val="nil"/>
+              <w:top w:val="single" w:color="auto" w:sz="4" w:space="0"/>
               <w:left w:val="nil"/>
               <w:bottom w:val="nil"/>
               <w:right w:val="nil"/>
@@ -6149,11 +5937,6 @@
               </w:rPr>
             </w:pPr>
             <w:r>
-              <w:rPr>
-                <w:rFonts w:hint="eastAsia"/>
-                <w:color w:val="auto"/>
-                <w:lang w:val="en-US" w:eastAsia="zh-CN"/>
-              </w:rPr>
               <w:t>011</w:t>
             </w:r>
           </w:p>
@@ -6162,7 +5945,7 @@
           <w:tcPr>
             <w:tcW w:w="0" w:type="auto"/>
             <w:tcBorders>
-              <w:top w:val="nil"/>
+              <w:top w:val="single" w:color="auto" w:sz="4" w:space="0"/>
               <w:left w:val="nil"/>
               <w:bottom w:val="nil"/>
               <w:right w:val="nil"/>
@@ -6193,11 +5976,6 @@
               </w:rPr>
             </w:pPr>
             <w:r>
-              <w:rPr>
-                <w:rFonts w:hint="eastAsia"/>
-                <w:color w:val="auto"/>
-                <w:lang w:val="en-US" w:eastAsia="zh-CN"/>
-              </w:rPr>
               <w:t>0000000</w:t>
             </w:r>
           </w:p>
@@ -6206,7 +5984,7 @@
           <w:tcPr>
             <w:tcW w:w="3444" w:type="dxa"/>
             <w:tcBorders>
-              <w:top w:val="nil"/>
+              <w:top w:val="single" w:color="auto" w:sz="4" w:space="0"/>
               <w:left w:val="nil"/>
               <w:bottom w:val="nil"/>
               <w:right w:val="nil"/>
@@ -6237,10 +6015,6 @@
               </w:rPr>
             </w:pPr>
             <w:r>
-              <w:rPr>
-                <w:rFonts w:hint="eastAsia"/>
-                <w:color w:val="auto"/>
-              </w:rPr>
               <w:t>rd = (rs1 &lt; rs2) ? 1 : 0</w:t>
             </w:r>
           </w:p>
@@ -6271,7 +6045,7 @@
           <w:tcPr>
             <w:tcW w:w="881" w:type="dxa"/>
             <w:tcBorders>
-              <w:top w:val="nil"/>
+              <w:top w:val="single" w:color="auto" w:sz="4" w:space="0"/>
               <w:left w:val="nil"/>
               <w:bottom w:val="nil"/>
               <w:right w:val="nil"/>
@@ -6302,11 +6076,6 @@
               </w:rPr>
             </w:pPr>
             <w:r>
-              <w:rPr>
-                <w:rFonts w:hint="eastAsia"/>
-                <w:color w:val="auto"/>
-                <w:lang w:val="en-US" w:eastAsia="zh-CN"/>
-              </w:rPr>
               <w:t>6</w:t>
             </w:r>
           </w:p>
@@ -6315,7 +6084,7 @@
           <w:tcPr>
             <w:tcW w:w="1156" w:type="dxa"/>
             <w:tcBorders>
-              <w:top w:val="nil"/>
+              <w:top w:val="single" w:color="auto" w:sz="4" w:space="0"/>
               <w:left w:val="nil"/>
               <w:bottom w:val="nil"/>
               <w:right w:val="nil"/>
@@ -6346,11 +6115,6 @@
               </w:rPr>
             </w:pPr>
             <w:r>
-              <w:rPr>
-                <w:rFonts w:hint="eastAsia"/>
-                <w:color w:val="auto"/>
-                <w:lang w:val="en-US" w:eastAsia="zh-CN"/>
-              </w:rPr>
               <w:t>XOR</w:t>
             </w:r>
           </w:p>
@@ -6359,7 +6123,7 @@
           <w:tcPr>
             <w:tcW w:w="0" w:type="auto"/>
             <w:tcBorders>
-              <w:top w:val="nil"/>
+              <w:top w:val="single" w:color="auto" w:sz="4" w:space="0"/>
               <w:left w:val="nil"/>
               <w:bottom w:val="nil"/>
               <w:right w:val="nil"/>
@@ -6390,11 +6154,6 @@
               </w:rPr>
             </w:pPr>
             <w:r>
-              <w:rPr>
-                <w:rFonts w:hint="eastAsia"/>
-                <w:color w:val="auto"/>
-                <w:lang w:val="en-US" w:eastAsia="zh-CN"/>
-              </w:rPr>
               <w:t>0110011</w:t>
             </w:r>
           </w:p>
@@ -6403,7 +6162,7 @@
           <w:tcPr>
             <w:tcW w:w="0" w:type="auto"/>
             <w:tcBorders>
-              <w:top w:val="nil"/>
+              <w:top w:val="single" w:color="auto" w:sz="4" w:space="0"/>
               <w:left w:val="nil"/>
               <w:bottom w:val="nil"/>
               <w:right w:val="nil"/>
@@ -6434,11 +6193,6 @@
               </w:rPr>
             </w:pPr>
             <w:r>
-              <w:rPr>
-                <w:rFonts w:hint="eastAsia"/>
-                <w:color w:val="auto"/>
-                <w:lang w:val="en-US" w:eastAsia="zh-CN"/>
-              </w:rPr>
               <w:t>100</w:t>
             </w:r>
           </w:p>
@@ -6447,7 +6201,7 @@
           <w:tcPr>
             <w:tcW w:w="0" w:type="auto"/>
             <w:tcBorders>
-              <w:top w:val="nil"/>
+              <w:top w:val="single" w:color="auto" w:sz="4" w:space="0"/>
               <w:left w:val="nil"/>
               <w:bottom w:val="nil"/>
               <w:right w:val="nil"/>
@@ -6478,11 +6232,6 @@
               </w:rPr>
             </w:pPr>
             <w:r>
-              <w:rPr>
-                <w:rFonts w:hint="eastAsia"/>
-                <w:color w:val="auto"/>
-                <w:lang w:val="en-US" w:eastAsia="zh-CN"/>
-              </w:rPr>
               <w:t>0000000</w:t>
             </w:r>
           </w:p>
@@ -6491,7 +6240,7 @@
           <w:tcPr>
             <w:tcW w:w="3444" w:type="dxa"/>
             <w:tcBorders>
-              <w:top w:val="nil"/>
+              <w:top w:val="single" w:color="auto" w:sz="4" w:space="0"/>
               <w:left w:val="nil"/>
               <w:bottom w:val="nil"/>
               <w:right w:val="nil"/>
@@ -6522,10 +6271,6 @@
               </w:rPr>
             </w:pPr>
             <w:r>
-              <w:rPr>
-                <w:rFonts w:hint="eastAsia"/>
-                <w:color w:val="auto"/>
-              </w:rPr>
               <w:t>rd = rs1 ^ rs2</w:t>
             </w:r>
           </w:p>
@@ -6556,7 +6301,7 @@
           <w:tcPr>
             <w:tcW w:w="881" w:type="dxa"/>
             <w:tcBorders>
-              <w:top w:val="nil"/>
+              <w:top w:val="single" w:color="auto" w:sz="4" w:space="0"/>
               <w:left w:val="nil"/>
               <w:bottom w:val="nil"/>
               <w:right w:val="nil"/>
@@ -6587,11 +6332,6 @@
               </w:rPr>
             </w:pPr>
             <w:r>
-              <w:rPr>
-                <w:rFonts w:hint="eastAsia"/>
-                <w:color w:val="auto"/>
-                <w:lang w:val="en-US" w:eastAsia="zh-CN"/>
-              </w:rPr>
               <w:t>7</w:t>
             </w:r>
           </w:p>
@@ -6600,7 +6340,7 @@
           <w:tcPr>
             <w:tcW w:w="1156" w:type="dxa"/>
             <w:tcBorders>
-              <w:top w:val="nil"/>
+              <w:top w:val="single" w:color="auto" w:sz="4" w:space="0"/>
               <w:left w:val="nil"/>
               <w:bottom w:val="nil"/>
               <w:right w:val="nil"/>
@@ -6631,11 +6371,6 @@
               </w:rPr>
             </w:pPr>
             <w:r>
-              <w:rPr>
-                <w:rFonts w:hint="eastAsia"/>
-                <w:color w:val="auto"/>
-                <w:lang w:val="en-US" w:eastAsia="zh-CN"/>
-              </w:rPr>
               <w:t>SRL</w:t>
             </w:r>
           </w:p>
@@ -6644,7 +6379,7 @@
           <w:tcPr>
             <w:tcW w:w="0" w:type="auto"/>
             <w:tcBorders>
-              <w:top w:val="nil"/>
+              <w:top w:val="single" w:color="auto" w:sz="4" w:space="0"/>
               <w:left w:val="nil"/>
               <w:bottom w:val="nil"/>
               <w:right w:val="nil"/>
@@ -6675,11 +6410,6 @@
               </w:rPr>
             </w:pPr>
             <w:r>
-              <w:rPr>
-                <w:rFonts w:hint="eastAsia"/>
-                <w:color w:val="auto"/>
-                <w:lang w:val="en-US" w:eastAsia="zh-CN"/>
-              </w:rPr>
               <w:t>0110011</w:t>
             </w:r>
           </w:p>
@@ -6688,7 +6418,7 @@
           <w:tcPr>
             <w:tcW w:w="0" w:type="auto"/>
             <w:tcBorders>
-              <w:top w:val="nil"/>
+              <w:top w:val="single" w:color="auto" w:sz="4" w:space="0"/>
               <w:left w:val="nil"/>
               <w:bottom w:val="nil"/>
               <w:right w:val="nil"/>
@@ -6719,11 +6449,6 @@
               </w:rPr>
             </w:pPr>
             <w:r>
-              <w:rPr>
-                <w:rFonts w:hint="eastAsia"/>
-                <w:color w:val="auto"/>
-                <w:lang w:val="en-US" w:eastAsia="zh-CN"/>
-              </w:rPr>
               <w:t>101</w:t>
             </w:r>
           </w:p>
@@ -6732,7 +6457,7 @@
           <w:tcPr>
             <w:tcW w:w="0" w:type="auto"/>
             <w:tcBorders>
-              <w:top w:val="nil"/>
+              <w:top w:val="single" w:color="auto" w:sz="4" w:space="0"/>
               <w:left w:val="nil"/>
               <w:bottom w:val="nil"/>
               <w:right w:val="nil"/>
@@ -6763,11 +6488,6 @@
               </w:rPr>
             </w:pPr>
             <w:r>
-              <w:rPr>
-                <w:rFonts w:hint="eastAsia"/>
-                <w:color w:val="auto"/>
-                <w:lang w:val="en-US" w:eastAsia="zh-CN"/>
-              </w:rPr>
               <w:t>0000000</w:t>
             </w:r>
           </w:p>
@@ -6776,7 +6496,7 @@
           <w:tcPr>
             <w:tcW w:w="3444" w:type="dxa"/>
             <w:tcBorders>
-              <w:top w:val="nil"/>
+              <w:top w:val="single" w:color="auto" w:sz="4" w:space="0"/>
               <w:left w:val="nil"/>
               <w:bottom w:val="nil"/>
               <w:right w:val="nil"/>
@@ -6807,10 +6527,6 @@
               </w:rPr>
             </w:pPr>
             <w:r>
-              <w:rPr>
-                <w:rFonts w:hint="eastAsia"/>
-                <w:color w:val="auto"/>
-              </w:rPr>
               <w:t>rd = rs1 &gt;&gt; rs2[4:0]</w:t>
             </w:r>
           </w:p>
@@ -6841,7 +6557,7 @@
           <w:tcPr>
             <w:tcW w:w="881" w:type="dxa"/>
             <w:tcBorders>
-              <w:top w:val="nil"/>
+              <w:top w:val="single" w:color="auto" w:sz="4" w:space="0"/>
               <w:left w:val="nil"/>
               <w:bottom w:val="nil"/>
               <w:right w:val="nil"/>
@@ -6872,11 +6588,6 @@
               </w:rPr>
             </w:pPr>
             <w:r>
-              <w:rPr>
-                <w:rFonts w:hint="eastAsia"/>
-                <w:color w:val="auto"/>
-                <w:lang w:val="en-US" w:eastAsia="zh-CN"/>
-              </w:rPr>
               <w:t>8</w:t>
             </w:r>
           </w:p>
@@ -6885,7 +6596,7 @@
           <w:tcPr>
             <w:tcW w:w="1156" w:type="dxa"/>
             <w:tcBorders>
-              <w:top w:val="nil"/>
+              <w:top w:val="single" w:color="auto" w:sz="4" w:space="0"/>
               <w:left w:val="nil"/>
               <w:bottom w:val="nil"/>
               <w:right w:val="nil"/>
@@ -6916,11 +6627,6 @@
               </w:rPr>
             </w:pPr>
             <w:r>
-              <w:rPr>
-                <w:rFonts w:hint="eastAsia"/>
-                <w:color w:val="auto"/>
-                <w:lang w:val="en-US" w:eastAsia="zh-CN"/>
-              </w:rPr>
               <w:t>SRA</w:t>
             </w:r>
           </w:p>
@@ -6929,7 +6635,7 @@
           <w:tcPr>
             <w:tcW w:w="0" w:type="auto"/>
             <w:tcBorders>
-              <w:top w:val="nil"/>
+              <w:top w:val="single" w:color="auto" w:sz="4" w:space="0"/>
               <w:left w:val="nil"/>
               <w:bottom w:val="nil"/>
               <w:right w:val="nil"/>
@@ -6960,11 +6666,6 @@
               </w:rPr>
             </w:pPr>
             <w:r>
-              <w:rPr>
-                <w:rFonts w:hint="eastAsia"/>
-                <w:color w:val="auto"/>
-                <w:lang w:val="en-US" w:eastAsia="zh-CN"/>
-              </w:rPr>
               <w:t>0110011</w:t>
             </w:r>
           </w:p>
@@ -6973,7 +6674,7 @@
           <w:tcPr>
             <w:tcW w:w="0" w:type="auto"/>
             <w:tcBorders>
-              <w:top w:val="nil"/>
+              <w:top w:val="single" w:color="auto" w:sz="4" w:space="0"/>
               <w:left w:val="nil"/>
               <w:bottom w:val="nil"/>
               <w:right w:val="nil"/>
@@ -7004,11 +6705,6 @@
               </w:rPr>
             </w:pPr>
             <w:r>
-              <w:rPr>
-                <w:rFonts w:hint="eastAsia"/>
-                <w:color w:val="auto"/>
-                <w:lang w:val="en-US" w:eastAsia="zh-CN"/>
-              </w:rPr>
               <w:t>101</w:t>
             </w:r>
           </w:p>
@@ -7017,7 +6713,7 @@
           <w:tcPr>
             <w:tcW w:w="0" w:type="auto"/>
             <w:tcBorders>
-              <w:top w:val="nil"/>
+              <w:top w:val="single" w:color="auto" w:sz="4" w:space="0"/>
               <w:left w:val="nil"/>
               <w:bottom w:val="nil"/>
               <w:right w:val="nil"/>
@@ -7048,11 +6744,6 @@
               </w:rPr>
             </w:pPr>
             <w:r>
-              <w:rPr>
-                <w:rFonts w:hint="eastAsia"/>
-                <w:color w:val="auto"/>
-                <w:lang w:val="en-US" w:eastAsia="zh-CN"/>
-              </w:rPr>
               <w:t>0100000</w:t>
             </w:r>
           </w:p>
@@ -7061,7 +6752,7 @@
           <w:tcPr>
             <w:tcW w:w="3444" w:type="dxa"/>
             <w:tcBorders>
-              <w:top w:val="nil"/>
+              <w:top w:val="single" w:color="auto" w:sz="4" w:space="0"/>
               <w:left w:val="nil"/>
               <w:bottom w:val="nil"/>
               <w:right w:val="nil"/>
@@ -7092,10 +6783,6 @@
               </w:rPr>
             </w:pPr>
             <w:r>
-              <w:rPr>
-                <w:rFonts w:hint="eastAsia"/>
-                <w:color w:val="auto"/>
-              </w:rPr>
               <w:t>rd = $signed(rs1) &gt;&gt;&gt; rs2[4:0]</w:t>
             </w:r>
           </w:p>
@@ -7126,7 +6813,7 @@
           <w:tcPr>
             <w:tcW w:w="881" w:type="dxa"/>
             <w:tcBorders>
-              <w:top w:val="nil"/>
+              <w:top w:val="single" w:color="auto" w:sz="4" w:space="0"/>
               <w:left w:val="nil"/>
               <w:bottom w:val="nil"/>
               <w:right w:val="nil"/>
@@ -7157,11 +6844,6 @@
               </w:rPr>
             </w:pPr>
             <w:r>
-              <w:rPr>
-                <w:rFonts w:hint="eastAsia"/>
-                <w:color w:val="auto"/>
-                <w:lang w:val="en-US" w:eastAsia="zh-CN"/>
-              </w:rPr>
               <w:t>9</w:t>
             </w:r>
           </w:p>
@@ -7170,7 +6852,7 @@
           <w:tcPr>
             <w:tcW w:w="1156" w:type="dxa"/>
             <w:tcBorders>
-              <w:top w:val="nil"/>
+              <w:top w:val="single" w:color="auto" w:sz="4" w:space="0"/>
               <w:left w:val="nil"/>
               <w:bottom w:val="nil"/>
               <w:right w:val="nil"/>
@@ -7201,11 +6883,6 @@
               </w:rPr>
             </w:pPr>
             <w:r>
-              <w:rPr>
-                <w:rFonts w:hint="eastAsia"/>
-                <w:color w:val="auto"/>
-                <w:lang w:val="en-US" w:eastAsia="zh-CN"/>
-              </w:rPr>
               <w:t>OR</w:t>
             </w:r>
           </w:p>
@@ -7214,7 +6891,7 @@
           <w:tcPr>
             <w:tcW w:w="0" w:type="auto"/>
             <w:tcBorders>
-              <w:top w:val="nil"/>
+              <w:top w:val="single" w:color="auto" w:sz="4" w:space="0"/>
               <w:left w:val="nil"/>
               <w:bottom w:val="nil"/>
               <w:right w:val="nil"/>
@@ -7245,11 +6922,6 @@
               </w:rPr>
             </w:pPr>
             <w:r>
-              <w:rPr>
-                <w:rFonts w:hint="eastAsia"/>
-                <w:color w:val="auto"/>
-                <w:lang w:val="en-US" w:eastAsia="zh-CN"/>
-              </w:rPr>
               <w:t>0110011</w:t>
             </w:r>
           </w:p>
@@ -7258,7 +6930,7 @@
           <w:tcPr>
             <w:tcW w:w="0" w:type="auto"/>
             <w:tcBorders>
-              <w:top w:val="nil"/>
+              <w:top w:val="single" w:color="auto" w:sz="4" w:space="0"/>
               <w:left w:val="nil"/>
               <w:bottom w:val="nil"/>
               <w:right w:val="nil"/>
@@ -7289,11 +6961,6 @@
               </w:rPr>
             </w:pPr>
             <w:r>
-              <w:rPr>
-                <w:rFonts w:hint="eastAsia"/>
-                <w:color w:val="auto"/>
-                <w:lang w:val="en-US" w:eastAsia="zh-CN"/>
-              </w:rPr>
               <w:t>110</w:t>
             </w:r>
           </w:p>
@@ -7302,7 +6969,7 @@
           <w:tcPr>
             <w:tcW w:w="0" w:type="auto"/>
             <w:tcBorders>
-              <w:top w:val="nil"/>
+              <w:top w:val="single" w:color="auto" w:sz="4" w:space="0"/>
               <w:left w:val="nil"/>
               <w:bottom w:val="nil"/>
               <w:right w:val="nil"/>
@@ -7333,11 +7000,6 @@
               </w:rPr>
             </w:pPr>
             <w:r>
-              <w:rPr>
-                <w:rFonts w:hint="eastAsia"/>
-                <w:color w:val="auto"/>
-                <w:lang w:val="en-US" w:eastAsia="zh-CN"/>
-              </w:rPr>
               <w:t>0000000</w:t>
             </w:r>
           </w:p>
@@ -7346,7 +7008,7 @@
           <w:tcPr>
             <w:tcW w:w="3444" w:type="dxa"/>
             <w:tcBorders>
-              <w:top w:val="nil"/>
+              <w:top w:val="single" w:color="auto" w:sz="4" w:space="0"/>
               <w:left w:val="nil"/>
               <w:bottom w:val="nil"/>
               <w:right w:val="nil"/>
@@ -7377,10 +7039,6 @@
               </w:rPr>
             </w:pPr>
             <w:r>
-              <w:rPr>
-                <w:rFonts w:hint="eastAsia"/>
-                <w:color w:val="auto"/>
-              </w:rPr>
               <w:t>rd = rs1 | rs2</w:t>
             </w:r>
           </w:p>
@@ -7411,7 +7069,7 @@
           <w:tcPr>
             <w:tcW w:w="881" w:type="dxa"/>
             <w:tcBorders>
-              <w:top w:val="nil"/>
+              <w:top w:val="single" w:color="auto" w:sz="4" w:space="0"/>
               <w:left w:val="nil"/>
               <w:bottom w:val="nil"/>
               <w:right w:val="nil"/>
@@ -7442,11 +7100,6 @@
               </w:rPr>
             </w:pPr>
             <w:r>
-              <w:rPr>
-                <w:rFonts w:hint="eastAsia"/>
-                <w:color w:val="auto"/>
-                <w:lang w:val="en-US" w:eastAsia="zh-CN"/>
-              </w:rPr>
               <w:t>10</w:t>
             </w:r>
           </w:p>
@@ -7455,7 +7108,7 @@
           <w:tcPr>
             <w:tcW w:w="1156" w:type="dxa"/>
             <w:tcBorders>
-              <w:top w:val="nil"/>
+              <w:top w:val="single" w:color="auto" w:sz="4" w:space="0"/>
               <w:left w:val="nil"/>
               <w:bottom w:val="nil"/>
               <w:right w:val="nil"/>
@@ -7486,11 +7139,6 @@
               </w:rPr>
             </w:pPr>
             <w:r>
-              <w:rPr>
-                <w:rFonts w:hint="eastAsia"/>
-                <w:color w:val="auto"/>
-                <w:lang w:val="en-US" w:eastAsia="zh-CN"/>
-              </w:rPr>
               <w:t>AND</w:t>
             </w:r>
           </w:p>
@@ -7499,7 +7147,7 @@
           <w:tcPr>
             <w:tcW w:w="0" w:type="auto"/>
             <w:tcBorders>
-              <w:top w:val="nil"/>
+              <w:top w:val="single" w:color="auto" w:sz="4" w:space="0"/>
               <w:left w:val="nil"/>
               <w:bottom w:val="nil"/>
               <w:right w:val="nil"/>
@@ -7530,11 +7178,6 @@
               </w:rPr>
             </w:pPr>
             <w:r>
-              <w:rPr>
-                <w:rFonts w:hint="eastAsia"/>
-                <w:color w:val="auto"/>
-                <w:lang w:val="en-US" w:eastAsia="zh-CN"/>
-              </w:rPr>
               <w:t>0110011</w:t>
             </w:r>
           </w:p>
@@ -7543,7 +7186,7 @@
           <w:tcPr>
             <w:tcW w:w="0" w:type="auto"/>
             <w:tcBorders>
-              <w:top w:val="nil"/>
+              <w:top w:val="single" w:color="auto" w:sz="4" w:space="0"/>
               <w:left w:val="nil"/>
               <w:bottom w:val="nil"/>
               <w:right w:val="nil"/>
@@ -7574,11 +7217,6 @@
               </w:rPr>
             </w:pPr>
             <w:r>
-              <w:rPr>
-                <w:rFonts w:hint="eastAsia"/>
-                <w:color w:val="auto"/>
-                <w:lang w:val="en-US" w:eastAsia="zh-CN"/>
-              </w:rPr>
               <w:t>111</w:t>
             </w:r>
           </w:p>
@@ -7587,7 +7225,7 @@
           <w:tcPr>
             <w:tcW w:w="0" w:type="auto"/>
             <w:tcBorders>
-              <w:top w:val="nil"/>
+              <w:top w:val="single" w:color="auto" w:sz="4" w:space="0"/>
               <w:left w:val="nil"/>
               <w:bottom w:val="nil"/>
               <w:right w:val="nil"/>
@@ -7618,11 +7256,6 @@
               </w:rPr>
             </w:pPr>
             <w:r>
-              <w:rPr>
-                <w:rFonts w:hint="eastAsia"/>
-                <w:color w:val="auto"/>
-                <w:lang w:val="en-US" w:eastAsia="zh-CN"/>
-              </w:rPr>
               <w:t>0000000</w:t>
             </w:r>
           </w:p>
@@ -7631,7 +7264,7 @@
           <w:tcPr>
             <w:tcW w:w="3444" w:type="dxa"/>
             <w:tcBorders>
-              <w:top w:val="nil"/>
+              <w:top w:val="single" w:color="auto" w:sz="4" w:space="0"/>
               <w:left w:val="nil"/>
               <w:bottom w:val="nil"/>
               <w:right w:val="nil"/>
@@ -7662,10 +7295,6 @@
               </w:rPr>
             </w:pPr>
             <w:r>
-              <w:rPr>
-                <w:rFonts w:hint="eastAsia"/>
-                <w:color w:val="auto"/>
-              </w:rPr>
               <w:t>rd = rs1 &amp; rs2</w:t>
             </w:r>
           </w:p>
@@ -7696,7 +7325,7 @@
           <w:tcPr>
             <w:tcW w:w="881" w:type="dxa"/>
             <w:tcBorders>
-              <w:top w:val="nil"/>
+              <w:top w:val="single" w:color="auto" w:sz="4" w:space="0"/>
               <w:left w:val="nil"/>
               <w:bottom w:val="nil"/>
               <w:right w:val="nil"/>
@@ -7727,11 +7356,6 @@
               </w:rPr>
             </w:pPr>
             <w:r>
-              <w:rPr>
-                <w:rFonts w:hint="eastAsia"/>
-                <w:color w:val="auto"/>
-                <w:lang w:val="en-US" w:eastAsia="zh-CN"/>
-              </w:rPr>
               <w:t>11</w:t>
             </w:r>
           </w:p>
@@ -7740,7 +7364,7 @@
           <w:tcPr>
             <w:tcW w:w="1156" w:type="dxa"/>
             <w:tcBorders>
-              <w:top w:val="nil"/>
+              <w:top w:val="single" w:color="auto" w:sz="4" w:space="0"/>
               <w:left w:val="nil"/>
               <w:bottom w:val="nil"/>
               <w:right w:val="nil"/>
@@ -7771,11 +7395,6 @@
               </w:rPr>
             </w:pPr>
             <w:r>
-              <w:rPr>
-                <w:rFonts w:hint="eastAsia"/>
-                <w:color w:val="auto"/>
-                <w:lang w:val="en-US" w:eastAsia="zh-CN"/>
-              </w:rPr>
               <w:t>ADDI</w:t>
             </w:r>
           </w:p>
@@ -7784,7 +7403,7 @@
           <w:tcPr>
             <w:tcW w:w="0" w:type="auto"/>
             <w:tcBorders>
-              <w:top w:val="nil"/>
+              <w:top w:val="single" w:color="auto" w:sz="4" w:space="0"/>
               <w:left w:val="nil"/>
               <w:bottom w:val="nil"/>
               <w:right w:val="nil"/>
@@ -7815,11 +7434,6 @@
               </w:rPr>
             </w:pPr>
             <w:r>
-              <w:rPr>
-                <w:rFonts w:hint="eastAsia"/>
-                <w:color w:val="auto"/>
-                <w:lang w:val="en-US" w:eastAsia="zh-CN"/>
-              </w:rPr>
               <w:t>0010011</w:t>
             </w:r>
           </w:p>
@@ -7828,7 +7442,7 @@
           <w:tcPr>
             <w:tcW w:w="0" w:type="auto"/>
             <w:tcBorders>
-              <w:top w:val="nil"/>
+              <w:top w:val="single" w:color="auto" w:sz="4" w:space="0"/>
               <w:left w:val="nil"/>
               <w:bottom w:val="nil"/>
               <w:right w:val="nil"/>
@@ -7859,11 +7473,6 @@
               </w:rPr>
             </w:pPr>
             <w:r>
-              <w:rPr>
-                <w:rFonts w:hint="eastAsia"/>
-                <w:color w:val="auto"/>
-                <w:lang w:val="en-US" w:eastAsia="zh-CN"/>
-              </w:rPr>
               <w:t>000</w:t>
             </w:r>
           </w:p>
@@ -7872,7 +7481,7 @@
           <w:tcPr>
             <w:tcW w:w="0" w:type="auto"/>
             <w:tcBorders>
-              <w:top w:val="nil"/>
+              <w:top w:val="single" w:color="auto" w:sz="4" w:space="0"/>
               <w:left w:val="nil"/>
               <w:bottom w:val="nil"/>
               <w:right w:val="nil"/>
@@ -7903,11 +7512,6 @@
               </w:rPr>
             </w:pPr>
             <w:r>
-              <w:rPr>
-                <w:rFonts w:hint="eastAsia"/>
-                <w:color w:val="auto"/>
-                <w:lang w:val="en-US" w:eastAsia="zh-CN"/>
-              </w:rPr>
               <w:t>/</w:t>
             </w:r>
           </w:p>
@@ -7916,7 +7520,7 @@
           <w:tcPr>
             <w:tcW w:w="3444" w:type="dxa"/>
             <w:tcBorders>
-              <w:top w:val="nil"/>
+              <w:top w:val="single" w:color="auto" w:sz="4" w:space="0"/>
               <w:left w:val="nil"/>
               <w:bottom w:val="nil"/>
               <w:right w:val="nil"/>
@@ -7947,10 +7551,6 @@
               </w:rPr>
             </w:pPr>
             <w:r>
-              <w:rPr>
-                <w:rFonts w:hint="eastAsia"/>
-                <w:color w:val="auto"/>
-              </w:rPr>
               <w:t>rd = rs1 + imm</w:t>
             </w:r>
           </w:p>
@@ -7981,7 +7581,7 @@
           <w:tcPr>
             <w:tcW w:w="881" w:type="dxa"/>
             <w:tcBorders>
-              <w:top w:val="nil"/>
+              <w:top w:val="single" w:color="auto" w:sz="4" w:space="0"/>
               <w:left w:val="nil"/>
               <w:bottom w:val="nil"/>
               <w:right w:val="nil"/>
@@ -8012,11 +7612,6 @@
               </w:rPr>
             </w:pPr>
             <w:r>
-              <w:rPr>
-                <w:rFonts w:hint="eastAsia"/>
-                <w:color w:val="auto"/>
-                <w:lang w:val="en-US" w:eastAsia="zh-CN"/>
-              </w:rPr>
               <w:t>12</w:t>
             </w:r>
           </w:p>
@@ -8025,7 +7620,7 @@
           <w:tcPr>
             <w:tcW w:w="1156" w:type="dxa"/>
             <w:tcBorders>
-              <w:top w:val="nil"/>
+              <w:top w:val="single" w:color="auto" w:sz="4" w:space="0"/>
               <w:left w:val="nil"/>
               <w:bottom w:val="nil"/>
               <w:right w:val="nil"/>
@@ -8056,12 +7651,7 @@
               </w:rPr>
             </w:pPr>
             <w:r>
-              <w:rPr>
-                <w:rFonts w:hint="eastAsia"/>
-                <w:color w:val="auto"/>
-                <w:lang w:val="en-US" w:eastAsia="zh-CN"/>
-              </w:rPr>
-              <w:t>LW</w:t>
+              <w:t>SLTI</w:t>
             </w:r>
           </w:p>
         </w:tc>
@@ -8069,7 +7659,7 @@
           <w:tcPr>
             <w:tcW w:w="0" w:type="auto"/>
             <w:tcBorders>
-              <w:top w:val="nil"/>
+              <w:top w:val="single" w:color="auto" w:sz="4" w:space="0"/>
               <w:left w:val="nil"/>
               <w:bottom w:val="nil"/>
               <w:right w:val="nil"/>
@@ -8100,12 +7690,7 @@
               </w:rPr>
             </w:pPr>
             <w:r>
-              <w:rPr>
-                <w:rFonts w:hint="eastAsia"/>
-                <w:color w:val="auto"/>
-                <w:lang w:val="en-US" w:eastAsia="zh-CN"/>
-              </w:rPr>
-              <w:t>0000011</w:t>
+              <w:t>0010011</w:t>
             </w:r>
           </w:p>
         </w:tc>
@@ -8113,7 +7698,7 @@
           <w:tcPr>
             <w:tcW w:w="0" w:type="auto"/>
             <w:tcBorders>
-              <w:top w:val="nil"/>
+              <w:top w:val="single" w:color="auto" w:sz="4" w:space="0"/>
               <w:left w:val="nil"/>
               <w:bottom w:val="nil"/>
               <w:right w:val="nil"/>
@@ -8144,11 +7729,6 @@
               </w:rPr>
             </w:pPr>
             <w:r>
-              <w:rPr>
-                <w:rFonts w:hint="eastAsia"/>
-                <w:color w:val="auto"/>
-                <w:lang w:val="en-US" w:eastAsia="zh-CN"/>
-              </w:rPr>
               <w:t>010</w:t>
             </w:r>
           </w:p>
@@ -8157,7 +7737,7 @@
           <w:tcPr>
             <w:tcW w:w="0" w:type="auto"/>
             <w:tcBorders>
-              <w:top w:val="nil"/>
+              <w:top w:val="single" w:color="auto" w:sz="4" w:space="0"/>
               <w:left w:val="nil"/>
               <w:bottom w:val="nil"/>
               <w:right w:val="nil"/>
@@ -8188,11 +7768,6 @@
               </w:rPr>
             </w:pPr>
             <w:r>
-              <w:rPr>
-                <w:rFonts w:hint="eastAsia"/>
-                <w:color w:val="auto"/>
-                <w:lang w:val="en-US" w:eastAsia="zh-CN"/>
-              </w:rPr>
               <w:t>/</w:t>
             </w:r>
           </w:p>
@@ -8201,7 +7776,7 @@
           <w:tcPr>
             <w:tcW w:w="3444" w:type="dxa"/>
             <w:tcBorders>
-              <w:top w:val="nil"/>
+              <w:top w:val="single" w:color="auto" w:sz="4" w:space="0"/>
               <w:left w:val="nil"/>
               <w:bottom w:val="nil"/>
               <w:right w:val="nil"/>
@@ -8232,11 +7807,7 @@
               </w:rPr>
             </w:pPr>
             <w:r>
-              <w:rPr>
-                <w:rFonts w:hint="eastAsia"/>
-                <w:color w:val="auto"/>
-              </w:rPr>
-              <w:t>rd = M[rs1 + imm][31:0]</w:t>
+              <w:t>rd = ($signed(rs1) &lt; $signed(imm)) ? 1 : 0</w:t>
             </w:r>
           </w:p>
         </w:tc>
@@ -8266,7 +7837,7 @@
           <w:tcPr>
             <w:tcW w:w="881" w:type="dxa"/>
             <w:tcBorders>
-              <w:top w:val="nil"/>
+              <w:top w:val="single" w:color="auto" w:sz="4" w:space="0"/>
               <w:left w:val="nil"/>
               <w:bottom w:val="nil"/>
               <w:right w:val="nil"/>
@@ -8297,11 +7868,6 @@
               </w:rPr>
             </w:pPr>
             <w:r>
-              <w:rPr>
-                <w:rFonts w:hint="eastAsia"/>
-                <w:color w:val="auto"/>
-                <w:lang w:val="en-US" w:eastAsia="zh-CN"/>
-              </w:rPr>
               <w:t>13</w:t>
             </w:r>
           </w:p>
@@ -8310,7 +7876,7 @@
           <w:tcPr>
             <w:tcW w:w="1156" w:type="dxa"/>
             <w:tcBorders>
-              <w:top w:val="nil"/>
+              <w:top w:val="single" w:color="auto" w:sz="4" w:space="0"/>
               <w:left w:val="nil"/>
               <w:bottom w:val="nil"/>
               <w:right w:val="nil"/>
@@ -8341,12 +7907,7 @@
               </w:rPr>
             </w:pPr>
             <w:r>
-              <w:rPr>
-                <w:rFonts w:hint="eastAsia"/>
-                <w:color w:val="auto"/>
-                <w:lang w:val="en-US" w:eastAsia="zh-CN"/>
-              </w:rPr>
-              <w:t>SW</w:t>
+              <w:t>SLTIU</w:t>
             </w:r>
           </w:p>
         </w:tc>
@@ -8354,7 +7915,7 @@
           <w:tcPr>
             <w:tcW w:w="0" w:type="auto"/>
             <w:tcBorders>
-              <w:top w:val="nil"/>
+              <w:top w:val="single" w:color="auto" w:sz="4" w:space="0"/>
               <w:left w:val="nil"/>
               <w:bottom w:val="nil"/>
               <w:right w:val="nil"/>
@@ -8385,12 +7946,7 @@
               </w:rPr>
             </w:pPr>
             <w:r>
-              <w:rPr>
-                <w:rFonts w:hint="eastAsia"/>
-                <w:color w:val="auto"/>
-                <w:lang w:val="en-US" w:eastAsia="zh-CN"/>
-              </w:rPr>
-              <w:t>0100011</w:t>
+              <w:t>0010011</w:t>
             </w:r>
           </w:p>
         </w:tc>
@@ -8398,7 +7954,7 @@
           <w:tcPr>
             <w:tcW w:w="0" w:type="auto"/>
             <w:tcBorders>
-              <w:top w:val="nil"/>
+              <w:top w:val="single" w:color="auto" w:sz="4" w:space="0"/>
               <w:left w:val="nil"/>
               <w:bottom w:val="nil"/>
               <w:right w:val="nil"/>
@@ -8429,12 +7985,7 @@
               </w:rPr>
             </w:pPr>
             <w:r>
-              <w:rPr>
-                <w:rFonts w:hint="eastAsia"/>
-                <w:color w:val="auto"/>
-                <w:lang w:val="en-US" w:eastAsia="zh-CN"/>
-              </w:rPr>
-              <w:t>010</w:t>
+              <w:t>011</w:t>
             </w:r>
           </w:p>
         </w:tc>
@@ -8442,7 +7993,7 @@
           <w:tcPr>
             <w:tcW w:w="0" w:type="auto"/>
             <w:tcBorders>
-              <w:top w:val="nil"/>
+              <w:top w:val="single" w:color="auto" w:sz="4" w:space="0"/>
               <w:left w:val="nil"/>
               <w:bottom w:val="nil"/>
               <w:right w:val="nil"/>
@@ -8473,11 +8024,6 @@
               </w:rPr>
             </w:pPr>
             <w:r>
-              <w:rPr>
-                <w:rFonts w:hint="eastAsia"/>
-                <w:color w:val="auto"/>
-                <w:lang w:val="en-US" w:eastAsia="zh-CN"/>
-              </w:rPr>
               <w:t>/</w:t>
             </w:r>
           </w:p>
@@ -8486,7 +8032,7 @@
           <w:tcPr>
             <w:tcW w:w="3444" w:type="dxa"/>
             <w:tcBorders>
-              <w:top w:val="nil"/>
+              <w:top w:val="single" w:color="auto" w:sz="4" w:space="0"/>
               <w:left w:val="nil"/>
               <w:bottom w:val="nil"/>
               <w:right w:val="nil"/>
@@ -8517,11 +8063,7 @@
               </w:rPr>
             </w:pPr>
             <w:r>
-              <w:rPr>
-                <w:rFonts w:hint="eastAsia"/>
-                <w:color w:val="auto"/>
-              </w:rPr>
-              <w:t>M[rs1 + imm][31:0] = rs2</w:t>
+              <w:t>rd = (rs1 &lt; imm) ? 1 : 0</w:t>
             </w:r>
           </w:p>
         </w:tc>
@@ -8551,7 +8093,7 @@
           <w:tcPr>
             <w:tcW w:w="881" w:type="dxa"/>
             <w:tcBorders>
-              <w:top w:val="nil"/>
+              <w:top w:val="single" w:color="auto" w:sz="4" w:space="0"/>
               <w:left w:val="nil"/>
               <w:bottom w:val="nil"/>
               <w:right w:val="nil"/>
@@ -8582,11 +8124,6 @@
               </w:rPr>
             </w:pPr>
             <w:r>
-              <w:rPr>
-                <w:rFonts w:hint="eastAsia"/>
-                <w:color w:val="auto"/>
-                <w:lang w:val="en-US" w:eastAsia="zh-CN"/>
-              </w:rPr>
               <w:t>14</w:t>
             </w:r>
           </w:p>
@@ -8595,7 +8132,7 @@
           <w:tcPr>
             <w:tcW w:w="1156" w:type="dxa"/>
             <w:tcBorders>
-              <w:top w:val="nil"/>
+              <w:top w:val="single" w:color="auto" w:sz="4" w:space="0"/>
               <w:left w:val="nil"/>
               <w:bottom w:val="nil"/>
               <w:right w:val="nil"/>
@@ -8626,12 +8163,7 @@
               </w:rPr>
             </w:pPr>
             <w:r>
-              <w:rPr>
-                <w:rFonts w:hint="eastAsia"/>
-                <w:color w:val="auto"/>
-                <w:lang w:val="en-US" w:eastAsia="zh-CN"/>
-              </w:rPr>
-              <w:t>BEQ</w:t>
+              <w:t>XORI</w:t>
             </w:r>
           </w:p>
         </w:tc>
@@ -8639,7 +8171,7 @@
           <w:tcPr>
             <w:tcW w:w="0" w:type="auto"/>
             <w:tcBorders>
-              <w:top w:val="nil"/>
+              <w:top w:val="single" w:color="auto" w:sz="4" w:space="0"/>
               <w:left w:val="nil"/>
               <w:bottom w:val="nil"/>
               <w:right w:val="nil"/>
@@ -8670,12 +8202,7 @@
               </w:rPr>
             </w:pPr>
             <w:r>
-              <w:rPr>
-                <w:rFonts w:hint="eastAsia"/>
-                <w:color w:val="auto"/>
-                <w:lang w:val="en-US" w:eastAsia="zh-CN"/>
-              </w:rPr>
-              <w:t>1100011</w:t>
+              <w:t>0010011</w:t>
             </w:r>
           </w:p>
         </w:tc>
@@ -8683,7 +8210,7 @@
           <w:tcPr>
             <w:tcW w:w="0" w:type="auto"/>
             <w:tcBorders>
-              <w:top w:val="nil"/>
+              <w:top w:val="single" w:color="auto" w:sz="4" w:space="0"/>
               <w:left w:val="nil"/>
               <w:bottom w:val="nil"/>
               <w:right w:val="nil"/>
@@ -8714,12 +8241,7 @@
               </w:rPr>
             </w:pPr>
             <w:r>
-              <w:rPr>
-                <w:rFonts w:hint="eastAsia"/>
-                <w:color w:val="auto"/>
-                <w:lang w:val="en-US" w:eastAsia="zh-CN"/>
-              </w:rPr>
-              <w:t>000</w:t>
+              <w:t>100</w:t>
             </w:r>
           </w:p>
         </w:tc>
@@ -8727,7 +8249,7 @@
           <w:tcPr>
             <w:tcW w:w="0" w:type="auto"/>
             <w:tcBorders>
-              <w:top w:val="nil"/>
+              <w:top w:val="single" w:color="auto" w:sz="4" w:space="0"/>
               <w:left w:val="nil"/>
               <w:bottom w:val="nil"/>
               <w:right w:val="nil"/>
@@ -8758,11 +8280,6 @@
               </w:rPr>
             </w:pPr>
             <w:r>
-              <w:rPr>
-                <w:rFonts w:hint="eastAsia"/>
-                <w:color w:val="auto"/>
-                <w:lang w:val="en-US" w:eastAsia="zh-CN"/>
-              </w:rPr>
               <w:t>/</w:t>
             </w:r>
           </w:p>
@@ -8771,7 +8288,7 @@
           <w:tcPr>
             <w:tcW w:w="3444" w:type="dxa"/>
             <w:tcBorders>
-              <w:top w:val="nil"/>
+              <w:top w:val="single" w:color="auto" w:sz="4" w:space="0"/>
               <w:left w:val="nil"/>
               <w:bottom w:val="nil"/>
               <w:right w:val="nil"/>
@@ -8802,11 +8319,7 @@
               </w:rPr>
             </w:pPr>
             <w:r>
-              <w:rPr>
-                <w:rFonts w:hint="eastAsia"/>
-                <w:color w:val="auto"/>
-              </w:rPr>
-              <w:t>if (rs1 == rs2) PC = PC + imm</w:t>
+              <w:t>rd = rs1 ^ imm</w:t>
             </w:r>
           </w:p>
         </w:tc>
@@ -8836,7 +8349,7 @@
           <w:tcPr>
             <w:tcW w:w="881" w:type="dxa"/>
             <w:tcBorders>
-              <w:top w:val="nil"/>
+              <w:top w:val="single" w:color="auto" w:sz="4" w:space="0"/>
               <w:left w:val="nil"/>
               <w:bottom w:val="nil"/>
               <w:right w:val="nil"/>
@@ -8867,11 +8380,6 @@
               </w:rPr>
             </w:pPr>
             <w:r>
-              <w:rPr>
-                <w:rFonts w:hint="eastAsia"/>
-                <w:color w:val="auto"/>
-                <w:lang w:val="en-US" w:eastAsia="zh-CN"/>
-              </w:rPr>
               <w:t>15</w:t>
             </w:r>
           </w:p>
@@ -8880,7 +8388,7 @@
           <w:tcPr>
             <w:tcW w:w="1156" w:type="dxa"/>
             <w:tcBorders>
-              <w:top w:val="nil"/>
+              <w:top w:val="single" w:color="auto" w:sz="4" w:space="0"/>
               <w:left w:val="nil"/>
               <w:bottom w:val="nil"/>
               <w:right w:val="nil"/>
@@ -8911,12 +8419,7 @@
               </w:rPr>
             </w:pPr>
             <w:r>
-              <w:rPr>
-                <w:rFonts w:hint="eastAsia"/>
-                <w:color w:val="auto"/>
-                <w:lang w:val="en-US" w:eastAsia="zh-CN"/>
-              </w:rPr>
-              <w:t>BNE</w:t>
+              <w:t>ORI</w:t>
             </w:r>
           </w:p>
         </w:tc>
@@ -8924,7 +8427,7 @@
           <w:tcPr>
             <w:tcW w:w="0" w:type="auto"/>
             <w:tcBorders>
-              <w:top w:val="nil"/>
+              <w:top w:val="single" w:color="auto" w:sz="4" w:space="0"/>
               <w:left w:val="nil"/>
               <w:bottom w:val="nil"/>
               <w:right w:val="nil"/>
@@ -8955,12 +8458,7 @@
               </w:rPr>
             </w:pPr>
             <w:r>
-              <w:rPr>
-                <w:rFonts w:hint="eastAsia"/>
-                <w:color w:val="auto"/>
-                <w:lang w:val="en-US" w:eastAsia="zh-CN"/>
-              </w:rPr>
-              <w:t>1100011</w:t>
+              <w:t>0010011</w:t>
             </w:r>
           </w:p>
         </w:tc>
@@ -8968,7 +8466,7 @@
           <w:tcPr>
             <w:tcW w:w="0" w:type="auto"/>
             <w:tcBorders>
-              <w:top w:val="nil"/>
+              <w:top w:val="single" w:color="auto" w:sz="4" w:space="0"/>
               <w:left w:val="nil"/>
               <w:bottom w:val="nil"/>
               <w:right w:val="nil"/>
@@ -8999,12 +8497,7 @@
               </w:rPr>
             </w:pPr>
             <w:r>
-              <w:rPr>
-                <w:rFonts w:hint="eastAsia"/>
-                <w:color w:val="auto"/>
-                <w:lang w:val="en-US" w:eastAsia="zh-CN"/>
-              </w:rPr>
-              <w:t>001</w:t>
+              <w:t>110</w:t>
             </w:r>
           </w:p>
         </w:tc>
@@ -9012,7 +8505,7 @@
           <w:tcPr>
             <w:tcW w:w="0" w:type="auto"/>
             <w:tcBorders>
-              <w:top w:val="nil"/>
+              <w:top w:val="single" w:color="auto" w:sz="4" w:space="0"/>
               <w:left w:val="nil"/>
               <w:bottom w:val="nil"/>
               <w:right w:val="nil"/>
@@ -9043,11 +8536,6 @@
               </w:rPr>
             </w:pPr>
             <w:r>
-              <w:rPr>
-                <w:rFonts w:hint="eastAsia"/>
-                <w:color w:val="auto"/>
-                <w:lang w:val="en-US" w:eastAsia="zh-CN"/>
-              </w:rPr>
               <w:t>/</w:t>
             </w:r>
           </w:p>
@@ -9056,7 +8544,7 @@
           <w:tcPr>
             <w:tcW w:w="3444" w:type="dxa"/>
             <w:tcBorders>
-              <w:top w:val="nil"/>
+              <w:top w:val="single" w:color="auto" w:sz="4" w:space="0"/>
               <w:left w:val="nil"/>
               <w:bottom w:val="nil"/>
               <w:right w:val="nil"/>
@@ -9087,11 +8575,7 @@
               </w:rPr>
             </w:pPr>
             <w:r>
-              <w:rPr>
-                <w:rFonts w:hint="eastAsia"/>
-                <w:color w:val="auto"/>
-              </w:rPr>
-              <w:t>if (rs1 != rs2) PC = PC + imm</w:t>
+              <w:t>rd = rs1 | imm</w:t>
             </w:r>
           </w:p>
         </w:tc>
@@ -9121,7 +8605,7 @@
           <w:tcPr>
             <w:tcW w:w="881" w:type="dxa"/>
             <w:tcBorders>
-              <w:top w:val="nil"/>
+              <w:top w:val="single" w:color="auto" w:sz="4" w:space="0"/>
               <w:left w:val="nil"/>
               <w:bottom w:val="nil"/>
               <w:right w:val="nil"/>
@@ -9152,11 +8636,6 @@
               </w:rPr>
             </w:pPr>
             <w:r>
-              <w:rPr>
-                <w:rFonts w:hint="eastAsia"/>
-                <w:color w:val="auto"/>
-                <w:lang w:val="en-US" w:eastAsia="zh-CN"/>
-              </w:rPr>
               <w:t>16</w:t>
             </w:r>
           </w:p>
@@ -9165,7 +8644,7 @@
           <w:tcPr>
             <w:tcW w:w="1156" w:type="dxa"/>
             <w:tcBorders>
-              <w:top w:val="nil"/>
+              <w:top w:val="single" w:color="auto" w:sz="4" w:space="0"/>
               <w:left w:val="nil"/>
               <w:bottom w:val="nil"/>
               <w:right w:val="nil"/>
@@ -9196,12 +8675,7 @@
               </w:rPr>
             </w:pPr>
             <w:r>
-              <w:rPr>
-                <w:rFonts w:hint="eastAsia"/>
-                <w:color w:val="auto"/>
-                <w:lang w:val="en-US" w:eastAsia="zh-CN"/>
-              </w:rPr>
-              <w:t>BLT</w:t>
+              <w:t>ANDI</w:t>
             </w:r>
           </w:p>
         </w:tc>
@@ -9209,7 +8683,7 @@
           <w:tcPr>
             <w:tcW w:w="0" w:type="auto"/>
             <w:tcBorders>
-              <w:top w:val="nil"/>
+              <w:top w:val="single" w:color="auto" w:sz="4" w:space="0"/>
               <w:left w:val="nil"/>
               <w:bottom w:val="nil"/>
               <w:right w:val="nil"/>
@@ -9240,12 +8714,7 @@
               </w:rPr>
             </w:pPr>
             <w:r>
-              <w:rPr>
-                <w:rFonts w:hint="eastAsia"/>
-                <w:color w:val="auto"/>
-                <w:lang w:val="en-US" w:eastAsia="zh-CN"/>
-              </w:rPr>
-              <w:t>1100011</w:t>
+              <w:t>0010011</w:t>
             </w:r>
           </w:p>
         </w:tc>
@@ -9253,7 +8722,7 @@
           <w:tcPr>
             <w:tcW w:w="0" w:type="auto"/>
             <w:tcBorders>
-              <w:top w:val="nil"/>
+              <w:top w:val="single" w:color="auto" w:sz="4" w:space="0"/>
               <w:left w:val="nil"/>
               <w:bottom w:val="nil"/>
               <w:right w:val="nil"/>
@@ -9284,12 +8753,7 @@
               </w:rPr>
             </w:pPr>
             <w:r>
-              <w:rPr>
-                <w:rFonts w:hint="eastAsia"/>
-                <w:color w:val="auto"/>
-                <w:lang w:val="en-US" w:eastAsia="zh-CN"/>
-              </w:rPr>
-              <w:t>100</w:t>
+              <w:t>111</w:t>
             </w:r>
           </w:p>
         </w:tc>
@@ -9297,7 +8761,7 @@
           <w:tcPr>
             <w:tcW w:w="0" w:type="auto"/>
             <w:tcBorders>
-              <w:top w:val="nil"/>
+              <w:top w:val="single" w:color="auto" w:sz="4" w:space="0"/>
               <w:left w:val="nil"/>
               <w:bottom w:val="nil"/>
               <w:right w:val="nil"/>
@@ -9328,11 +8792,6 @@
               </w:rPr>
             </w:pPr>
             <w:r>
-              <w:rPr>
-                <w:rFonts w:hint="eastAsia"/>
-                <w:color w:val="auto"/>
-                <w:lang w:val="en-US" w:eastAsia="zh-CN"/>
-              </w:rPr>
               <w:t>/</w:t>
             </w:r>
           </w:p>
@@ -9341,7 +8800,7 @@
           <w:tcPr>
             <w:tcW w:w="3444" w:type="dxa"/>
             <w:tcBorders>
-              <w:top w:val="nil"/>
+              <w:top w:val="single" w:color="auto" w:sz="4" w:space="0"/>
               <w:left w:val="nil"/>
               <w:bottom w:val="nil"/>
               <w:right w:val="nil"/>
@@ -9372,11 +8831,7 @@
               </w:rPr>
             </w:pPr>
             <w:r>
-              <w:rPr>
-                <w:rFonts w:hint="eastAsia"/>
-                <w:color w:val="auto"/>
-              </w:rPr>
-              <w:t>if ($signed(rs1) &lt; $signed(rs2)) PC = PC + imm</w:t>
+              <w:t>rd = rs1 &amp; imm</w:t>
             </w:r>
           </w:p>
         </w:tc>
@@ -9406,7 +8861,7 @@
           <w:tcPr>
             <w:tcW w:w="881" w:type="dxa"/>
             <w:tcBorders>
-              <w:top w:val="nil"/>
+              <w:top w:val="single" w:color="auto" w:sz="4" w:space="0"/>
               <w:left w:val="nil"/>
               <w:bottom w:val="nil"/>
               <w:right w:val="nil"/>
@@ -9437,11 +8892,6 @@
               </w:rPr>
             </w:pPr>
             <w:r>
-              <w:rPr>
-                <w:rFonts w:hint="eastAsia"/>
-                <w:color w:val="auto"/>
-                <w:lang w:val="en-US" w:eastAsia="zh-CN"/>
-              </w:rPr>
               <w:t>17</w:t>
             </w:r>
           </w:p>
@@ -9450,7 +8900,7 @@
           <w:tcPr>
             <w:tcW w:w="1156" w:type="dxa"/>
             <w:tcBorders>
-              <w:top w:val="nil"/>
+              <w:top w:val="single" w:color="auto" w:sz="4" w:space="0"/>
               <w:left w:val="nil"/>
               <w:bottom w:val="nil"/>
               <w:right w:val="nil"/>
@@ -9481,12 +8931,7 @@
               </w:rPr>
             </w:pPr>
             <w:r>
-              <w:rPr>
-                <w:rFonts w:hint="eastAsia"/>
-                <w:color w:val="auto"/>
-                <w:lang w:val="en-US" w:eastAsia="zh-CN"/>
-              </w:rPr>
-              <w:t>BGE</w:t>
+              <w:t>SLLI</w:t>
             </w:r>
           </w:p>
         </w:tc>
@@ -9494,7 +8939,7 @@
           <w:tcPr>
             <w:tcW w:w="0" w:type="auto"/>
             <w:tcBorders>
-              <w:top w:val="nil"/>
+              <w:top w:val="single" w:color="auto" w:sz="4" w:space="0"/>
               <w:left w:val="nil"/>
               <w:bottom w:val="nil"/>
               <w:right w:val="nil"/>
@@ -9525,12 +8970,7 @@
               </w:rPr>
             </w:pPr>
             <w:r>
-              <w:rPr>
-                <w:rFonts w:hint="eastAsia"/>
-                <w:color w:val="auto"/>
-                <w:lang w:val="en-US" w:eastAsia="zh-CN"/>
-              </w:rPr>
-              <w:t>1100011</w:t>
+              <w:t>0010011</w:t>
             </w:r>
           </w:p>
         </w:tc>
@@ -9538,7 +8978,7 @@
           <w:tcPr>
             <w:tcW w:w="0" w:type="auto"/>
             <w:tcBorders>
-              <w:top w:val="nil"/>
+              <w:top w:val="single" w:color="auto" w:sz="4" w:space="0"/>
               <w:left w:val="nil"/>
               <w:bottom w:val="nil"/>
               <w:right w:val="nil"/>
@@ -9569,12 +9009,7 @@
               </w:rPr>
             </w:pPr>
             <w:r>
-              <w:rPr>
-                <w:rFonts w:hint="eastAsia"/>
-                <w:color w:val="auto"/>
-                <w:lang w:val="en-US" w:eastAsia="zh-CN"/>
-              </w:rPr>
-              <w:t>101</w:t>
+              <w:t>001</w:t>
             </w:r>
           </w:p>
         </w:tc>
@@ -9582,7 +9017,7 @@
           <w:tcPr>
             <w:tcW w:w="0" w:type="auto"/>
             <w:tcBorders>
-              <w:top w:val="nil"/>
+              <w:top w:val="single" w:color="auto" w:sz="4" w:space="0"/>
               <w:left w:val="nil"/>
               <w:bottom w:val="nil"/>
               <w:right w:val="nil"/>
@@ -9613,12 +9048,7 @@
               </w:rPr>
             </w:pPr>
             <w:r>
-              <w:rPr>
-                <w:rFonts w:hint="eastAsia"/>
-                <w:color w:val="auto"/>
-                <w:lang w:val="en-US" w:eastAsia="zh-CN"/>
-              </w:rPr>
-              <w:t>/</w:t>
+              <w:t>0000000</w:t>
             </w:r>
           </w:p>
         </w:tc>
@@ -9626,7 +9056,7 @@
           <w:tcPr>
             <w:tcW w:w="3444" w:type="dxa"/>
             <w:tcBorders>
-              <w:top w:val="nil"/>
+              <w:top w:val="single" w:color="auto" w:sz="4" w:space="0"/>
               <w:left w:val="nil"/>
               <w:bottom w:val="nil"/>
               <w:right w:val="nil"/>
@@ -9657,11 +9087,7 @@
               </w:rPr>
             </w:pPr>
             <w:r>
-              <w:rPr>
-                <w:rFonts w:hint="eastAsia"/>
-                <w:color w:val="auto"/>
-              </w:rPr>
-              <w:t>if ($signed(rs1) &gt;= $signed(rs2)) PC = PC + imm</w:t>
+              <w:t>rd = rs1 &lt;&lt; shamt</w:t>
             </w:r>
           </w:p>
         </w:tc>
@@ -9691,7 +9117,7 @@
           <w:tcPr>
             <w:tcW w:w="881" w:type="dxa"/>
             <w:tcBorders>
-              <w:top w:val="nil"/>
+              <w:top w:val="single" w:color="auto" w:sz="4" w:space="0"/>
               <w:left w:val="nil"/>
               <w:bottom w:val="nil"/>
               <w:right w:val="nil"/>
@@ -9722,11 +9148,6 @@
               </w:rPr>
             </w:pPr>
             <w:r>
-              <w:rPr>
-                <w:rFonts w:hint="eastAsia"/>
-                <w:color w:val="auto"/>
-                <w:lang w:val="en-US" w:eastAsia="zh-CN"/>
-              </w:rPr>
               <w:t>18</w:t>
             </w:r>
           </w:p>
@@ -9735,7 +9156,7 @@
           <w:tcPr>
             <w:tcW w:w="1156" w:type="dxa"/>
             <w:tcBorders>
-              <w:top w:val="nil"/>
+              <w:top w:val="single" w:color="auto" w:sz="4" w:space="0"/>
               <w:left w:val="nil"/>
               <w:bottom w:val="nil"/>
               <w:right w:val="nil"/>
@@ -9766,12 +9187,7 @@
               </w:rPr>
             </w:pPr>
             <w:r>
-              <w:rPr>
-                <w:rFonts w:hint="eastAsia"/>
-                <w:color w:val="auto"/>
-                <w:lang w:val="en-US" w:eastAsia="zh-CN"/>
-              </w:rPr>
-              <w:t>JAL</w:t>
+              <w:t>SRLI</w:t>
             </w:r>
           </w:p>
         </w:tc>
@@ -9779,7 +9195,7 @@
           <w:tcPr>
             <w:tcW w:w="0" w:type="auto"/>
             <w:tcBorders>
-              <w:top w:val="nil"/>
+              <w:top w:val="single" w:color="auto" w:sz="4" w:space="0"/>
               <w:left w:val="nil"/>
               <w:bottom w:val="nil"/>
               <w:right w:val="nil"/>
@@ -9810,12 +9226,7 @@
               </w:rPr>
             </w:pPr>
             <w:r>
-              <w:rPr>
-                <w:rFonts w:hint="eastAsia"/>
-                <w:color w:val="auto"/>
-                <w:lang w:val="en-US" w:eastAsia="zh-CN"/>
-              </w:rPr>
-              <w:t>1101111</w:t>
+              <w:t>0010011</w:t>
             </w:r>
           </w:p>
         </w:tc>
@@ -9823,7 +9234,7 @@
           <w:tcPr>
             <w:tcW w:w="0" w:type="auto"/>
             <w:tcBorders>
-              <w:top w:val="nil"/>
+              <w:top w:val="single" w:color="auto" w:sz="4" w:space="0"/>
               <w:left w:val="nil"/>
               <w:bottom w:val="nil"/>
               <w:right w:val="nil"/>
@@ -9854,12 +9265,7 @@
               </w:rPr>
             </w:pPr>
             <w:r>
-              <w:rPr>
-                <w:rFonts w:hint="eastAsia"/>
-                <w:color w:val="auto"/>
-                <w:lang w:val="en-US" w:eastAsia="zh-CN"/>
-              </w:rPr>
-              <w:t>/</w:t>
+              <w:t>101</w:t>
             </w:r>
           </w:p>
         </w:tc>
@@ -9867,7 +9273,7 @@
           <w:tcPr>
             <w:tcW w:w="0" w:type="auto"/>
             <w:tcBorders>
-              <w:top w:val="nil"/>
+              <w:top w:val="single" w:color="auto" w:sz="4" w:space="0"/>
               <w:left w:val="nil"/>
               <w:bottom w:val="nil"/>
               <w:right w:val="nil"/>
@@ -9898,12 +9304,7 @@
               </w:rPr>
             </w:pPr>
             <w:r>
-              <w:rPr>
-                <w:rFonts w:hint="eastAsia"/>
-                <w:color w:val="auto"/>
-                <w:lang w:val="en-US" w:eastAsia="zh-CN"/>
-              </w:rPr>
-              <w:t>/</w:t>
+              <w:t>0000000</w:t>
             </w:r>
           </w:p>
         </w:tc>
@@ -9911,7 +9312,7 @@
           <w:tcPr>
             <w:tcW w:w="3444" w:type="dxa"/>
             <w:tcBorders>
-              <w:top w:val="nil"/>
+              <w:top w:val="single" w:color="auto" w:sz="4" w:space="0"/>
               <w:left w:val="nil"/>
               <w:bottom w:val="nil"/>
               <w:right w:val="nil"/>
@@ -9942,11 +9343,7 @@
               </w:rPr>
             </w:pPr>
             <w:r>
-              <w:rPr>
-                <w:rFonts w:hint="eastAsia"/>
-                <w:color w:val="auto"/>
-              </w:rPr>
-              <w:t>rd = PC + 4; PC = PC + imm</w:t>
+              <w:t>rd = rs1 &gt;&gt; shamt</w:t>
             </w:r>
           </w:p>
         </w:tc>
@@ -9976,7 +9373,7 @@
           <w:tcPr>
             <w:tcW w:w="881" w:type="dxa"/>
             <w:tcBorders>
-              <w:top w:val="nil"/>
+              <w:top w:val="single" w:color="auto" w:sz="4" w:space="0"/>
               <w:left w:val="nil"/>
               <w:bottom w:val="nil"/>
               <w:right w:val="nil"/>
@@ -10007,11 +9404,6 @@
               </w:rPr>
             </w:pPr>
             <w:r>
-              <w:rPr>
-                <w:rFonts w:hint="eastAsia"/>
-                <w:color w:val="auto"/>
-                <w:lang w:val="en-US" w:eastAsia="zh-CN"/>
-              </w:rPr>
               <w:t>19</w:t>
             </w:r>
           </w:p>
@@ -10020,7 +9412,7 @@
           <w:tcPr>
             <w:tcW w:w="1156" w:type="dxa"/>
             <w:tcBorders>
-              <w:top w:val="nil"/>
+              <w:top w:val="single" w:color="auto" w:sz="4" w:space="0"/>
               <w:left w:val="nil"/>
               <w:bottom w:val="nil"/>
               <w:right w:val="nil"/>
@@ -10051,12 +9443,7 @@
               </w:rPr>
             </w:pPr>
             <w:r>
-              <w:rPr>
-                <w:rFonts w:hint="eastAsia"/>
-                <w:color w:val="auto"/>
-                <w:lang w:val="en-US" w:eastAsia="zh-CN"/>
-              </w:rPr>
-              <w:t>JALR</w:t>
+              <w:t>SRAI</w:t>
             </w:r>
           </w:p>
         </w:tc>
@@ -10064,7 +9451,7 @@
           <w:tcPr>
             <w:tcW w:w="0" w:type="auto"/>
             <w:tcBorders>
-              <w:top w:val="nil"/>
+              <w:top w:val="single" w:color="auto" w:sz="4" w:space="0"/>
               <w:left w:val="nil"/>
               <w:bottom w:val="nil"/>
               <w:right w:val="nil"/>
@@ -10095,12 +9482,7 @@
               </w:rPr>
             </w:pPr>
             <w:r>
-              <w:rPr>
-                <w:rFonts w:hint="eastAsia"/>
-                <w:color w:val="auto"/>
-                <w:lang w:val="en-US" w:eastAsia="zh-CN"/>
-              </w:rPr>
-              <w:t>1100111</w:t>
+              <w:t>0010011</w:t>
             </w:r>
           </w:p>
         </w:tc>
@@ -10108,7 +9490,7 @@
           <w:tcPr>
             <w:tcW w:w="0" w:type="auto"/>
             <w:tcBorders>
-              <w:top w:val="nil"/>
+              <w:top w:val="single" w:color="auto" w:sz="4" w:space="0"/>
               <w:left w:val="nil"/>
               <w:bottom w:val="nil"/>
               <w:right w:val="nil"/>
@@ -10139,12 +9521,7 @@
               </w:rPr>
             </w:pPr>
             <w:r>
-              <w:rPr>
-                <w:rFonts w:hint="eastAsia"/>
-                <w:color w:val="auto"/>
-                <w:lang w:val="en-US" w:eastAsia="zh-CN"/>
-              </w:rPr>
-              <w:t>000</w:t>
+              <w:t>101</w:t>
             </w:r>
           </w:p>
         </w:tc>
@@ -10152,7 +9529,7 @@
           <w:tcPr>
             <w:tcW w:w="0" w:type="auto"/>
             <w:tcBorders>
-              <w:top w:val="nil"/>
+              <w:top w:val="single" w:color="auto" w:sz="4" w:space="0"/>
               <w:left w:val="nil"/>
               <w:bottom w:val="nil"/>
               <w:right w:val="nil"/>
@@ -10183,12 +9560,7 @@
               </w:rPr>
             </w:pPr>
             <w:r>
-              <w:rPr>
-                <w:rFonts w:hint="eastAsia"/>
-                <w:color w:val="auto"/>
-                <w:lang w:val="en-US" w:eastAsia="zh-CN"/>
-              </w:rPr>
-              <w:t>/</w:t>
+              <w:t>0100000</w:t>
             </w:r>
           </w:p>
         </w:tc>
@@ -10196,7 +9568,7 @@
           <w:tcPr>
             <w:tcW w:w="3444" w:type="dxa"/>
             <w:tcBorders>
-              <w:top w:val="nil"/>
+              <w:top w:val="single" w:color="auto" w:sz="4" w:space="0"/>
               <w:left w:val="nil"/>
               <w:bottom w:val="nil"/>
               <w:right w:val="nil"/>
@@ -10227,11 +9599,7 @@
               </w:rPr>
             </w:pPr>
             <w:r>
-              <w:rPr>
-                <w:rFonts w:hint="eastAsia"/>
-                <w:color w:val="auto"/>
-              </w:rPr>
-              <w:t>rd = PC + 4; PC = (rs1 + imm) &amp; ~1</w:t>
+              <w:t>rd = $signed(rs1) &gt;&gt;&gt; shamt</w:t>
             </w:r>
           </w:p>
         </w:tc>
@@ -10261,7 +9629,7 @@
           <w:tcPr>
             <w:tcW w:w="881" w:type="dxa"/>
             <w:tcBorders>
-              <w:top w:val="nil"/>
+              <w:top w:val="single" w:color="auto" w:sz="4" w:space="0"/>
               <w:left w:val="nil"/>
               <w:bottom w:val="nil"/>
               <w:right w:val="nil"/>
@@ -10292,11 +9660,6 @@
               </w:rPr>
             </w:pPr>
             <w:r>
-              <w:rPr>
-                <w:rFonts w:hint="eastAsia"/>
-                <w:color w:val="auto"/>
-                <w:lang w:val="en-US" w:eastAsia="zh-CN"/>
-              </w:rPr>
               <w:t>20</w:t>
             </w:r>
           </w:p>
@@ -10305,7 +9668,7 @@
           <w:tcPr>
             <w:tcW w:w="1156" w:type="dxa"/>
             <w:tcBorders>
-              <w:top w:val="nil"/>
+              <w:top w:val="single" w:color="auto" w:sz="4" w:space="0"/>
               <w:left w:val="nil"/>
               <w:bottom w:val="nil"/>
               <w:right w:val="nil"/>
@@ -10336,12 +9699,7 @@
               </w:rPr>
             </w:pPr>
             <w:r>
-              <w:rPr>
-                <w:rFonts w:hint="eastAsia"/>
-                <w:color w:val="auto"/>
-                <w:lang w:val="en-US" w:eastAsia="zh-CN"/>
-              </w:rPr>
-              <w:t>LUI</w:t>
+              <w:t>LB</w:t>
             </w:r>
           </w:p>
         </w:tc>
@@ -10349,7 +9707,7 @@
           <w:tcPr>
             <w:tcW w:w="0" w:type="auto"/>
             <w:tcBorders>
-              <w:top w:val="nil"/>
+              <w:top w:val="single" w:color="auto" w:sz="4" w:space="0"/>
               <w:left w:val="nil"/>
               <w:bottom w:val="nil"/>
               <w:right w:val="nil"/>
@@ -10380,12 +9738,7 @@
               </w:rPr>
             </w:pPr>
             <w:r>
-              <w:rPr>
-                <w:rFonts w:hint="eastAsia"/>
-                <w:color w:val="auto"/>
-                <w:lang w:val="en-US" w:eastAsia="zh-CN"/>
-              </w:rPr>
-              <w:t>0110111</w:t>
+              <w:t>0000011</w:t>
             </w:r>
           </w:p>
         </w:tc>
@@ -10393,7 +9746,7 @@
           <w:tcPr>
             <w:tcW w:w="0" w:type="auto"/>
             <w:tcBorders>
-              <w:top w:val="nil"/>
+              <w:top w:val="single" w:color="auto" w:sz="4" w:space="0"/>
               <w:left w:val="nil"/>
               <w:bottom w:val="nil"/>
               <w:right w:val="nil"/>
@@ -10424,12 +9777,7 @@
               </w:rPr>
             </w:pPr>
             <w:r>
-              <w:rPr>
-                <w:rFonts w:hint="eastAsia"/>
-                <w:color w:val="auto"/>
-                <w:lang w:val="en-US" w:eastAsia="zh-CN"/>
-              </w:rPr>
-              <w:t>/</w:t>
+              <w:t>000</w:t>
             </w:r>
           </w:p>
         </w:tc>
@@ -10437,7 +9785,7 @@
           <w:tcPr>
             <w:tcW w:w="0" w:type="auto"/>
             <w:tcBorders>
-              <w:top w:val="nil"/>
+              <w:top w:val="single" w:color="auto" w:sz="4" w:space="0"/>
               <w:left w:val="nil"/>
               <w:bottom w:val="nil"/>
               <w:right w:val="nil"/>
@@ -10468,11 +9816,6 @@
               </w:rPr>
             </w:pPr>
             <w:r>
-              <w:rPr>
-                <w:rFonts w:hint="eastAsia"/>
-                <w:color w:val="auto"/>
-                <w:lang w:val="en-US" w:eastAsia="zh-CN"/>
-              </w:rPr>
               <w:t>/</w:t>
             </w:r>
           </w:p>
@@ -10481,7 +9824,7 @@
           <w:tcPr>
             <w:tcW w:w="3444" w:type="dxa"/>
             <w:tcBorders>
-              <w:top w:val="nil"/>
+              <w:top w:val="single" w:color="auto" w:sz="4" w:space="0"/>
               <w:left w:val="nil"/>
               <w:bottom w:val="nil"/>
               <w:right w:val="nil"/>
@@ -10512,11 +9855,7 @@
               </w:rPr>
             </w:pPr>
             <w:r>
-              <w:rPr>
-                <w:rFonts w:hint="eastAsia"/>
-                <w:color w:val="auto"/>
-              </w:rPr>
-              <w:t>rd = imm &lt;&lt; 12</w:t>
+              <w:t>rd = sign_extend(M[rs1 + imm][7:0])</w:t>
             </w:r>
           </w:p>
         </w:tc>
@@ -10546,7 +9885,7 @@
           <w:tcPr>
             <w:tcW w:w="881" w:type="dxa"/>
             <w:tcBorders>
-              <w:top w:val="nil"/>
+              <w:top w:val="single" w:color="auto" w:sz="4" w:space="0"/>
               <w:left w:val="nil"/>
               <w:bottom w:val="nil"/>
               <w:right w:val="nil"/>
@@ -10577,11 +9916,6 @@
               </w:rPr>
             </w:pPr>
             <w:r>
-              <w:rPr>
-                <w:rFonts w:hint="eastAsia"/>
-                <w:color w:val="auto"/>
-                <w:lang w:val="en-US" w:eastAsia="zh-CN"/>
-              </w:rPr>
               <w:t>21</w:t>
             </w:r>
           </w:p>
@@ -10590,7 +9924,7 @@
           <w:tcPr>
             <w:tcW w:w="1156" w:type="dxa"/>
             <w:tcBorders>
-              <w:top w:val="nil"/>
+              <w:top w:val="single" w:color="auto" w:sz="4" w:space="0"/>
               <w:left w:val="nil"/>
               <w:bottom w:val="nil"/>
               <w:right w:val="nil"/>
@@ -10621,12 +9955,7 @@
               </w:rPr>
             </w:pPr>
             <w:r>
-              <w:rPr>
-                <w:rFonts w:hint="eastAsia"/>
-                <w:color w:val="auto"/>
-                <w:lang w:val="en-US" w:eastAsia="zh-CN"/>
-              </w:rPr>
-              <w:t>AUIPC</w:t>
+              <w:t>LH</w:t>
             </w:r>
           </w:p>
         </w:tc>
@@ -10634,7 +9963,7 @@
           <w:tcPr>
             <w:tcW w:w="0" w:type="auto"/>
             <w:tcBorders>
-              <w:top w:val="nil"/>
+              <w:top w:val="single" w:color="auto" w:sz="4" w:space="0"/>
               <w:left w:val="nil"/>
               <w:bottom w:val="nil"/>
               <w:right w:val="nil"/>
@@ -10665,12 +9994,7 @@
               </w:rPr>
             </w:pPr>
             <w:r>
-              <w:rPr>
-                <w:rFonts w:hint="eastAsia"/>
-                <w:color w:val="auto"/>
-                <w:lang w:val="en-US" w:eastAsia="zh-CN"/>
-              </w:rPr>
-              <w:t>0010111</w:t>
+              <w:t>0000011</w:t>
             </w:r>
           </w:p>
         </w:tc>
@@ -10678,7 +10002,7 @@
           <w:tcPr>
             <w:tcW w:w="0" w:type="auto"/>
             <w:tcBorders>
-              <w:top w:val="nil"/>
+              <w:top w:val="single" w:color="auto" w:sz="4" w:space="0"/>
               <w:left w:val="nil"/>
               <w:bottom w:val="nil"/>
               <w:right w:val="nil"/>
@@ -10709,12 +10033,7 @@
               </w:rPr>
             </w:pPr>
             <w:r>
-              <w:rPr>
-                <w:rFonts w:hint="eastAsia"/>
-                <w:color w:val="auto"/>
-                <w:lang w:val="en-US" w:eastAsia="zh-CN"/>
-              </w:rPr>
-              <w:t>/</w:t>
+              <w:t>001</w:t>
             </w:r>
           </w:p>
         </w:tc>
@@ -10722,7 +10041,7 @@
           <w:tcPr>
             <w:tcW w:w="0" w:type="auto"/>
             <w:tcBorders>
-              <w:top w:val="nil"/>
+              <w:top w:val="single" w:color="auto" w:sz="4" w:space="0"/>
               <w:left w:val="nil"/>
               <w:bottom w:val="nil"/>
               <w:right w:val="nil"/>
@@ -10753,11 +10072,6 @@
               </w:rPr>
             </w:pPr>
             <w:r>
-              <w:rPr>
-                <w:rFonts w:hint="eastAsia"/>
-                <w:color w:val="auto"/>
-                <w:lang w:val="en-US" w:eastAsia="zh-CN"/>
-              </w:rPr>
               <w:t>/</w:t>
             </w:r>
           </w:p>
@@ -10766,7 +10080,7 @@
           <w:tcPr>
             <w:tcW w:w="3444" w:type="dxa"/>
             <w:tcBorders>
-              <w:top w:val="nil"/>
+              <w:top w:val="single" w:color="auto" w:sz="4" w:space="0"/>
               <w:left w:val="nil"/>
               <w:bottom w:val="nil"/>
               <w:right w:val="nil"/>
@@ -10797,11 +10111,7 @@
               </w:rPr>
             </w:pPr>
             <w:r>
-              <w:rPr>
-                <w:rFonts w:hint="eastAsia"/>
-                <w:color w:val="auto"/>
-              </w:rPr>
-              <w:t>rd = PC + (imm &lt;&lt; 12)</w:t>
+              <w:t>rd = sign_extend(M[rs1 + imm][15:0])</w:t>
             </w:r>
           </w:p>
         </w:tc>
@@ -10831,9 +10141,9 @@
           <w:tcPr>
             <w:tcW w:w="881" w:type="dxa"/>
             <w:tcBorders>
-              <w:top w:val="nil"/>
+              <w:top w:val="single" w:color="auto" w:sz="4" w:space="0"/>
               <w:left w:val="nil"/>
-              <w:bottom w:val="single" w:color="auto" w:sz="12" w:space="0"/>
+              <w:bottom w:val="nil"/>
               <w:right w:val="nil"/>
             </w:tcBorders>
             <w:shd w:val="clear" w:color="auto" w:fill="auto"/>
@@ -10862,11 +10172,6 @@
               </w:rPr>
             </w:pPr>
             <w:r>
-              <w:rPr>
-                <w:rFonts w:hint="eastAsia"/>
-                <w:color w:val="auto"/>
-                <w:lang w:val="en-US" w:eastAsia="zh-CN"/>
-              </w:rPr>
               <w:t>22</w:t>
             </w:r>
           </w:p>
@@ -10875,9 +10180,9 @@
           <w:tcPr>
             <w:tcW w:w="1156" w:type="dxa"/>
             <w:tcBorders>
-              <w:top w:val="nil"/>
+              <w:top w:val="single" w:color="auto" w:sz="4" w:space="0"/>
               <w:left w:val="nil"/>
-              <w:bottom w:val="single" w:color="auto" w:sz="12" w:space="0"/>
+              <w:bottom w:val="nil"/>
               <w:right w:val="nil"/>
             </w:tcBorders>
             <w:shd w:val="clear" w:color="auto" w:fill="auto"/>
@@ -10906,22 +10211,17 @@
               </w:rPr>
             </w:pPr>
             <w:r>
-              <w:rPr>
-                <w:rFonts w:hint="eastAsia"/>
-                <w:color w:val="auto"/>
-                <w:lang w:val="en-US" w:eastAsia="zh-CN"/>
-              </w:rPr>
-              <w:t>ECALL</w:t>
+              <w:t>LW</w:t>
             </w:r>
           </w:p>
         </w:tc>
         <w:tc>
           <w:tcPr>
-            <w:tcW w:w="1048" w:type="dxa"/>
+            <w:tcW w:w="0" w:type="auto"/>
             <w:tcBorders>
-              <w:top w:val="nil"/>
+              <w:top w:val="single" w:color="auto" w:sz="4" w:space="0"/>
               <w:left w:val="nil"/>
-              <w:bottom w:val="single" w:color="auto" w:sz="12" w:space="0"/>
+              <w:bottom w:val="nil"/>
               <w:right w:val="nil"/>
             </w:tcBorders>
             <w:shd w:val="clear" w:color="auto" w:fill="auto"/>
@@ -10950,22 +10250,17 @@
               </w:rPr>
             </w:pPr>
             <w:r>
-              <w:rPr>
-                <w:rFonts w:hint="eastAsia"/>
-                <w:color w:val="auto"/>
-                <w:lang w:val="en-US" w:eastAsia="zh-CN"/>
-              </w:rPr>
-              <w:t>1110011</w:t>
+              <w:t>0000011</w:t>
             </w:r>
           </w:p>
         </w:tc>
         <w:tc>
           <w:tcPr>
-            <w:tcW w:w="936" w:type="dxa"/>
+            <w:tcW w:w="0" w:type="auto"/>
             <w:tcBorders>
-              <w:top w:val="nil"/>
+              <w:top w:val="single" w:color="auto" w:sz="4" w:space="0"/>
               <w:left w:val="nil"/>
-              <w:bottom w:val="single" w:color="auto" w:sz="12" w:space="0"/>
+              <w:bottom w:val="nil"/>
               <w:right w:val="nil"/>
             </w:tcBorders>
             <w:shd w:val="clear" w:color="auto" w:fill="auto"/>
@@ -10994,22 +10289,17 @@
               </w:rPr>
             </w:pPr>
             <w:r>
-              <w:rPr>
-                <w:rFonts w:hint="eastAsia"/>
-                <w:color w:val="auto"/>
-                <w:lang w:val="en-US" w:eastAsia="zh-CN"/>
-              </w:rPr>
-              <w:t>000</w:t>
+              <w:t>010</w:t>
             </w:r>
           </w:p>
         </w:tc>
         <w:tc>
           <w:tcPr>
-            <w:tcW w:w="1057" w:type="dxa"/>
+            <w:tcW w:w="0" w:type="auto"/>
             <w:tcBorders>
-              <w:top w:val="nil"/>
+              <w:top w:val="single" w:color="auto" w:sz="4" w:space="0"/>
               <w:left w:val="nil"/>
-              <w:bottom w:val="single" w:color="auto" w:sz="12" w:space="0"/>
+              <w:bottom w:val="nil"/>
               <w:right w:val="nil"/>
             </w:tcBorders>
             <w:shd w:val="clear" w:color="auto" w:fill="auto"/>
@@ -11038,12 +10328,7 @@
               </w:rPr>
             </w:pPr>
             <w:r>
-              <w:rPr>
-                <w:rFonts w:hint="eastAsia"/>
-                <w:color w:val="auto"/>
-                <w:lang w:val="en-US" w:eastAsia="zh-CN"/>
-              </w:rPr>
-              <w:t>0000000</w:t>
+              <w:t>/</w:t>
             </w:r>
           </w:p>
         </w:tc>
@@ -11051,9 +10336,9 @@
           <w:tcPr>
             <w:tcW w:w="3444" w:type="dxa"/>
             <w:tcBorders>
-              <w:top w:val="nil"/>
+              <w:top w:val="single" w:color="auto" w:sz="4" w:space="0"/>
               <w:left w:val="nil"/>
-              <w:bottom w:val="single" w:color="auto" w:sz="12" w:space="0"/>
+              <w:bottom w:val="nil"/>
               <w:right w:val="nil"/>
             </w:tcBorders>
             <w:shd w:val="clear" w:color="auto" w:fill="auto"/>
@@ -11082,11 +10367,4103 @@
               </w:rPr>
             </w:pPr>
             <w:r>
-              <w:rPr>
-                <w:rFonts w:hint="eastAsia"/>
+              <w:t>rd = M[rs1 + imm][31:0]</w:t>
+            </w:r>
+          </w:p>
+        </w:tc>
+      </w:tr>
+      <w:tr>
+        <w:tblPrEx>
+          <w:tblBorders>
+            <w:top w:val="none" w:color="auto" w:sz="4" w:space="0"/>
+            <w:left w:val="none" w:color="auto" w:sz="4" w:space="0"/>
+            <w:bottom w:val="none" w:color="auto" w:sz="4" w:space="0"/>
+            <w:right w:val="none" w:color="auto" w:sz="4" w:space="0"/>
+            <w:insideH w:val="none" w:color="auto" w:sz="4" w:space="0"/>
+            <w:insideV w:val="none" w:color="auto" w:sz="4" w:space="0"/>
+          </w:tblBorders>
+          <w:tblCellMar>
+            <w:top w:w="0" w:type="dxa"/>
+            <w:left w:w="108" w:type="dxa"/>
+            <w:bottom w:w="0" w:type="dxa"/>
+            <w:right w:w="108" w:type="dxa"/>
+          </w:tblCellMar>
+        </w:tblPrEx>
+        <w:trPr>
+          <w:trHeight w:val="0" w:hRule="atLeast"/>
+          <w:jc w:val="center"/>
+        </w:trPr>
+        <w:tc>
+          <w:tcPr>
+            <w:tcW w:w="881" w:type="dxa"/>
+            <w:tcBorders>
+              <w:top w:val="single" w:color="auto" w:sz="4" w:space="0"/>
+              <w:left w:val="nil"/>
+              <w:bottom w:val="nil"/>
+              <w:right w:val="nil"/>
+            </w:tcBorders>
+            <w:shd w:val="clear" w:color="auto" w:fill="auto"/>
+            <w:noWrap w:val="0"/>
+            <w:tcMar>
+              <w:top w:w="-1" w:type="dxa"/>
+              <w:left w:w="-1" w:type="dxa"/>
+              <w:bottom w:w="-1" w:type="dxa"/>
+              <w:right w:w="-1" w:type="dxa"/>
+            </w:tcMar>
+            <w:vAlign w:val="center"/>
+          </w:tcPr>
+          <w:p>
+            <w:pPr>
+              <w:snapToGrid w:val="0"/>
+              <w:spacing w:line="240" w:lineRule="auto"/>
+              <w:ind w:left="0" w:leftChars="0" w:right="0" w:rightChars="0" w:firstLine="0" w:firstLineChars="0"/>
+              <w:jc w:val="center"/>
+              <w:rPr>
+                <w:rFonts w:hint="eastAsia" w:ascii="Times New Roman" w:hAnsi="Times New Roman" w:eastAsia="宋体" w:cstheme="minorBidi"/>
                 <w:color w:val="auto"/>
-              </w:rPr>
-              <w:t xml:space="preserve">触发 halted 系统停机信号 </w:t>
+                <w:kern w:val="2"/>
+                <w:sz w:val="24"/>
+                <w:szCs w:val="22"/>
+                <w:lang w:val="en-US" w:eastAsia="zh-CN" w:bidi="ar-SA"/>
+              </w:rPr>
+            </w:pPr>
+            <w:r>
+              <w:t>23</w:t>
+            </w:r>
+          </w:p>
+        </w:tc>
+        <w:tc>
+          <w:tcPr>
+            <w:tcW w:w="1156" w:type="dxa"/>
+            <w:tcBorders>
+              <w:top w:val="single" w:color="auto" w:sz="4" w:space="0"/>
+              <w:left w:val="nil"/>
+              <w:bottom w:val="nil"/>
+              <w:right w:val="nil"/>
+            </w:tcBorders>
+            <w:shd w:val="clear" w:color="auto" w:fill="auto"/>
+            <w:noWrap w:val="0"/>
+            <w:tcMar>
+              <w:top w:w="-1" w:type="dxa"/>
+              <w:left w:w="-1" w:type="dxa"/>
+              <w:bottom w:w="-1" w:type="dxa"/>
+              <w:right w:w="-1" w:type="dxa"/>
+            </w:tcMar>
+            <w:vAlign w:val="center"/>
+          </w:tcPr>
+          <w:p>
+            <w:pPr>
+              <w:snapToGrid w:val="0"/>
+              <w:spacing w:line="240" w:lineRule="auto"/>
+              <w:ind w:left="0" w:leftChars="0" w:right="0" w:rightChars="0" w:firstLine="0" w:firstLineChars="0"/>
+              <w:jc w:val="left"/>
+              <w:rPr>
+                <w:rFonts w:hint="eastAsia" w:ascii="Times New Roman" w:hAnsi="Times New Roman" w:eastAsia="宋体" w:cstheme="minorBidi"/>
+                <w:color w:val="auto"/>
+                <w:kern w:val="2"/>
+                <w:sz w:val="24"/>
+                <w:szCs w:val="22"/>
+                <w:lang w:val="en-US" w:eastAsia="zh-CN" w:bidi="ar-SA"/>
+              </w:rPr>
+            </w:pPr>
+            <w:r>
+              <w:t>LBU</w:t>
+            </w:r>
+          </w:p>
+        </w:tc>
+        <w:tc>
+          <w:tcPr>
+            <w:tcW w:w="0" w:type="auto"/>
+            <w:tcBorders>
+              <w:top w:val="single" w:color="auto" w:sz="4" w:space="0"/>
+              <w:left w:val="nil"/>
+              <w:bottom w:val="nil"/>
+              <w:right w:val="nil"/>
+            </w:tcBorders>
+            <w:shd w:val="clear" w:color="auto" w:fill="auto"/>
+            <w:noWrap w:val="0"/>
+            <w:tcMar>
+              <w:top w:w="-1" w:type="dxa"/>
+              <w:left w:w="-1" w:type="dxa"/>
+              <w:bottom w:w="-1" w:type="dxa"/>
+              <w:right w:w="-1" w:type="dxa"/>
+            </w:tcMar>
+            <w:vAlign w:val="center"/>
+          </w:tcPr>
+          <w:p>
+            <w:pPr>
+              <w:snapToGrid w:val="0"/>
+              <w:spacing w:line="240" w:lineRule="auto"/>
+              <w:ind w:left="0" w:leftChars="0" w:right="0" w:rightChars="0" w:firstLine="0" w:firstLineChars="0"/>
+              <w:jc w:val="center"/>
+              <w:rPr>
+                <w:rFonts w:hint="eastAsia" w:ascii="Times New Roman" w:hAnsi="Times New Roman" w:eastAsia="宋体" w:cstheme="minorBidi"/>
+                <w:color w:val="auto"/>
+                <w:kern w:val="2"/>
+                <w:sz w:val="24"/>
+                <w:szCs w:val="22"/>
+                <w:lang w:val="en-US" w:eastAsia="zh-CN" w:bidi="ar-SA"/>
+              </w:rPr>
+            </w:pPr>
+            <w:r>
+              <w:t>0000011</w:t>
+            </w:r>
+          </w:p>
+        </w:tc>
+        <w:tc>
+          <w:tcPr>
+            <w:tcW w:w="0" w:type="auto"/>
+            <w:tcBorders>
+              <w:top w:val="single" w:color="auto" w:sz="4" w:space="0"/>
+              <w:left w:val="nil"/>
+              <w:bottom w:val="nil"/>
+              <w:right w:val="nil"/>
+            </w:tcBorders>
+            <w:shd w:val="clear" w:color="auto" w:fill="auto"/>
+            <w:noWrap w:val="0"/>
+            <w:tcMar>
+              <w:top w:w="-1" w:type="dxa"/>
+              <w:left w:w="-1" w:type="dxa"/>
+              <w:bottom w:w="-1" w:type="dxa"/>
+              <w:right w:w="-1" w:type="dxa"/>
+            </w:tcMar>
+            <w:vAlign w:val="center"/>
+          </w:tcPr>
+          <w:p>
+            <w:pPr>
+              <w:snapToGrid w:val="0"/>
+              <w:spacing w:line="240" w:lineRule="auto"/>
+              <w:ind w:left="0" w:leftChars="0" w:right="0" w:rightChars="0" w:firstLine="0" w:firstLineChars="0"/>
+              <w:jc w:val="center"/>
+              <w:rPr>
+                <w:rFonts w:hint="eastAsia" w:ascii="Times New Roman" w:hAnsi="Times New Roman" w:eastAsia="宋体" w:cstheme="minorBidi"/>
+                <w:color w:val="auto"/>
+                <w:kern w:val="2"/>
+                <w:sz w:val="24"/>
+                <w:szCs w:val="22"/>
+                <w:lang w:val="en-US" w:eastAsia="zh-CN" w:bidi="ar-SA"/>
+              </w:rPr>
+            </w:pPr>
+            <w:r>
+              <w:t>100</w:t>
+            </w:r>
+          </w:p>
+        </w:tc>
+        <w:tc>
+          <w:tcPr>
+            <w:tcW w:w="0" w:type="auto"/>
+            <w:tcBorders>
+              <w:top w:val="single" w:color="auto" w:sz="4" w:space="0"/>
+              <w:left w:val="nil"/>
+              <w:bottom w:val="nil"/>
+              <w:right w:val="nil"/>
+            </w:tcBorders>
+            <w:shd w:val="clear" w:color="auto" w:fill="auto"/>
+            <w:noWrap w:val="0"/>
+            <w:tcMar>
+              <w:top w:w="-1" w:type="dxa"/>
+              <w:left w:w="-1" w:type="dxa"/>
+              <w:bottom w:w="-1" w:type="dxa"/>
+              <w:right w:w="-1" w:type="dxa"/>
+            </w:tcMar>
+            <w:vAlign w:val="center"/>
+          </w:tcPr>
+          <w:p>
+            <w:pPr>
+              <w:snapToGrid w:val="0"/>
+              <w:spacing w:line="240" w:lineRule="auto"/>
+              <w:ind w:left="0" w:leftChars="0" w:right="0" w:rightChars="0" w:firstLine="0" w:firstLineChars="0"/>
+              <w:jc w:val="center"/>
+              <w:rPr>
+                <w:rFonts w:hint="eastAsia" w:ascii="Times New Roman" w:hAnsi="Times New Roman" w:eastAsia="宋体" w:cstheme="minorBidi"/>
+                <w:color w:val="auto"/>
+                <w:kern w:val="2"/>
+                <w:sz w:val="24"/>
+                <w:szCs w:val="22"/>
+                <w:lang w:val="en-US" w:eastAsia="zh-CN" w:bidi="ar-SA"/>
+              </w:rPr>
+            </w:pPr>
+            <w:r>
+              <w:t>/</w:t>
+            </w:r>
+          </w:p>
+        </w:tc>
+        <w:tc>
+          <w:tcPr>
+            <w:tcW w:w="3444" w:type="dxa"/>
+            <w:tcBorders>
+              <w:top w:val="single" w:color="auto" w:sz="4" w:space="0"/>
+              <w:left w:val="nil"/>
+              <w:bottom w:val="nil"/>
+              <w:right w:val="nil"/>
+            </w:tcBorders>
+            <w:shd w:val="clear" w:color="auto" w:fill="auto"/>
+            <w:noWrap w:val="0"/>
+            <w:tcMar>
+              <w:top w:w="-1" w:type="dxa"/>
+              <w:left w:w="-1" w:type="dxa"/>
+              <w:bottom w:w="-1" w:type="dxa"/>
+              <w:right w:w="-1" w:type="dxa"/>
+            </w:tcMar>
+            <w:vAlign w:val="center"/>
+          </w:tcPr>
+          <w:p>
+            <w:pPr>
+              <w:snapToGrid w:val="0"/>
+              <w:spacing w:line="240" w:lineRule="auto"/>
+              <w:ind w:left="0" w:leftChars="0" w:right="0" w:rightChars="0" w:firstLine="0" w:firstLineChars="0"/>
+              <w:jc w:val="left"/>
+              <w:rPr>
+                <w:rFonts w:hint="eastAsia" w:ascii="Times New Roman" w:hAnsi="Times New Roman" w:eastAsia="宋体" w:cstheme="minorBidi"/>
+                <w:color w:val="auto"/>
+                <w:kern w:val="2"/>
+                <w:sz w:val="24"/>
+                <w:szCs w:val="22"/>
+                <w:lang w:val="en-US" w:eastAsia="zh-CN" w:bidi="ar-SA"/>
+              </w:rPr>
+            </w:pPr>
+            <w:r>
+              <w:t>rd = zero_extend(M[rs1 + imm][7:0])</w:t>
+            </w:r>
+          </w:p>
+        </w:tc>
+      </w:tr>
+      <w:tr>
+        <w:tblPrEx>
+          <w:tblBorders>
+            <w:top w:val="none" w:color="auto" w:sz="4" w:space="0"/>
+            <w:left w:val="none" w:color="auto" w:sz="4" w:space="0"/>
+            <w:bottom w:val="none" w:color="auto" w:sz="4" w:space="0"/>
+            <w:right w:val="none" w:color="auto" w:sz="4" w:space="0"/>
+            <w:insideH w:val="none" w:color="auto" w:sz="4" w:space="0"/>
+            <w:insideV w:val="none" w:color="auto" w:sz="4" w:space="0"/>
+          </w:tblBorders>
+          <w:tblCellMar>
+            <w:top w:w="0" w:type="dxa"/>
+            <w:left w:w="108" w:type="dxa"/>
+            <w:bottom w:w="0" w:type="dxa"/>
+            <w:right w:w="108" w:type="dxa"/>
+          </w:tblCellMar>
+        </w:tblPrEx>
+        <w:trPr>
+          <w:trHeight w:val="0" w:hRule="atLeast"/>
+          <w:jc w:val="center"/>
+        </w:trPr>
+        <w:tc>
+          <w:tcPr>
+            <w:tcW w:w="881" w:type="dxa"/>
+            <w:tcBorders>
+              <w:top w:val="single" w:color="auto" w:sz="4" w:space="0"/>
+              <w:left w:val="nil"/>
+              <w:bottom w:val="nil"/>
+              <w:right w:val="nil"/>
+            </w:tcBorders>
+            <w:shd w:val="clear" w:color="auto" w:fill="auto"/>
+            <w:noWrap w:val="0"/>
+            <w:tcMar>
+              <w:top w:w="-1" w:type="dxa"/>
+              <w:left w:w="-1" w:type="dxa"/>
+              <w:bottom w:w="-1" w:type="dxa"/>
+              <w:right w:w="-1" w:type="dxa"/>
+            </w:tcMar>
+            <w:vAlign w:val="center"/>
+          </w:tcPr>
+          <w:p>
+            <w:pPr>
+              <w:snapToGrid w:val="0"/>
+              <w:spacing w:line="240" w:lineRule="auto"/>
+              <w:ind w:left="0" w:leftChars="0" w:right="0" w:rightChars="0" w:firstLine="0" w:firstLineChars="0"/>
+              <w:jc w:val="center"/>
+              <w:rPr>
+                <w:rFonts w:hint="eastAsia" w:ascii="Times New Roman" w:hAnsi="Times New Roman" w:eastAsia="宋体" w:cstheme="minorBidi"/>
+                <w:color w:val="auto"/>
+                <w:kern w:val="2"/>
+                <w:sz w:val="24"/>
+                <w:szCs w:val="22"/>
+                <w:lang w:val="en-US" w:eastAsia="zh-CN" w:bidi="ar-SA"/>
+              </w:rPr>
+            </w:pPr>
+            <w:r>
+              <w:t>24</w:t>
+            </w:r>
+          </w:p>
+        </w:tc>
+        <w:tc>
+          <w:tcPr>
+            <w:tcW w:w="1156" w:type="dxa"/>
+            <w:tcBorders>
+              <w:top w:val="single" w:color="auto" w:sz="4" w:space="0"/>
+              <w:left w:val="nil"/>
+              <w:bottom w:val="nil"/>
+              <w:right w:val="nil"/>
+            </w:tcBorders>
+            <w:shd w:val="clear" w:color="auto" w:fill="auto"/>
+            <w:noWrap w:val="0"/>
+            <w:tcMar>
+              <w:top w:w="-1" w:type="dxa"/>
+              <w:left w:w="-1" w:type="dxa"/>
+              <w:bottom w:w="-1" w:type="dxa"/>
+              <w:right w:w="-1" w:type="dxa"/>
+            </w:tcMar>
+            <w:vAlign w:val="center"/>
+          </w:tcPr>
+          <w:p>
+            <w:pPr>
+              <w:snapToGrid w:val="0"/>
+              <w:spacing w:line="240" w:lineRule="auto"/>
+              <w:ind w:left="0" w:leftChars="0" w:right="0" w:rightChars="0" w:firstLine="0" w:firstLineChars="0"/>
+              <w:jc w:val="left"/>
+              <w:rPr>
+                <w:rFonts w:hint="eastAsia" w:ascii="Times New Roman" w:hAnsi="Times New Roman" w:eastAsia="宋体" w:cstheme="minorBidi"/>
+                <w:color w:val="auto"/>
+                <w:kern w:val="2"/>
+                <w:sz w:val="24"/>
+                <w:szCs w:val="22"/>
+                <w:lang w:val="en-US" w:eastAsia="zh-CN" w:bidi="ar-SA"/>
+              </w:rPr>
+            </w:pPr>
+            <w:r>
+              <w:t>LHU</w:t>
+            </w:r>
+          </w:p>
+        </w:tc>
+        <w:tc>
+          <w:tcPr>
+            <w:tcW w:w="0" w:type="auto"/>
+            <w:tcBorders>
+              <w:top w:val="single" w:color="auto" w:sz="4" w:space="0"/>
+              <w:left w:val="nil"/>
+              <w:bottom w:val="nil"/>
+              <w:right w:val="nil"/>
+            </w:tcBorders>
+            <w:shd w:val="clear" w:color="auto" w:fill="auto"/>
+            <w:noWrap w:val="0"/>
+            <w:tcMar>
+              <w:top w:w="-1" w:type="dxa"/>
+              <w:left w:w="-1" w:type="dxa"/>
+              <w:bottom w:w="-1" w:type="dxa"/>
+              <w:right w:w="-1" w:type="dxa"/>
+            </w:tcMar>
+            <w:vAlign w:val="center"/>
+          </w:tcPr>
+          <w:p>
+            <w:pPr>
+              <w:snapToGrid w:val="0"/>
+              <w:spacing w:line="240" w:lineRule="auto"/>
+              <w:ind w:left="0" w:leftChars="0" w:right="0" w:rightChars="0" w:firstLine="0" w:firstLineChars="0"/>
+              <w:jc w:val="center"/>
+              <w:rPr>
+                <w:rFonts w:hint="eastAsia" w:ascii="Times New Roman" w:hAnsi="Times New Roman" w:eastAsia="宋体" w:cstheme="minorBidi"/>
+                <w:color w:val="auto"/>
+                <w:kern w:val="2"/>
+                <w:sz w:val="24"/>
+                <w:szCs w:val="22"/>
+                <w:lang w:val="en-US" w:eastAsia="zh-CN" w:bidi="ar-SA"/>
+              </w:rPr>
+            </w:pPr>
+            <w:r>
+              <w:t>0000011</w:t>
+            </w:r>
+          </w:p>
+        </w:tc>
+        <w:tc>
+          <w:tcPr>
+            <w:tcW w:w="0" w:type="auto"/>
+            <w:tcBorders>
+              <w:top w:val="single" w:color="auto" w:sz="4" w:space="0"/>
+              <w:left w:val="nil"/>
+              <w:bottom w:val="nil"/>
+              <w:right w:val="nil"/>
+            </w:tcBorders>
+            <w:shd w:val="clear" w:color="auto" w:fill="auto"/>
+            <w:noWrap w:val="0"/>
+            <w:tcMar>
+              <w:top w:w="-1" w:type="dxa"/>
+              <w:left w:w="-1" w:type="dxa"/>
+              <w:bottom w:w="-1" w:type="dxa"/>
+              <w:right w:w="-1" w:type="dxa"/>
+            </w:tcMar>
+            <w:vAlign w:val="center"/>
+          </w:tcPr>
+          <w:p>
+            <w:pPr>
+              <w:snapToGrid w:val="0"/>
+              <w:spacing w:line="240" w:lineRule="auto"/>
+              <w:ind w:left="0" w:leftChars="0" w:right="0" w:rightChars="0" w:firstLine="0" w:firstLineChars="0"/>
+              <w:jc w:val="center"/>
+              <w:rPr>
+                <w:rFonts w:hint="eastAsia" w:ascii="Times New Roman" w:hAnsi="Times New Roman" w:eastAsia="宋体" w:cstheme="minorBidi"/>
+                <w:color w:val="auto"/>
+                <w:kern w:val="2"/>
+                <w:sz w:val="24"/>
+                <w:szCs w:val="22"/>
+                <w:lang w:val="en-US" w:eastAsia="zh-CN" w:bidi="ar-SA"/>
+              </w:rPr>
+            </w:pPr>
+            <w:r>
+              <w:t>101</w:t>
+            </w:r>
+          </w:p>
+        </w:tc>
+        <w:tc>
+          <w:tcPr>
+            <w:tcW w:w="0" w:type="auto"/>
+            <w:tcBorders>
+              <w:top w:val="single" w:color="auto" w:sz="4" w:space="0"/>
+              <w:left w:val="nil"/>
+              <w:bottom w:val="nil"/>
+              <w:right w:val="nil"/>
+            </w:tcBorders>
+            <w:shd w:val="clear" w:color="auto" w:fill="auto"/>
+            <w:noWrap w:val="0"/>
+            <w:tcMar>
+              <w:top w:w="-1" w:type="dxa"/>
+              <w:left w:w="-1" w:type="dxa"/>
+              <w:bottom w:w="-1" w:type="dxa"/>
+              <w:right w:w="-1" w:type="dxa"/>
+            </w:tcMar>
+            <w:vAlign w:val="center"/>
+          </w:tcPr>
+          <w:p>
+            <w:pPr>
+              <w:snapToGrid w:val="0"/>
+              <w:spacing w:line="240" w:lineRule="auto"/>
+              <w:ind w:left="0" w:leftChars="0" w:right="0" w:rightChars="0" w:firstLine="0" w:firstLineChars="0"/>
+              <w:jc w:val="center"/>
+              <w:rPr>
+                <w:rFonts w:hint="eastAsia" w:ascii="Times New Roman" w:hAnsi="Times New Roman" w:eastAsia="宋体" w:cstheme="minorBidi"/>
+                <w:color w:val="auto"/>
+                <w:kern w:val="2"/>
+                <w:sz w:val="24"/>
+                <w:szCs w:val="22"/>
+                <w:lang w:val="en-US" w:eastAsia="zh-CN" w:bidi="ar-SA"/>
+              </w:rPr>
+            </w:pPr>
+            <w:r>
+              <w:t>/</w:t>
+            </w:r>
+          </w:p>
+        </w:tc>
+        <w:tc>
+          <w:tcPr>
+            <w:tcW w:w="3444" w:type="dxa"/>
+            <w:tcBorders>
+              <w:top w:val="single" w:color="auto" w:sz="4" w:space="0"/>
+              <w:left w:val="nil"/>
+              <w:bottom w:val="nil"/>
+              <w:right w:val="nil"/>
+            </w:tcBorders>
+            <w:shd w:val="clear" w:color="auto" w:fill="auto"/>
+            <w:noWrap w:val="0"/>
+            <w:tcMar>
+              <w:top w:w="-1" w:type="dxa"/>
+              <w:left w:w="-1" w:type="dxa"/>
+              <w:bottom w:w="-1" w:type="dxa"/>
+              <w:right w:w="-1" w:type="dxa"/>
+            </w:tcMar>
+            <w:vAlign w:val="center"/>
+          </w:tcPr>
+          <w:p>
+            <w:pPr>
+              <w:snapToGrid w:val="0"/>
+              <w:spacing w:line="240" w:lineRule="auto"/>
+              <w:ind w:left="0" w:leftChars="0" w:right="0" w:rightChars="0" w:firstLine="0" w:firstLineChars="0"/>
+              <w:jc w:val="left"/>
+              <w:rPr>
+                <w:rFonts w:hint="eastAsia" w:ascii="Times New Roman" w:hAnsi="Times New Roman" w:eastAsia="宋体" w:cstheme="minorBidi"/>
+                <w:color w:val="auto"/>
+                <w:kern w:val="2"/>
+                <w:sz w:val="24"/>
+                <w:szCs w:val="22"/>
+                <w:lang w:val="en-US" w:eastAsia="zh-CN" w:bidi="ar-SA"/>
+              </w:rPr>
+            </w:pPr>
+            <w:r>
+              <w:t>rd = zero_extend(M[rs1 + imm][15:0])</w:t>
+            </w:r>
+          </w:p>
+        </w:tc>
+      </w:tr>
+      <w:tr>
+        <w:tblPrEx>
+          <w:tblBorders>
+            <w:top w:val="none" w:color="auto" w:sz="4" w:space="0"/>
+            <w:left w:val="none" w:color="auto" w:sz="4" w:space="0"/>
+            <w:bottom w:val="none" w:color="auto" w:sz="4" w:space="0"/>
+            <w:right w:val="none" w:color="auto" w:sz="4" w:space="0"/>
+            <w:insideH w:val="none" w:color="auto" w:sz="4" w:space="0"/>
+            <w:insideV w:val="none" w:color="auto" w:sz="4" w:space="0"/>
+          </w:tblBorders>
+          <w:tblCellMar>
+            <w:top w:w="0" w:type="dxa"/>
+            <w:left w:w="108" w:type="dxa"/>
+            <w:bottom w:w="0" w:type="dxa"/>
+            <w:right w:w="108" w:type="dxa"/>
+          </w:tblCellMar>
+        </w:tblPrEx>
+        <w:trPr>
+          <w:trHeight w:val="0" w:hRule="atLeast"/>
+          <w:jc w:val="center"/>
+        </w:trPr>
+        <w:tc>
+          <w:tcPr>
+            <w:tcW w:w="881" w:type="dxa"/>
+            <w:tcBorders>
+              <w:top w:val="single" w:color="auto" w:sz="4" w:space="0"/>
+              <w:left w:val="nil"/>
+              <w:bottom w:val="nil"/>
+              <w:right w:val="nil"/>
+            </w:tcBorders>
+            <w:shd w:val="clear" w:color="auto" w:fill="auto"/>
+            <w:noWrap w:val="0"/>
+            <w:tcMar>
+              <w:top w:w="-1" w:type="dxa"/>
+              <w:left w:w="-1" w:type="dxa"/>
+              <w:bottom w:w="-1" w:type="dxa"/>
+              <w:right w:w="-1" w:type="dxa"/>
+            </w:tcMar>
+            <w:vAlign w:val="center"/>
+          </w:tcPr>
+          <w:p>
+            <w:pPr>
+              <w:snapToGrid w:val="0"/>
+              <w:spacing w:line="240" w:lineRule="auto"/>
+              <w:ind w:left="0" w:leftChars="0" w:right="0" w:rightChars="0" w:firstLine="0" w:firstLineChars="0"/>
+              <w:jc w:val="center"/>
+              <w:rPr>
+                <w:rFonts w:hint="eastAsia" w:ascii="Times New Roman" w:hAnsi="Times New Roman" w:eastAsia="宋体" w:cstheme="minorBidi"/>
+                <w:color w:val="auto"/>
+                <w:kern w:val="2"/>
+                <w:sz w:val="24"/>
+                <w:szCs w:val="22"/>
+                <w:lang w:val="en-US" w:eastAsia="zh-CN" w:bidi="ar-SA"/>
+              </w:rPr>
+            </w:pPr>
+            <w:r>
+              <w:t>25</w:t>
+            </w:r>
+          </w:p>
+        </w:tc>
+        <w:tc>
+          <w:tcPr>
+            <w:tcW w:w="1156" w:type="dxa"/>
+            <w:tcBorders>
+              <w:top w:val="single" w:color="auto" w:sz="4" w:space="0"/>
+              <w:left w:val="nil"/>
+              <w:bottom w:val="nil"/>
+              <w:right w:val="nil"/>
+            </w:tcBorders>
+            <w:shd w:val="clear" w:color="auto" w:fill="auto"/>
+            <w:noWrap w:val="0"/>
+            <w:tcMar>
+              <w:top w:w="-1" w:type="dxa"/>
+              <w:left w:w="-1" w:type="dxa"/>
+              <w:bottom w:w="-1" w:type="dxa"/>
+              <w:right w:w="-1" w:type="dxa"/>
+            </w:tcMar>
+            <w:vAlign w:val="center"/>
+          </w:tcPr>
+          <w:p>
+            <w:pPr>
+              <w:snapToGrid w:val="0"/>
+              <w:spacing w:line="240" w:lineRule="auto"/>
+              <w:ind w:left="0" w:leftChars="0" w:right="0" w:rightChars="0" w:firstLine="0" w:firstLineChars="0"/>
+              <w:jc w:val="left"/>
+              <w:rPr>
+                <w:rFonts w:hint="eastAsia" w:ascii="Times New Roman" w:hAnsi="Times New Roman" w:eastAsia="宋体" w:cstheme="minorBidi"/>
+                <w:color w:val="auto"/>
+                <w:kern w:val="2"/>
+                <w:sz w:val="24"/>
+                <w:szCs w:val="22"/>
+                <w:lang w:val="en-US" w:eastAsia="zh-CN" w:bidi="ar-SA"/>
+              </w:rPr>
+            </w:pPr>
+            <w:r>
+              <w:t>SB</w:t>
+            </w:r>
+          </w:p>
+        </w:tc>
+        <w:tc>
+          <w:tcPr>
+            <w:tcW w:w="0" w:type="auto"/>
+            <w:tcBorders>
+              <w:top w:val="single" w:color="auto" w:sz="4" w:space="0"/>
+              <w:left w:val="nil"/>
+              <w:bottom w:val="nil"/>
+              <w:right w:val="nil"/>
+            </w:tcBorders>
+            <w:shd w:val="clear" w:color="auto" w:fill="auto"/>
+            <w:noWrap w:val="0"/>
+            <w:tcMar>
+              <w:top w:w="-1" w:type="dxa"/>
+              <w:left w:w="-1" w:type="dxa"/>
+              <w:bottom w:w="-1" w:type="dxa"/>
+              <w:right w:w="-1" w:type="dxa"/>
+            </w:tcMar>
+            <w:vAlign w:val="center"/>
+          </w:tcPr>
+          <w:p>
+            <w:pPr>
+              <w:snapToGrid w:val="0"/>
+              <w:spacing w:line="240" w:lineRule="auto"/>
+              <w:ind w:left="0" w:leftChars="0" w:right="0" w:rightChars="0" w:firstLine="0" w:firstLineChars="0"/>
+              <w:jc w:val="center"/>
+              <w:rPr>
+                <w:rFonts w:hint="eastAsia" w:ascii="Times New Roman" w:hAnsi="Times New Roman" w:eastAsia="宋体" w:cstheme="minorBidi"/>
+                <w:color w:val="auto"/>
+                <w:kern w:val="2"/>
+                <w:sz w:val="24"/>
+                <w:szCs w:val="22"/>
+                <w:lang w:val="en-US" w:eastAsia="zh-CN" w:bidi="ar-SA"/>
+              </w:rPr>
+            </w:pPr>
+            <w:r>
+              <w:t>0100011</w:t>
+            </w:r>
+          </w:p>
+        </w:tc>
+        <w:tc>
+          <w:tcPr>
+            <w:tcW w:w="0" w:type="auto"/>
+            <w:tcBorders>
+              <w:top w:val="single" w:color="auto" w:sz="4" w:space="0"/>
+              <w:left w:val="nil"/>
+              <w:bottom w:val="nil"/>
+              <w:right w:val="nil"/>
+            </w:tcBorders>
+            <w:shd w:val="clear" w:color="auto" w:fill="auto"/>
+            <w:noWrap w:val="0"/>
+            <w:tcMar>
+              <w:top w:w="-1" w:type="dxa"/>
+              <w:left w:w="-1" w:type="dxa"/>
+              <w:bottom w:w="-1" w:type="dxa"/>
+              <w:right w:w="-1" w:type="dxa"/>
+            </w:tcMar>
+            <w:vAlign w:val="center"/>
+          </w:tcPr>
+          <w:p>
+            <w:pPr>
+              <w:snapToGrid w:val="0"/>
+              <w:spacing w:line="240" w:lineRule="auto"/>
+              <w:ind w:left="0" w:leftChars="0" w:right="0" w:rightChars="0" w:firstLine="0" w:firstLineChars="0"/>
+              <w:jc w:val="center"/>
+              <w:rPr>
+                <w:rFonts w:hint="eastAsia" w:ascii="Times New Roman" w:hAnsi="Times New Roman" w:eastAsia="宋体" w:cstheme="minorBidi"/>
+                <w:color w:val="auto"/>
+                <w:kern w:val="2"/>
+                <w:sz w:val="24"/>
+                <w:szCs w:val="22"/>
+                <w:lang w:val="en-US" w:eastAsia="zh-CN" w:bidi="ar-SA"/>
+              </w:rPr>
+            </w:pPr>
+            <w:r>
+              <w:t>000</w:t>
+            </w:r>
+          </w:p>
+        </w:tc>
+        <w:tc>
+          <w:tcPr>
+            <w:tcW w:w="0" w:type="auto"/>
+            <w:tcBorders>
+              <w:top w:val="single" w:color="auto" w:sz="4" w:space="0"/>
+              <w:left w:val="nil"/>
+              <w:bottom w:val="nil"/>
+              <w:right w:val="nil"/>
+            </w:tcBorders>
+            <w:shd w:val="clear" w:color="auto" w:fill="auto"/>
+            <w:noWrap w:val="0"/>
+            <w:tcMar>
+              <w:top w:w="-1" w:type="dxa"/>
+              <w:left w:w="-1" w:type="dxa"/>
+              <w:bottom w:w="-1" w:type="dxa"/>
+              <w:right w:w="-1" w:type="dxa"/>
+            </w:tcMar>
+            <w:vAlign w:val="center"/>
+          </w:tcPr>
+          <w:p>
+            <w:pPr>
+              <w:snapToGrid w:val="0"/>
+              <w:spacing w:line="240" w:lineRule="auto"/>
+              <w:ind w:left="0" w:leftChars="0" w:right="0" w:rightChars="0" w:firstLine="0" w:firstLineChars="0"/>
+              <w:jc w:val="center"/>
+              <w:rPr>
+                <w:rFonts w:hint="eastAsia" w:ascii="Times New Roman" w:hAnsi="Times New Roman" w:eastAsia="宋体" w:cstheme="minorBidi"/>
+                <w:color w:val="auto"/>
+                <w:kern w:val="2"/>
+                <w:sz w:val="24"/>
+                <w:szCs w:val="22"/>
+                <w:lang w:val="en-US" w:eastAsia="zh-CN" w:bidi="ar-SA"/>
+              </w:rPr>
+            </w:pPr>
+            <w:r>
+              <w:t>/</w:t>
+            </w:r>
+          </w:p>
+        </w:tc>
+        <w:tc>
+          <w:tcPr>
+            <w:tcW w:w="3444" w:type="dxa"/>
+            <w:tcBorders>
+              <w:top w:val="single" w:color="auto" w:sz="4" w:space="0"/>
+              <w:left w:val="nil"/>
+              <w:bottom w:val="nil"/>
+              <w:right w:val="nil"/>
+            </w:tcBorders>
+            <w:shd w:val="clear" w:color="auto" w:fill="auto"/>
+            <w:noWrap w:val="0"/>
+            <w:tcMar>
+              <w:top w:w="-1" w:type="dxa"/>
+              <w:left w:w="-1" w:type="dxa"/>
+              <w:bottom w:w="-1" w:type="dxa"/>
+              <w:right w:w="-1" w:type="dxa"/>
+            </w:tcMar>
+            <w:vAlign w:val="center"/>
+          </w:tcPr>
+          <w:p>
+            <w:pPr>
+              <w:snapToGrid w:val="0"/>
+              <w:spacing w:line="240" w:lineRule="auto"/>
+              <w:ind w:left="0" w:leftChars="0" w:right="0" w:rightChars="0" w:firstLine="0" w:firstLineChars="0"/>
+              <w:jc w:val="left"/>
+              <w:rPr>
+                <w:rFonts w:hint="eastAsia" w:ascii="Times New Roman" w:hAnsi="Times New Roman" w:eastAsia="宋体" w:cstheme="minorBidi"/>
+                <w:color w:val="auto"/>
+                <w:kern w:val="2"/>
+                <w:sz w:val="24"/>
+                <w:szCs w:val="22"/>
+                <w:lang w:val="en-US" w:eastAsia="zh-CN" w:bidi="ar-SA"/>
+              </w:rPr>
+            </w:pPr>
+            <w:r>
+              <w:t>M[rs1 + imm][7:0] = rs2[7:0]</w:t>
+            </w:r>
+          </w:p>
+        </w:tc>
+      </w:tr>
+      <w:tr>
+        <w:tblPrEx>
+          <w:tblBorders>
+            <w:top w:val="none" w:color="auto" w:sz="4" w:space="0"/>
+            <w:left w:val="none" w:color="auto" w:sz="4" w:space="0"/>
+            <w:bottom w:val="none" w:color="auto" w:sz="4" w:space="0"/>
+            <w:right w:val="none" w:color="auto" w:sz="4" w:space="0"/>
+            <w:insideH w:val="none" w:color="auto" w:sz="4" w:space="0"/>
+            <w:insideV w:val="none" w:color="auto" w:sz="4" w:space="0"/>
+          </w:tblBorders>
+          <w:tblCellMar>
+            <w:top w:w="0" w:type="dxa"/>
+            <w:left w:w="108" w:type="dxa"/>
+            <w:bottom w:w="0" w:type="dxa"/>
+            <w:right w:w="108" w:type="dxa"/>
+          </w:tblCellMar>
+        </w:tblPrEx>
+        <w:trPr>
+          <w:trHeight w:val="0" w:hRule="atLeast"/>
+          <w:jc w:val="center"/>
+        </w:trPr>
+        <w:tc>
+          <w:tcPr>
+            <w:tcW w:w="881" w:type="dxa"/>
+            <w:tcBorders>
+              <w:top w:val="single" w:color="auto" w:sz="4" w:space="0"/>
+              <w:left w:val="nil"/>
+              <w:bottom w:val="nil"/>
+              <w:right w:val="nil"/>
+            </w:tcBorders>
+            <w:shd w:val="clear" w:color="auto" w:fill="auto"/>
+            <w:noWrap w:val="0"/>
+            <w:tcMar>
+              <w:top w:w="-1" w:type="dxa"/>
+              <w:left w:w="-1" w:type="dxa"/>
+              <w:bottom w:w="-1" w:type="dxa"/>
+              <w:right w:w="-1" w:type="dxa"/>
+            </w:tcMar>
+            <w:vAlign w:val="center"/>
+          </w:tcPr>
+          <w:p>
+            <w:pPr>
+              <w:snapToGrid w:val="0"/>
+              <w:spacing w:line="240" w:lineRule="auto"/>
+              <w:ind w:left="0" w:leftChars="0" w:right="0" w:rightChars="0" w:firstLine="0" w:firstLineChars="0"/>
+              <w:jc w:val="center"/>
+              <w:rPr>
+                <w:rFonts w:hint="eastAsia" w:ascii="Times New Roman" w:hAnsi="Times New Roman" w:eastAsia="宋体" w:cstheme="minorBidi"/>
+                <w:color w:val="auto"/>
+                <w:kern w:val="2"/>
+                <w:sz w:val="24"/>
+                <w:szCs w:val="22"/>
+                <w:lang w:val="en-US" w:eastAsia="zh-CN" w:bidi="ar-SA"/>
+              </w:rPr>
+            </w:pPr>
+            <w:r>
+              <w:t>26</w:t>
+            </w:r>
+          </w:p>
+        </w:tc>
+        <w:tc>
+          <w:tcPr>
+            <w:tcW w:w="1156" w:type="dxa"/>
+            <w:tcBorders>
+              <w:top w:val="single" w:color="auto" w:sz="4" w:space="0"/>
+              <w:left w:val="nil"/>
+              <w:bottom w:val="nil"/>
+              <w:right w:val="nil"/>
+            </w:tcBorders>
+            <w:shd w:val="clear" w:color="auto" w:fill="auto"/>
+            <w:noWrap w:val="0"/>
+            <w:tcMar>
+              <w:top w:w="-1" w:type="dxa"/>
+              <w:left w:w="-1" w:type="dxa"/>
+              <w:bottom w:w="-1" w:type="dxa"/>
+              <w:right w:w="-1" w:type="dxa"/>
+            </w:tcMar>
+            <w:vAlign w:val="center"/>
+          </w:tcPr>
+          <w:p>
+            <w:pPr>
+              <w:snapToGrid w:val="0"/>
+              <w:spacing w:line="240" w:lineRule="auto"/>
+              <w:ind w:left="0" w:leftChars="0" w:right="0" w:rightChars="0" w:firstLine="0" w:firstLineChars="0"/>
+              <w:jc w:val="left"/>
+              <w:rPr>
+                <w:rFonts w:hint="eastAsia" w:ascii="Times New Roman" w:hAnsi="Times New Roman" w:eastAsia="宋体" w:cstheme="minorBidi"/>
+                <w:color w:val="auto"/>
+                <w:kern w:val="2"/>
+                <w:sz w:val="24"/>
+                <w:szCs w:val="22"/>
+                <w:lang w:val="en-US" w:eastAsia="zh-CN" w:bidi="ar-SA"/>
+              </w:rPr>
+            </w:pPr>
+            <w:r>
+              <w:t>SH</w:t>
+            </w:r>
+          </w:p>
+        </w:tc>
+        <w:tc>
+          <w:tcPr>
+            <w:tcW w:w="0" w:type="auto"/>
+            <w:tcBorders>
+              <w:top w:val="single" w:color="auto" w:sz="4" w:space="0"/>
+              <w:left w:val="nil"/>
+              <w:bottom w:val="nil"/>
+              <w:right w:val="nil"/>
+            </w:tcBorders>
+            <w:shd w:val="clear" w:color="auto" w:fill="auto"/>
+            <w:noWrap w:val="0"/>
+            <w:tcMar>
+              <w:top w:w="-1" w:type="dxa"/>
+              <w:left w:w="-1" w:type="dxa"/>
+              <w:bottom w:w="-1" w:type="dxa"/>
+              <w:right w:w="-1" w:type="dxa"/>
+            </w:tcMar>
+            <w:vAlign w:val="center"/>
+          </w:tcPr>
+          <w:p>
+            <w:pPr>
+              <w:snapToGrid w:val="0"/>
+              <w:spacing w:line="240" w:lineRule="auto"/>
+              <w:ind w:left="0" w:leftChars="0" w:right="0" w:rightChars="0" w:firstLine="0" w:firstLineChars="0"/>
+              <w:jc w:val="center"/>
+              <w:rPr>
+                <w:rFonts w:hint="eastAsia" w:ascii="Times New Roman" w:hAnsi="Times New Roman" w:eastAsia="宋体" w:cstheme="minorBidi"/>
+                <w:color w:val="auto"/>
+                <w:kern w:val="2"/>
+                <w:sz w:val="24"/>
+                <w:szCs w:val="22"/>
+                <w:lang w:val="en-US" w:eastAsia="zh-CN" w:bidi="ar-SA"/>
+              </w:rPr>
+            </w:pPr>
+            <w:r>
+              <w:t>0100011</w:t>
+            </w:r>
+          </w:p>
+        </w:tc>
+        <w:tc>
+          <w:tcPr>
+            <w:tcW w:w="0" w:type="auto"/>
+            <w:tcBorders>
+              <w:top w:val="single" w:color="auto" w:sz="4" w:space="0"/>
+              <w:left w:val="nil"/>
+              <w:bottom w:val="nil"/>
+              <w:right w:val="nil"/>
+            </w:tcBorders>
+            <w:shd w:val="clear" w:color="auto" w:fill="auto"/>
+            <w:noWrap w:val="0"/>
+            <w:tcMar>
+              <w:top w:w="-1" w:type="dxa"/>
+              <w:left w:w="-1" w:type="dxa"/>
+              <w:bottom w:w="-1" w:type="dxa"/>
+              <w:right w:w="-1" w:type="dxa"/>
+            </w:tcMar>
+            <w:vAlign w:val="center"/>
+          </w:tcPr>
+          <w:p>
+            <w:pPr>
+              <w:snapToGrid w:val="0"/>
+              <w:spacing w:line="240" w:lineRule="auto"/>
+              <w:ind w:left="0" w:leftChars="0" w:right="0" w:rightChars="0" w:firstLine="0" w:firstLineChars="0"/>
+              <w:jc w:val="center"/>
+              <w:rPr>
+                <w:rFonts w:hint="eastAsia" w:ascii="Times New Roman" w:hAnsi="Times New Roman" w:eastAsia="宋体" w:cstheme="minorBidi"/>
+                <w:color w:val="auto"/>
+                <w:kern w:val="2"/>
+                <w:sz w:val="24"/>
+                <w:szCs w:val="22"/>
+                <w:lang w:val="en-US" w:eastAsia="zh-CN" w:bidi="ar-SA"/>
+              </w:rPr>
+            </w:pPr>
+            <w:r>
+              <w:t>001</w:t>
+            </w:r>
+          </w:p>
+        </w:tc>
+        <w:tc>
+          <w:tcPr>
+            <w:tcW w:w="0" w:type="auto"/>
+            <w:tcBorders>
+              <w:top w:val="single" w:color="auto" w:sz="4" w:space="0"/>
+              <w:left w:val="nil"/>
+              <w:bottom w:val="nil"/>
+              <w:right w:val="nil"/>
+            </w:tcBorders>
+            <w:shd w:val="clear" w:color="auto" w:fill="auto"/>
+            <w:noWrap w:val="0"/>
+            <w:tcMar>
+              <w:top w:w="-1" w:type="dxa"/>
+              <w:left w:w="-1" w:type="dxa"/>
+              <w:bottom w:w="-1" w:type="dxa"/>
+              <w:right w:w="-1" w:type="dxa"/>
+            </w:tcMar>
+            <w:vAlign w:val="center"/>
+          </w:tcPr>
+          <w:p>
+            <w:pPr>
+              <w:snapToGrid w:val="0"/>
+              <w:spacing w:line="240" w:lineRule="auto"/>
+              <w:ind w:left="0" w:leftChars="0" w:right="0" w:rightChars="0" w:firstLine="0" w:firstLineChars="0"/>
+              <w:jc w:val="center"/>
+              <w:rPr>
+                <w:rFonts w:hint="eastAsia" w:ascii="Times New Roman" w:hAnsi="Times New Roman" w:eastAsia="宋体" w:cstheme="minorBidi"/>
+                <w:color w:val="auto"/>
+                <w:kern w:val="2"/>
+                <w:sz w:val="24"/>
+                <w:szCs w:val="22"/>
+                <w:lang w:val="en-US" w:eastAsia="zh-CN" w:bidi="ar-SA"/>
+              </w:rPr>
+            </w:pPr>
+            <w:r>
+              <w:t>/</w:t>
+            </w:r>
+          </w:p>
+        </w:tc>
+        <w:tc>
+          <w:tcPr>
+            <w:tcW w:w="3444" w:type="dxa"/>
+            <w:tcBorders>
+              <w:top w:val="single" w:color="auto" w:sz="4" w:space="0"/>
+              <w:left w:val="nil"/>
+              <w:bottom w:val="nil"/>
+              <w:right w:val="nil"/>
+            </w:tcBorders>
+            <w:shd w:val="clear" w:color="auto" w:fill="auto"/>
+            <w:noWrap w:val="0"/>
+            <w:tcMar>
+              <w:top w:w="-1" w:type="dxa"/>
+              <w:left w:w="-1" w:type="dxa"/>
+              <w:bottom w:w="-1" w:type="dxa"/>
+              <w:right w:w="-1" w:type="dxa"/>
+            </w:tcMar>
+            <w:vAlign w:val="center"/>
+          </w:tcPr>
+          <w:p>
+            <w:pPr>
+              <w:snapToGrid w:val="0"/>
+              <w:spacing w:line="240" w:lineRule="auto"/>
+              <w:ind w:left="0" w:leftChars="0" w:right="0" w:rightChars="0" w:firstLine="0" w:firstLineChars="0"/>
+              <w:jc w:val="left"/>
+              <w:rPr>
+                <w:rFonts w:hint="eastAsia" w:ascii="Times New Roman" w:hAnsi="Times New Roman" w:eastAsia="宋体" w:cstheme="minorBidi"/>
+                <w:color w:val="auto"/>
+                <w:kern w:val="2"/>
+                <w:sz w:val="24"/>
+                <w:szCs w:val="22"/>
+                <w:lang w:val="en-US" w:eastAsia="zh-CN" w:bidi="ar-SA"/>
+              </w:rPr>
+            </w:pPr>
+            <w:r>
+              <w:t>M[rs1 + imm][15:0] = rs2[15:0]</w:t>
+            </w:r>
+          </w:p>
+        </w:tc>
+      </w:tr>
+      <w:tr>
+        <w:tblPrEx>
+          <w:tblBorders>
+            <w:top w:val="none" w:color="auto" w:sz="4" w:space="0"/>
+            <w:left w:val="none" w:color="auto" w:sz="4" w:space="0"/>
+            <w:bottom w:val="none" w:color="auto" w:sz="4" w:space="0"/>
+            <w:right w:val="none" w:color="auto" w:sz="4" w:space="0"/>
+            <w:insideH w:val="none" w:color="auto" w:sz="4" w:space="0"/>
+            <w:insideV w:val="none" w:color="auto" w:sz="4" w:space="0"/>
+          </w:tblBorders>
+          <w:tblCellMar>
+            <w:top w:w="0" w:type="dxa"/>
+            <w:left w:w="108" w:type="dxa"/>
+            <w:bottom w:w="0" w:type="dxa"/>
+            <w:right w:w="108" w:type="dxa"/>
+          </w:tblCellMar>
+        </w:tblPrEx>
+        <w:trPr>
+          <w:trHeight w:val="0" w:hRule="atLeast"/>
+          <w:jc w:val="center"/>
+        </w:trPr>
+        <w:tc>
+          <w:tcPr>
+            <w:tcW w:w="881" w:type="dxa"/>
+            <w:tcBorders>
+              <w:top w:val="single" w:color="auto" w:sz="4" w:space="0"/>
+              <w:left w:val="nil"/>
+              <w:bottom w:val="nil"/>
+              <w:right w:val="nil"/>
+            </w:tcBorders>
+            <w:shd w:val="clear" w:color="auto" w:fill="auto"/>
+            <w:noWrap w:val="0"/>
+            <w:tcMar>
+              <w:top w:w="-1" w:type="dxa"/>
+              <w:left w:w="-1" w:type="dxa"/>
+              <w:bottom w:w="-1" w:type="dxa"/>
+              <w:right w:w="-1" w:type="dxa"/>
+            </w:tcMar>
+            <w:vAlign w:val="center"/>
+          </w:tcPr>
+          <w:p>
+            <w:pPr>
+              <w:snapToGrid w:val="0"/>
+              <w:spacing w:line="240" w:lineRule="auto"/>
+              <w:ind w:left="0" w:leftChars="0" w:right="0" w:rightChars="0" w:firstLine="0" w:firstLineChars="0"/>
+              <w:jc w:val="center"/>
+              <w:rPr>
+                <w:rFonts w:hint="eastAsia" w:ascii="Times New Roman" w:hAnsi="Times New Roman" w:eastAsia="宋体" w:cstheme="minorBidi"/>
+                <w:color w:val="auto"/>
+                <w:kern w:val="2"/>
+                <w:sz w:val="24"/>
+                <w:szCs w:val="22"/>
+                <w:lang w:val="en-US" w:eastAsia="zh-CN" w:bidi="ar-SA"/>
+              </w:rPr>
+            </w:pPr>
+            <w:r>
+              <w:t>27</w:t>
+            </w:r>
+          </w:p>
+        </w:tc>
+        <w:tc>
+          <w:tcPr>
+            <w:tcW w:w="1156" w:type="dxa"/>
+            <w:tcBorders>
+              <w:top w:val="single" w:color="auto" w:sz="4" w:space="0"/>
+              <w:left w:val="nil"/>
+              <w:bottom w:val="nil"/>
+              <w:right w:val="nil"/>
+            </w:tcBorders>
+            <w:shd w:val="clear" w:color="auto" w:fill="auto"/>
+            <w:noWrap w:val="0"/>
+            <w:tcMar>
+              <w:top w:w="-1" w:type="dxa"/>
+              <w:left w:w="-1" w:type="dxa"/>
+              <w:bottom w:w="-1" w:type="dxa"/>
+              <w:right w:w="-1" w:type="dxa"/>
+            </w:tcMar>
+            <w:vAlign w:val="center"/>
+          </w:tcPr>
+          <w:p>
+            <w:pPr>
+              <w:snapToGrid w:val="0"/>
+              <w:spacing w:line="240" w:lineRule="auto"/>
+              <w:ind w:left="0" w:leftChars="0" w:right="0" w:rightChars="0" w:firstLine="0" w:firstLineChars="0"/>
+              <w:jc w:val="left"/>
+              <w:rPr>
+                <w:rFonts w:hint="eastAsia" w:ascii="Times New Roman" w:hAnsi="Times New Roman" w:eastAsia="宋体" w:cstheme="minorBidi"/>
+                <w:color w:val="auto"/>
+                <w:kern w:val="2"/>
+                <w:sz w:val="24"/>
+                <w:szCs w:val="22"/>
+                <w:lang w:val="en-US" w:eastAsia="zh-CN" w:bidi="ar-SA"/>
+              </w:rPr>
+            </w:pPr>
+            <w:r>
+              <w:t>SW</w:t>
+            </w:r>
+          </w:p>
+        </w:tc>
+        <w:tc>
+          <w:tcPr>
+            <w:tcW w:w="0" w:type="auto"/>
+            <w:tcBorders>
+              <w:top w:val="single" w:color="auto" w:sz="4" w:space="0"/>
+              <w:left w:val="nil"/>
+              <w:bottom w:val="nil"/>
+              <w:right w:val="nil"/>
+            </w:tcBorders>
+            <w:shd w:val="clear" w:color="auto" w:fill="auto"/>
+            <w:noWrap w:val="0"/>
+            <w:tcMar>
+              <w:top w:w="-1" w:type="dxa"/>
+              <w:left w:w="-1" w:type="dxa"/>
+              <w:bottom w:w="-1" w:type="dxa"/>
+              <w:right w:w="-1" w:type="dxa"/>
+            </w:tcMar>
+            <w:vAlign w:val="center"/>
+          </w:tcPr>
+          <w:p>
+            <w:pPr>
+              <w:snapToGrid w:val="0"/>
+              <w:spacing w:line="240" w:lineRule="auto"/>
+              <w:ind w:left="0" w:leftChars="0" w:right="0" w:rightChars="0" w:firstLine="0" w:firstLineChars="0"/>
+              <w:jc w:val="center"/>
+              <w:rPr>
+                <w:rFonts w:hint="eastAsia" w:ascii="Times New Roman" w:hAnsi="Times New Roman" w:eastAsia="宋体" w:cstheme="minorBidi"/>
+                <w:color w:val="auto"/>
+                <w:kern w:val="2"/>
+                <w:sz w:val="24"/>
+                <w:szCs w:val="22"/>
+                <w:lang w:val="en-US" w:eastAsia="zh-CN" w:bidi="ar-SA"/>
+              </w:rPr>
+            </w:pPr>
+            <w:r>
+              <w:t>0100011</w:t>
+            </w:r>
+          </w:p>
+        </w:tc>
+        <w:tc>
+          <w:tcPr>
+            <w:tcW w:w="0" w:type="auto"/>
+            <w:tcBorders>
+              <w:top w:val="single" w:color="auto" w:sz="4" w:space="0"/>
+              <w:left w:val="nil"/>
+              <w:bottom w:val="nil"/>
+              <w:right w:val="nil"/>
+            </w:tcBorders>
+            <w:shd w:val="clear" w:color="auto" w:fill="auto"/>
+            <w:noWrap w:val="0"/>
+            <w:tcMar>
+              <w:top w:w="-1" w:type="dxa"/>
+              <w:left w:w="-1" w:type="dxa"/>
+              <w:bottom w:w="-1" w:type="dxa"/>
+              <w:right w:w="-1" w:type="dxa"/>
+            </w:tcMar>
+            <w:vAlign w:val="center"/>
+          </w:tcPr>
+          <w:p>
+            <w:pPr>
+              <w:snapToGrid w:val="0"/>
+              <w:spacing w:line="240" w:lineRule="auto"/>
+              <w:ind w:left="0" w:leftChars="0" w:right="0" w:rightChars="0" w:firstLine="0" w:firstLineChars="0"/>
+              <w:jc w:val="center"/>
+              <w:rPr>
+                <w:rFonts w:hint="eastAsia" w:ascii="Times New Roman" w:hAnsi="Times New Roman" w:eastAsia="宋体" w:cstheme="minorBidi"/>
+                <w:color w:val="auto"/>
+                <w:kern w:val="2"/>
+                <w:sz w:val="24"/>
+                <w:szCs w:val="22"/>
+                <w:lang w:val="en-US" w:eastAsia="zh-CN" w:bidi="ar-SA"/>
+              </w:rPr>
+            </w:pPr>
+            <w:r>
+              <w:t>010</w:t>
+            </w:r>
+          </w:p>
+        </w:tc>
+        <w:tc>
+          <w:tcPr>
+            <w:tcW w:w="0" w:type="auto"/>
+            <w:tcBorders>
+              <w:top w:val="single" w:color="auto" w:sz="4" w:space="0"/>
+              <w:left w:val="nil"/>
+              <w:bottom w:val="nil"/>
+              <w:right w:val="nil"/>
+            </w:tcBorders>
+            <w:shd w:val="clear" w:color="auto" w:fill="auto"/>
+            <w:noWrap w:val="0"/>
+            <w:tcMar>
+              <w:top w:w="-1" w:type="dxa"/>
+              <w:left w:w="-1" w:type="dxa"/>
+              <w:bottom w:w="-1" w:type="dxa"/>
+              <w:right w:w="-1" w:type="dxa"/>
+            </w:tcMar>
+            <w:vAlign w:val="center"/>
+          </w:tcPr>
+          <w:p>
+            <w:pPr>
+              <w:snapToGrid w:val="0"/>
+              <w:spacing w:line="240" w:lineRule="auto"/>
+              <w:ind w:left="0" w:leftChars="0" w:right="0" w:rightChars="0" w:firstLine="0" w:firstLineChars="0"/>
+              <w:jc w:val="center"/>
+              <w:rPr>
+                <w:rFonts w:hint="eastAsia" w:ascii="Times New Roman" w:hAnsi="Times New Roman" w:eastAsia="宋体" w:cstheme="minorBidi"/>
+                <w:color w:val="auto"/>
+                <w:kern w:val="2"/>
+                <w:sz w:val="24"/>
+                <w:szCs w:val="22"/>
+                <w:lang w:val="en-US" w:eastAsia="zh-CN" w:bidi="ar-SA"/>
+              </w:rPr>
+            </w:pPr>
+            <w:r>
+              <w:t>/</w:t>
+            </w:r>
+          </w:p>
+        </w:tc>
+        <w:tc>
+          <w:tcPr>
+            <w:tcW w:w="3444" w:type="dxa"/>
+            <w:tcBorders>
+              <w:top w:val="single" w:color="auto" w:sz="4" w:space="0"/>
+              <w:left w:val="nil"/>
+              <w:bottom w:val="nil"/>
+              <w:right w:val="nil"/>
+            </w:tcBorders>
+            <w:shd w:val="clear" w:color="auto" w:fill="auto"/>
+            <w:noWrap w:val="0"/>
+            <w:tcMar>
+              <w:top w:w="-1" w:type="dxa"/>
+              <w:left w:w="-1" w:type="dxa"/>
+              <w:bottom w:w="-1" w:type="dxa"/>
+              <w:right w:w="-1" w:type="dxa"/>
+            </w:tcMar>
+            <w:vAlign w:val="center"/>
+          </w:tcPr>
+          <w:p>
+            <w:pPr>
+              <w:snapToGrid w:val="0"/>
+              <w:spacing w:line="240" w:lineRule="auto"/>
+              <w:ind w:left="0" w:leftChars="0" w:right="0" w:rightChars="0" w:firstLine="0" w:firstLineChars="0"/>
+              <w:jc w:val="left"/>
+              <w:rPr>
+                <w:rFonts w:hint="eastAsia" w:ascii="Times New Roman" w:hAnsi="Times New Roman" w:eastAsia="宋体" w:cstheme="minorBidi"/>
+                <w:color w:val="auto"/>
+                <w:kern w:val="2"/>
+                <w:sz w:val="24"/>
+                <w:szCs w:val="22"/>
+                <w:lang w:val="en-US" w:eastAsia="zh-CN" w:bidi="ar-SA"/>
+              </w:rPr>
+            </w:pPr>
+            <w:r>
+              <w:t>M[rs1 + imm][31:0] = rs2</w:t>
+            </w:r>
+          </w:p>
+        </w:tc>
+      </w:tr>
+      <w:tr>
+        <w:tblPrEx>
+          <w:tblBorders>
+            <w:top w:val="none" w:color="auto" w:sz="4" w:space="0"/>
+            <w:left w:val="none" w:color="auto" w:sz="4" w:space="0"/>
+            <w:bottom w:val="none" w:color="auto" w:sz="4" w:space="0"/>
+            <w:right w:val="none" w:color="auto" w:sz="4" w:space="0"/>
+            <w:insideH w:val="none" w:color="auto" w:sz="4" w:space="0"/>
+            <w:insideV w:val="none" w:color="auto" w:sz="4" w:space="0"/>
+          </w:tblBorders>
+          <w:tblCellMar>
+            <w:top w:w="0" w:type="dxa"/>
+            <w:left w:w="108" w:type="dxa"/>
+            <w:bottom w:w="0" w:type="dxa"/>
+            <w:right w:w="108" w:type="dxa"/>
+          </w:tblCellMar>
+        </w:tblPrEx>
+        <w:trPr>
+          <w:trHeight w:val="0" w:hRule="atLeast"/>
+          <w:jc w:val="center"/>
+        </w:trPr>
+        <w:tc>
+          <w:tcPr>
+            <w:tcW w:w="881" w:type="dxa"/>
+            <w:tcBorders>
+              <w:top w:val="single" w:color="auto" w:sz="4" w:space="0"/>
+              <w:left w:val="nil"/>
+              <w:bottom w:val="nil"/>
+              <w:right w:val="nil"/>
+            </w:tcBorders>
+            <w:shd w:val="clear" w:color="auto" w:fill="auto"/>
+            <w:noWrap w:val="0"/>
+            <w:tcMar>
+              <w:top w:w="-1" w:type="dxa"/>
+              <w:left w:w="-1" w:type="dxa"/>
+              <w:bottom w:w="-1" w:type="dxa"/>
+              <w:right w:w="-1" w:type="dxa"/>
+            </w:tcMar>
+            <w:vAlign w:val="center"/>
+          </w:tcPr>
+          <w:p>
+            <w:pPr>
+              <w:snapToGrid w:val="0"/>
+              <w:spacing w:line="240" w:lineRule="auto"/>
+              <w:ind w:left="0" w:leftChars="0" w:right="0" w:rightChars="0" w:firstLine="0" w:firstLineChars="0"/>
+              <w:jc w:val="center"/>
+              <w:rPr>
+                <w:rFonts w:hint="eastAsia" w:ascii="Times New Roman" w:hAnsi="Times New Roman" w:eastAsia="宋体" w:cstheme="minorBidi"/>
+                <w:color w:val="auto"/>
+                <w:kern w:val="2"/>
+                <w:sz w:val="24"/>
+                <w:szCs w:val="22"/>
+                <w:lang w:val="en-US" w:eastAsia="zh-CN" w:bidi="ar-SA"/>
+              </w:rPr>
+            </w:pPr>
+            <w:r>
+              <w:t>28</w:t>
+            </w:r>
+          </w:p>
+        </w:tc>
+        <w:tc>
+          <w:tcPr>
+            <w:tcW w:w="1156" w:type="dxa"/>
+            <w:tcBorders>
+              <w:top w:val="single" w:color="auto" w:sz="4" w:space="0"/>
+              <w:left w:val="nil"/>
+              <w:bottom w:val="nil"/>
+              <w:right w:val="nil"/>
+            </w:tcBorders>
+            <w:shd w:val="clear" w:color="auto" w:fill="auto"/>
+            <w:noWrap w:val="0"/>
+            <w:tcMar>
+              <w:top w:w="-1" w:type="dxa"/>
+              <w:left w:w="-1" w:type="dxa"/>
+              <w:bottom w:w="-1" w:type="dxa"/>
+              <w:right w:w="-1" w:type="dxa"/>
+            </w:tcMar>
+            <w:vAlign w:val="center"/>
+          </w:tcPr>
+          <w:p>
+            <w:pPr>
+              <w:snapToGrid w:val="0"/>
+              <w:spacing w:line="240" w:lineRule="auto"/>
+              <w:ind w:left="0" w:leftChars="0" w:right="0" w:rightChars="0" w:firstLine="0" w:firstLineChars="0"/>
+              <w:jc w:val="left"/>
+              <w:rPr>
+                <w:rFonts w:hint="eastAsia" w:ascii="Times New Roman" w:hAnsi="Times New Roman" w:eastAsia="宋体" w:cstheme="minorBidi"/>
+                <w:color w:val="auto"/>
+                <w:kern w:val="2"/>
+                <w:sz w:val="24"/>
+                <w:szCs w:val="22"/>
+                <w:lang w:val="en-US" w:eastAsia="zh-CN" w:bidi="ar-SA"/>
+              </w:rPr>
+            </w:pPr>
+            <w:r>
+              <w:t>BEQ</w:t>
+            </w:r>
+          </w:p>
+        </w:tc>
+        <w:tc>
+          <w:tcPr>
+            <w:tcW w:w="0" w:type="auto"/>
+            <w:tcBorders>
+              <w:top w:val="single" w:color="auto" w:sz="4" w:space="0"/>
+              <w:left w:val="nil"/>
+              <w:bottom w:val="nil"/>
+              <w:right w:val="nil"/>
+            </w:tcBorders>
+            <w:shd w:val="clear" w:color="auto" w:fill="auto"/>
+            <w:noWrap w:val="0"/>
+            <w:tcMar>
+              <w:top w:w="-1" w:type="dxa"/>
+              <w:left w:w="-1" w:type="dxa"/>
+              <w:bottom w:w="-1" w:type="dxa"/>
+              <w:right w:w="-1" w:type="dxa"/>
+            </w:tcMar>
+            <w:vAlign w:val="center"/>
+          </w:tcPr>
+          <w:p>
+            <w:pPr>
+              <w:snapToGrid w:val="0"/>
+              <w:spacing w:line="240" w:lineRule="auto"/>
+              <w:ind w:left="0" w:leftChars="0" w:right="0" w:rightChars="0" w:firstLine="0" w:firstLineChars="0"/>
+              <w:jc w:val="center"/>
+              <w:rPr>
+                <w:rFonts w:hint="eastAsia" w:ascii="Times New Roman" w:hAnsi="Times New Roman" w:eastAsia="宋体" w:cstheme="minorBidi"/>
+                <w:color w:val="auto"/>
+                <w:kern w:val="2"/>
+                <w:sz w:val="24"/>
+                <w:szCs w:val="22"/>
+                <w:lang w:val="en-US" w:eastAsia="zh-CN" w:bidi="ar-SA"/>
+              </w:rPr>
+            </w:pPr>
+            <w:r>
+              <w:t>1100011</w:t>
+            </w:r>
+          </w:p>
+        </w:tc>
+        <w:tc>
+          <w:tcPr>
+            <w:tcW w:w="0" w:type="auto"/>
+            <w:tcBorders>
+              <w:top w:val="single" w:color="auto" w:sz="4" w:space="0"/>
+              <w:left w:val="nil"/>
+              <w:bottom w:val="nil"/>
+              <w:right w:val="nil"/>
+            </w:tcBorders>
+            <w:shd w:val="clear" w:color="auto" w:fill="auto"/>
+            <w:noWrap w:val="0"/>
+            <w:tcMar>
+              <w:top w:w="-1" w:type="dxa"/>
+              <w:left w:w="-1" w:type="dxa"/>
+              <w:bottom w:w="-1" w:type="dxa"/>
+              <w:right w:w="-1" w:type="dxa"/>
+            </w:tcMar>
+            <w:vAlign w:val="center"/>
+          </w:tcPr>
+          <w:p>
+            <w:pPr>
+              <w:snapToGrid w:val="0"/>
+              <w:spacing w:line="240" w:lineRule="auto"/>
+              <w:ind w:left="0" w:leftChars="0" w:right="0" w:rightChars="0" w:firstLine="0" w:firstLineChars="0"/>
+              <w:jc w:val="center"/>
+              <w:rPr>
+                <w:rFonts w:hint="eastAsia" w:ascii="Times New Roman" w:hAnsi="Times New Roman" w:eastAsia="宋体" w:cstheme="minorBidi"/>
+                <w:color w:val="auto"/>
+                <w:kern w:val="2"/>
+                <w:sz w:val="24"/>
+                <w:szCs w:val="22"/>
+                <w:lang w:val="en-US" w:eastAsia="zh-CN" w:bidi="ar-SA"/>
+              </w:rPr>
+            </w:pPr>
+            <w:r>
+              <w:t>000</w:t>
+            </w:r>
+          </w:p>
+        </w:tc>
+        <w:tc>
+          <w:tcPr>
+            <w:tcW w:w="0" w:type="auto"/>
+            <w:tcBorders>
+              <w:top w:val="single" w:color="auto" w:sz="4" w:space="0"/>
+              <w:left w:val="nil"/>
+              <w:bottom w:val="nil"/>
+              <w:right w:val="nil"/>
+            </w:tcBorders>
+            <w:shd w:val="clear" w:color="auto" w:fill="auto"/>
+            <w:noWrap w:val="0"/>
+            <w:tcMar>
+              <w:top w:w="-1" w:type="dxa"/>
+              <w:left w:w="-1" w:type="dxa"/>
+              <w:bottom w:w="-1" w:type="dxa"/>
+              <w:right w:w="-1" w:type="dxa"/>
+            </w:tcMar>
+            <w:vAlign w:val="center"/>
+          </w:tcPr>
+          <w:p>
+            <w:pPr>
+              <w:snapToGrid w:val="0"/>
+              <w:spacing w:line="240" w:lineRule="auto"/>
+              <w:ind w:left="0" w:leftChars="0" w:right="0" w:rightChars="0" w:firstLine="0" w:firstLineChars="0"/>
+              <w:jc w:val="center"/>
+              <w:rPr>
+                <w:rFonts w:hint="eastAsia" w:ascii="Times New Roman" w:hAnsi="Times New Roman" w:eastAsia="宋体" w:cstheme="minorBidi"/>
+                <w:color w:val="auto"/>
+                <w:kern w:val="2"/>
+                <w:sz w:val="24"/>
+                <w:szCs w:val="22"/>
+                <w:lang w:val="en-US" w:eastAsia="zh-CN" w:bidi="ar-SA"/>
+              </w:rPr>
+            </w:pPr>
+            <w:r>
+              <w:t>/</w:t>
+            </w:r>
+          </w:p>
+        </w:tc>
+        <w:tc>
+          <w:tcPr>
+            <w:tcW w:w="3444" w:type="dxa"/>
+            <w:tcBorders>
+              <w:top w:val="single" w:color="auto" w:sz="4" w:space="0"/>
+              <w:left w:val="nil"/>
+              <w:bottom w:val="nil"/>
+              <w:right w:val="nil"/>
+            </w:tcBorders>
+            <w:shd w:val="clear" w:color="auto" w:fill="auto"/>
+            <w:noWrap w:val="0"/>
+            <w:tcMar>
+              <w:top w:w="-1" w:type="dxa"/>
+              <w:left w:w="-1" w:type="dxa"/>
+              <w:bottom w:w="-1" w:type="dxa"/>
+              <w:right w:w="-1" w:type="dxa"/>
+            </w:tcMar>
+            <w:vAlign w:val="center"/>
+          </w:tcPr>
+          <w:p>
+            <w:pPr>
+              <w:snapToGrid w:val="0"/>
+              <w:spacing w:line="240" w:lineRule="auto"/>
+              <w:ind w:left="0" w:leftChars="0" w:right="0" w:rightChars="0" w:firstLine="0" w:firstLineChars="0"/>
+              <w:jc w:val="left"/>
+              <w:rPr>
+                <w:rFonts w:hint="eastAsia" w:ascii="Times New Roman" w:hAnsi="Times New Roman" w:eastAsia="宋体" w:cstheme="minorBidi"/>
+                <w:color w:val="auto"/>
+                <w:kern w:val="2"/>
+                <w:sz w:val="24"/>
+                <w:szCs w:val="22"/>
+                <w:lang w:val="en-US" w:eastAsia="zh-CN" w:bidi="ar-SA"/>
+              </w:rPr>
+            </w:pPr>
+            <w:r>
+              <w:t>if (rs1 == rs2) PC = PC + imm</w:t>
+            </w:r>
+          </w:p>
+        </w:tc>
+      </w:tr>
+      <w:tr>
+        <w:tblPrEx>
+          <w:tblBorders>
+            <w:top w:val="none" w:color="auto" w:sz="4" w:space="0"/>
+            <w:left w:val="none" w:color="auto" w:sz="4" w:space="0"/>
+            <w:bottom w:val="none" w:color="auto" w:sz="4" w:space="0"/>
+            <w:right w:val="none" w:color="auto" w:sz="4" w:space="0"/>
+            <w:insideH w:val="none" w:color="auto" w:sz="4" w:space="0"/>
+            <w:insideV w:val="none" w:color="auto" w:sz="4" w:space="0"/>
+          </w:tblBorders>
+          <w:tblCellMar>
+            <w:top w:w="0" w:type="dxa"/>
+            <w:left w:w="108" w:type="dxa"/>
+            <w:bottom w:w="0" w:type="dxa"/>
+            <w:right w:w="108" w:type="dxa"/>
+          </w:tblCellMar>
+        </w:tblPrEx>
+        <w:trPr>
+          <w:trHeight w:val="0" w:hRule="atLeast"/>
+          <w:jc w:val="center"/>
+        </w:trPr>
+        <w:tc>
+          <w:tcPr>
+            <w:tcW w:w="881" w:type="dxa"/>
+            <w:tcBorders>
+              <w:top w:val="single" w:color="auto" w:sz="4" w:space="0"/>
+              <w:left w:val="nil"/>
+              <w:bottom w:val="nil"/>
+              <w:right w:val="nil"/>
+            </w:tcBorders>
+            <w:shd w:val="clear" w:color="auto" w:fill="auto"/>
+            <w:noWrap w:val="0"/>
+            <w:tcMar>
+              <w:top w:w="-1" w:type="dxa"/>
+              <w:left w:w="-1" w:type="dxa"/>
+              <w:bottom w:w="-1" w:type="dxa"/>
+              <w:right w:w="-1" w:type="dxa"/>
+            </w:tcMar>
+            <w:vAlign w:val="center"/>
+          </w:tcPr>
+          <w:p>
+            <w:pPr>
+              <w:snapToGrid w:val="0"/>
+              <w:spacing w:line="240" w:lineRule="auto"/>
+              <w:ind w:left="0" w:leftChars="0" w:right="0" w:rightChars="0" w:firstLine="0" w:firstLineChars="0"/>
+              <w:jc w:val="center"/>
+              <w:rPr>
+                <w:rFonts w:hint="eastAsia" w:ascii="Times New Roman" w:hAnsi="Times New Roman" w:eastAsia="宋体" w:cstheme="minorBidi"/>
+                <w:color w:val="auto"/>
+                <w:kern w:val="2"/>
+                <w:sz w:val="24"/>
+                <w:szCs w:val="22"/>
+                <w:lang w:val="en-US" w:eastAsia="zh-CN" w:bidi="ar-SA"/>
+              </w:rPr>
+            </w:pPr>
+            <w:r>
+              <w:t>29</w:t>
+            </w:r>
+          </w:p>
+        </w:tc>
+        <w:tc>
+          <w:tcPr>
+            <w:tcW w:w="1156" w:type="dxa"/>
+            <w:tcBorders>
+              <w:top w:val="single" w:color="auto" w:sz="4" w:space="0"/>
+              <w:left w:val="nil"/>
+              <w:bottom w:val="nil"/>
+              <w:right w:val="nil"/>
+            </w:tcBorders>
+            <w:shd w:val="clear" w:color="auto" w:fill="auto"/>
+            <w:noWrap w:val="0"/>
+            <w:tcMar>
+              <w:top w:w="-1" w:type="dxa"/>
+              <w:left w:w="-1" w:type="dxa"/>
+              <w:bottom w:w="-1" w:type="dxa"/>
+              <w:right w:w="-1" w:type="dxa"/>
+            </w:tcMar>
+            <w:vAlign w:val="center"/>
+          </w:tcPr>
+          <w:p>
+            <w:pPr>
+              <w:snapToGrid w:val="0"/>
+              <w:spacing w:line="240" w:lineRule="auto"/>
+              <w:ind w:left="0" w:leftChars="0" w:right="0" w:rightChars="0" w:firstLine="0" w:firstLineChars="0"/>
+              <w:jc w:val="left"/>
+              <w:rPr>
+                <w:rFonts w:hint="eastAsia" w:ascii="Times New Roman" w:hAnsi="Times New Roman" w:eastAsia="宋体" w:cstheme="minorBidi"/>
+                <w:color w:val="auto"/>
+                <w:kern w:val="2"/>
+                <w:sz w:val="24"/>
+                <w:szCs w:val="22"/>
+                <w:lang w:val="en-US" w:eastAsia="zh-CN" w:bidi="ar-SA"/>
+              </w:rPr>
+            </w:pPr>
+            <w:r>
+              <w:t>BNE</w:t>
+            </w:r>
+          </w:p>
+        </w:tc>
+        <w:tc>
+          <w:tcPr>
+            <w:tcW w:w="0" w:type="auto"/>
+            <w:tcBorders>
+              <w:top w:val="single" w:color="auto" w:sz="4" w:space="0"/>
+              <w:left w:val="nil"/>
+              <w:bottom w:val="nil"/>
+              <w:right w:val="nil"/>
+            </w:tcBorders>
+            <w:shd w:val="clear" w:color="auto" w:fill="auto"/>
+            <w:noWrap w:val="0"/>
+            <w:tcMar>
+              <w:top w:w="-1" w:type="dxa"/>
+              <w:left w:w="-1" w:type="dxa"/>
+              <w:bottom w:w="-1" w:type="dxa"/>
+              <w:right w:w="-1" w:type="dxa"/>
+            </w:tcMar>
+            <w:vAlign w:val="center"/>
+          </w:tcPr>
+          <w:p>
+            <w:pPr>
+              <w:snapToGrid w:val="0"/>
+              <w:spacing w:line="240" w:lineRule="auto"/>
+              <w:ind w:left="0" w:leftChars="0" w:right="0" w:rightChars="0" w:firstLine="0" w:firstLineChars="0"/>
+              <w:jc w:val="center"/>
+              <w:rPr>
+                <w:rFonts w:hint="eastAsia" w:ascii="Times New Roman" w:hAnsi="Times New Roman" w:eastAsia="宋体" w:cstheme="minorBidi"/>
+                <w:color w:val="auto"/>
+                <w:kern w:val="2"/>
+                <w:sz w:val="24"/>
+                <w:szCs w:val="22"/>
+                <w:lang w:val="en-US" w:eastAsia="zh-CN" w:bidi="ar-SA"/>
+              </w:rPr>
+            </w:pPr>
+            <w:r>
+              <w:t>1100011</w:t>
+            </w:r>
+          </w:p>
+        </w:tc>
+        <w:tc>
+          <w:tcPr>
+            <w:tcW w:w="0" w:type="auto"/>
+            <w:tcBorders>
+              <w:top w:val="single" w:color="auto" w:sz="4" w:space="0"/>
+              <w:left w:val="nil"/>
+              <w:bottom w:val="nil"/>
+              <w:right w:val="nil"/>
+            </w:tcBorders>
+            <w:shd w:val="clear" w:color="auto" w:fill="auto"/>
+            <w:noWrap w:val="0"/>
+            <w:tcMar>
+              <w:top w:w="-1" w:type="dxa"/>
+              <w:left w:w="-1" w:type="dxa"/>
+              <w:bottom w:w="-1" w:type="dxa"/>
+              <w:right w:w="-1" w:type="dxa"/>
+            </w:tcMar>
+            <w:vAlign w:val="center"/>
+          </w:tcPr>
+          <w:p>
+            <w:pPr>
+              <w:snapToGrid w:val="0"/>
+              <w:spacing w:line="240" w:lineRule="auto"/>
+              <w:ind w:left="0" w:leftChars="0" w:right="0" w:rightChars="0" w:firstLine="0" w:firstLineChars="0"/>
+              <w:jc w:val="center"/>
+              <w:rPr>
+                <w:rFonts w:hint="eastAsia" w:ascii="Times New Roman" w:hAnsi="Times New Roman" w:eastAsia="宋体" w:cstheme="minorBidi"/>
+                <w:color w:val="auto"/>
+                <w:kern w:val="2"/>
+                <w:sz w:val="24"/>
+                <w:szCs w:val="22"/>
+                <w:lang w:val="en-US" w:eastAsia="zh-CN" w:bidi="ar-SA"/>
+              </w:rPr>
+            </w:pPr>
+            <w:r>
+              <w:t>001</w:t>
+            </w:r>
+          </w:p>
+        </w:tc>
+        <w:tc>
+          <w:tcPr>
+            <w:tcW w:w="0" w:type="auto"/>
+            <w:tcBorders>
+              <w:top w:val="single" w:color="auto" w:sz="4" w:space="0"/>
+              <w:left w:val="nil"/>
+              <w:bottom w:val="nil"/>
+              <w:right w:val="nil"/>
+            </w:tcBorders>
+            <w:shd w:val="clear" w:color="auto" w:fill="auto"/>
+            <w:noWrap w:val="0"/>
+            <w:tcMar>
+              <w:top w:w="-1" w:type="dxa"/>
+              <w:left w:w="-1" w:type="dxa"/>
+              <w:bottom w:w="-1" w:type="dxa"/>
+              <w:right w:w="-1" w:type="dxa"/>
+            </w:tcMar>
+            <w:vAlign w:val="center"/>
+          </w:tcPr>
+          <w:p>
+            <w:pPr>
+              <w:snapToGrid w:val="0"/>
+              <w:spacing w:line="240" w:lineRule="auto"/>
+              <w:ind w:left="0" w:leftChars="0" w:right="0" w:rightChars="0" w:firstLine="0" w:firstLineChars="0"/>
+              <w:jc w:val="center"/>
+              <w:rPr>
+                <w:rFonts w:hint="eastAsia" w:ascii="Times New Roman" w:hAnsi="Times New Roman" w:eastAsia="宋体" w:cstheme="minorBidi"/>
+                <w:color w:val="auto"/>
+                <w:kern w:val="2"/>
+                <w:sz w:val="24"/>
+                <w:szCs w:val="22"/>
+                <w:lang w:val="en-US" w:eastAsia="zh-CN" w:bidi="ar-SA"/>
+              </w:rPr>
+            </w:pPr>
+            <w:r>
+              <w:t>/</w:t>
+            </w:r>
+          </w:p>
+        </w:tc>
+        <w:tc>
+          <w:tcPr>
+            <w:tcW w:w="3444" w:type="dxa"/>
+            <w:tcBorders>
+              <w:top w:val="single" w:color="auto" w:sz="4" w:space="0"/>
+              <w:left w:val="nil"/>
+              <w:bottom w:val="nil"/>
+              <w:right w:val="nil"/>
+            </w:tcBorders>
+            <w:shd w:val="clear" w:color="auto" w:fill="auto"/>
+            <w:noWrap w:val="0"/>
+            <w:tcMar>
+              <w:top w:w="-1" w:type="dxa"/>
+              <w:left w:w="-1" w:type="dxa"/>
+              <w:bottom w:w="-1" w:type="dxa"/>
+              <w:right w:w="-1" w:type="dxa"/>
+            </w:tcMar>
+            <w:vAlign w:val="center"/>
+          </w:tcPr>
+          <w:p>
+            <w:pPr>
+              <w:snapToGrid w:val="0"/>
+              <w:spacing w:line="240" w:lineRule="auto"/>
+              <w:ind w:left="0" w:leftChars="0" w:right="0" w:rightChars="0" w:firstLine="0" w:firstLineChars="0"/>
+              <w:jc w:val="left"/>
+              <w:rPr>
+                <w:rFonts w:hint="eastAsia" w:ascii="Times New Roman" w:hAnsi="Times New Roman" w:eastAsia="宋体" w:cstheme="minorBidi"/>
+                <w:color w:val="auto"/>
+                <w:kern w:val="2"/>
+                <w:sz w:val="24"/>
+                <w:szCs w:val="22"/>
+                <w:lang w:val="en-US" w:eastAsia="zh-CN" w:bidi="ar-SA"/>
+              </w:rPr>
+            </w:pPr>
+            <w:r>
+              <w:t>if (rs1 != rs2) PC = PC + imm</w:t>
+            </w:r>
+          </w:p>
+        </w:tc>
+      </w:tr>
+      <w:tr>
+        <w:tblPrEx>
+          <w:tblBorders>
+            <w:top w:val="none" w:color="auto" w:sz="4" w:space="0"/>
+            <w:left w:val="none" w:color="auto" w:sz="4" w:space="0"/>
+            <w:bottom w:val="none" w:color="auto" w:sz="4" w:space="0"/>
+            <w:right w:val="none" w:color="auto" w:sz="4" w:space="0"/>
+            <w:insideH w:val="none" w:color="auto" w:sz="4" w:space="0"/>
+            <w:insideV w:val="none" w:color="auto" w:sz="4" w:space="0"/>
+          </w:tblBorders>
+          <w:tblCellMar>
+            <w:top w:w="0" w:type="dxa"/>
+            <w:left w:w="108" w:type="dxa"/>
+            <w:bottom w:w="0" w:type="dxa"/>
+            <w:right w:w="108" w:type="dxa"/>
+          </w:tblCellMar>
+        </w:tblPrEx>
+        <w:trPr>
+          <w:trHeight w:val="0" w:hRule="atLeast"/>
+          <w:jc w:val="center"/>
+        </w:trPr>
+        <w:tc>
+          <w:tcPr>
+            <w:tcW w:w="881" w:type="dxa"/>
+            <w:tcBorders>
+              <w:top w:val="single" w:color="auto" w:sz="4" w:space="0"/>
+              <w:left w:val="nil"/>
+              <w:bottom w:val="nil"/>
+              <w:right w:val="nil"/>
+            </w:tcBorders>
+            <w:shd w:val="clear" w:color="auto" w:fill="auto"/>
+            <w:noWrap w:val="0"/>
+            <w:tcMar>
+              <w:top w:w="-1" w:type="dxa"/>
+              <w:left w:w="-1" w:type="dxa"/>
+              <w:bottom w:w="-1" w:type="dxa"/>
+              <w:right w:w="-1" w:type="dxa"/>
+            </w:tcMar>
+            <w:vAlign w:val="center"/>
+          </w:tcPr>
+          <w:p>
+            <w:pPr>
+              <w:snapToGrid w:val="0"/>
+              <w:spacing w:line="240" w:lineRule="auto"/>
+              <w:ind w:left="0" w:leftChars="0" w:right="0" w:rightChars="0" w:firstLine="0" w:firstLineChars="0"/>
+              <w:jc w:val="center"/>
+              <w:rPr>
+                <w:rFonts w:hint="eastAsia" w:ascii="Times New Roman" w:hAnsi="Times New Roman" w:eastAsia="宋体" w:cstheme="minorBidi"/>
+                <w:color w:val="auto"/>
+                <w:kern w:val="2"/>
+                <w:sz w:val="24"/>
+                <w:szCs w:val="22"/>
+                <w:lang w:val="en-US" w:eastAsia="zh-CN" w:bidi="ar-SA"/>
+              </w:rPr>
+            </w:pPr>
+            <w:r>
+              <w:t>30</w:t>
+            </w:r>
+          </w:p>
+        </w:tc>
+        <w:tc>
+          <w:tcPr>
+            <w:tcW w:w="1156" w:type="dxa"/>
+            <w:tcBorders>
+              <w:top w:val="single" w:color="auto" w:sz="4" w:space="0"/>
+              <w:left w:val="nil"/>
+              <w:bottom w:val="nil"/>
+              <w:right w:val="nil"/>
+            </w:tcBorders>
+            <w:shd w:val="clear" w:color="auto" w:fill="auto"/>
+            <w:noWrap w:val="0"/>
+            <w:tcMar>
+              <w:top w:w="-1" w:type="dxa"/>
+              <w:left w:w="-1" w:type="dxa"/>
+              <w:bottom w:w="-1" w:type="dxa"/>
+              <w:right w:w="-1" w:type="dxa"/>
+            </w:tcMar>
+            <w:vAlign w:val="center"/>
+          </w:tcPr>
+          <w:p>
+            <w:pPr>
+              <w:snapToGrid w:val="0"/>
+              <w:spacing w:line="240" w:lineRule="auto"/>
+              <w:ind w:left="0" w:leftChars="0" w:right="0" w:rightChars="0" w:firstLine="0" w:firstLineChars="0"/>
+              <w:jc w:val="left"/>
+              <w:rPr>
+                <w:rFonts w:hint="eastAsia" w:ascii="Times New Roman" w:hAnsi="Times New Roman" w:eastAsia="宋体" w:cstheme="minorBidi"/>
+                <w:color w:val="auto"/>
+                <w:kern w:val="2"/>
+                <w:sz w:val="24"/>
+                <w:szCs w:val="22"/>
+                <w:lang w:val="en-US" w:eastAsia="zh-CN" w:bidi="ar-SA"/>
+              </w:rPr>
+            </w:pPr>
+            <w:r>
+              <w:t>BLT</w:t>
+            </w:r>
+          </w:p>
+        </w:tc>
+        <w:tc>
+          <w:tcPr>
+            <w:tcW w:w="0" w:type="auto"/>
+            <w:tcBorders>
+              <w:top w:val="single" w:color="auto" w:sz="4" w:space="0"/>
+              <w:left w:val="nil"/>
+              <w:bottom w:val="nil"/>
+              <w:right w:val="nil"/>
+            </w:tcBorders>
+            <w:shd w:val="clear" w:color="auto" w:fill="auto"/>
+            <w:noWrap w:val="0"/>
+            <w:tcMar>
+              <w:top w:w="-1" w:type="dxa"/>
+              <w:left w:w="-1" w:type="dxa"/>
+              <w:bottom w:w="-1" w:type="dxa"/>
+              <w:right w:w="-1" w:type="dxa"/>
+            </w:tcMar>
+            <w:vAlign w:val="center"/>
+          </w:tcPr>
+          <w:p>
+            <w:pPr>
+              <w:snapToGrid w:val="0"/>
+              <w:spacing w:line="240" w:lineRule="auto"/>
+              <w:ind w:left="0" w:leftChars="0" w:right="0" w:rightChars="0" w:firstLine="0" w:firstLineChars="0"/>
+              <w:jc w:val="center"/>
+              <w:rPr>
+                <w:rFonts w:hint="eastAsia" w:ascii="Times New Roman" w:hAnsi="Times New Roman" w:eastAsia="宋体" w:cstheme="minorBidi"/>
+                <w:color w:val="auto"/>
+                <w:kern w:val="2"/>
+                <w:sz w:val="24"/>
+                <w:szCs w:val="22"/>
+                <w:lang w:val="en-US" w:eastAsia="zh-CN" w:bidi="ar-SA"/>
+              </w:rPr>
+            </w:pPr>
+            <w:r>
+              <w:t>1100011</w:t>
+            </w:r>
+          </w:p>
+        </w:tc>
+        <w:tc>
+          <w:tcPr>
+            <w:tcW w:w="0" w:type="auto"/>
+            <w:tcBorders>
+              <w:top w:val="single" w:color="auto" w:sz="4" w:space="0"/>
+              <w:left w:val="nil"/>
+              <w:bottom w:val="nil"/>
+              <w:right w:val="nil"/>
+            </w:tcBorders>
+            <w:shd w:val="clear" w:color="auto" w:fill="auto"/>
+            <w:noWrap w:val="0"/>
+            <w:tcMar>
+              <w:top w:w="-1" w:type="dxa"/>
+              <w:left w:w="-1" w:type="dxa"/>
+              <w:bottom w:w="-1" w:type="dxa"/>
+              <w:right w:w="-1" w:type="dxa"/>
+            </w:tcMar>
+            <w:vAlign w:val="center"/>
+          </w:tcPr>
+          <w:p>
+            <w:pPr>
+              <w:snapToGrid w:val="0"/>
+              <w:spacing w:line="240" w:lineRule="auto"/>
+              <w:ind w:left="0" w:leftChars="0" w:right="0" w:rightChars="0" w:firstLine="0" w:firstLineChars="0"/>
+              <w:jc w:val="center"/>
+              <w:rPr>
+                <w:rFonts w:hint="eastAsia" w:ascii="Times New Roman" w:hAnsi="Times New Roman" w:eastAsia="宋体" w:cstheme="minorBidi"/>
+                <w:color w:val="auto"/>
+                <w:kern w:val="2"/>
+                <w:sz w:val="24"/>
+                <w:szCs w:val="22"/>
+                <w:lang w:val="en-US" w:eastAsia="zh-CN" w:bidi="ar-SA"/>
+              </w:rPr>
+            </w:pPr>
+            <w:r>
+              <w:t>100</w:t>
+            </w:r>
+          </w:p>
+        </w:tc>
+        <w:tc>
+          <w:tcPr>
+            <w:tcW w:w="0" w:type="auto"/>
+            <w:tcBorders>
+              <w:top w:val="single" w:color="auto" w:sz="4" w:space="0"/>
+              <w:left w:val="nil"/>
+              <w:bottom w:val="nil"/>
+              <w:right w:val="nil"/>
+            </w:tcBorders>
+            <w:shd w:val="clear" w:color="auto" w:fill="auto"/>
+            <w:noWrap w:val="0"/>
+            <w:tcMar>
+              <w:top w:w="-1" w:type="dxa"/>
+              <w:left w:w="-1" w:type="dxa"/>
+              <w:bottom w:w="-1" w:type="dxa"/>
+              <w:right w:w="-1" w:type="dxa"/>
+            </w:tcMar>
+            <w:vAlign w:val="center"/>
+          </w:tcPr>
+          <w:p>
+            <w:pPr>
+              <w:snapToGrid w:val="0"/>
+              <w:spacing w:line="240" w:lineRule="auto"/>
+              <w:ind w:left="0" w:leftChars="0" w:right="0" w:rightChars="0" w:firstLine="0" w:firstLineChars="0"/>
+              <w:jc w:val="center"/>
+              <w:rPr>
+                <w:rFonts w:hint="eastAsia" w:ascii="Times New Roman" w:hAnsi="Times New Roman" w:eastAsia="宋体" w:cstheme="minorBidi"/>
+                <w:color w:val="auto"/>
+                <w:kern w:val="2"/>
+                <w:sz w:val="24"/>
+                <w:szCs w:val="22"/>
+                <w:lang w:val="en-US" w:eastAsia="zh-CN" w:bidi="ar-SA"/>
+              </w:rPr>
+            </w:pPr>
+            <w:r>
+              <w:t>/</w:t>
+            </w:r>
+          </w:p>
+        </w:tc>
+        <w:tc>
+          <w:tcPr>
+            <w:tcW w:w="3444" w:type="dxa"/>
+            <w:tcBorders>
+              <w:top w:val="single" w:color="auto" w:sz="4" w:space="0"/>
+              <w:left w:val="nil"/>
+              <w:bottom w:val="nil"/>
+              <w:right w:val="nil"/>
+            </w:tcBorders>
+            <w:shd w:val="clear" w:color="auto" w:fill="auto"/>
+            <w:noWrap w:val="0"/>
+            <w:tcMar>
+              <w:top w:w="-1" w:type="dxa"/>
+              <w:left w:w="-1" w:type="dxa"/>
+              <w:bottom w:w="-1" w:type="dxa"/>
+              <w:right w:w="-1" w:type="dxa"/>
+            </w:tcMar>
+            <w:vAlign w:val="center"/>
+          </w:tcPr>
+          <w:p>
+            <w:pPr>
+              <w:snapToGrid w:val="0"/>
+              <w:spacing w:line="240" w:lineRule="auto"/>
+              <w:ind w:left="0" w:leftChars="0" w:right="0" w:rightChars="0" w:firstLine="0" w:firstLineChars="0"/>
+              <w:jc w:val="left"/>
+              <w:rPr>
+                <w:rFonts w:hint="eastAsia" w:ascii="Times New Roman" w:hAnsi="Times New Roman" w:eastAsia="宋体" w:cstheme="minorBidi"/>
+                <w:color w:val="auto"/>
+                <w:kern w:val="2"/>
+                <w:sz w:val="24"/>
+                <w:szCs w:val="22"/>
+                <w:lang w:val="en-US" w:eastAsia="zh-CN" w:bidi="ar-SA"/>
+              </w:rPr>
+            </w:pPr>
+            <w:r>
+              <w:t>if ($signed(rs1) &lt; $signed(rs2)) PC = PC + imm</w:t>
+            </w:r>
+          </w:p>
+        </w:tc>
+      </w:tr>
+      <w:tr>
+        <w:tblPrEx>
+          <w:tblBorders>
+            <w:top w:val="none" w:color="auto" w:sz="4" w:space="0"/>
+            <w:left w:val="none" w:color="auto" w:sz="4" w:space="0"/>
+            <w:bottom w:val="none" w:color="auto" w:sz="4" w:space="0"/>
+            <w:right w:val="none" w:color="auto" w:sz="4" w:space="0"/>
+            <w:insideH w:val="none" w:color="auto" w:sz="4" w:space="0"/>
+            <w:insideV w:val="none" w:color="auto" w:sz="4" w:space="0"/>
+          </w:tblBorders>
+          <w:tblCellMar>
+            <w:top w:w="0" w:type="dxa"/>
+            <w:left w:w="108" w:type="dxa"/>
+            <w:bottom w:w="0" w:type="dxa"/>
+            <w:right w:w="108" w:type="dxa"/>
+          </w:tblCellMar>
+        </w:tblPrEx>
+        <w:trPr>
+          <w:trHeight w:val="0" w:hRule="atLeast"/>
+          <w:jc w:val="center"/>
+        </w:trPr>
+        <w:tc>
+          <w:tcPr>
+            <w:tcW w:w="881" w:type="dxa"/>
+            <w:tcBorders>
+              <w:top w:val="single" w:color="auto" w:sz="4" w:space="0"/>
+              <w:left w:val="nil"/>
+              <w:bottom w:val="nil"/>
+              <w:right w:val="nil"/>
+            </w:tcBorders>
+            <w:shd w:val="clear" w:color="auto" w:fill="auto"/>
+            <w:noWrap w:val="0"/>
+            <w:tcMar>
+              <w:top w:w="-1" w:type="dxa"/>
+              <w:left w:w="-1" w:type="dxa"/>
+              <w:bottom w:w="-1" w:type="dxa"/>
+              <w:right w:w="-1" w:type="dxa"/>
+            </w:tcMar>
+            <w:vAlign w:val="center"/>
+          </w:tcPr>
+          <w:p>
+            <w:pPr>
+              <w:snapToGrid w:val="0"/>
+              <w:spacing w:line="240" w:lineRule="auto"/>
+              <w:ind w:left="0" w:leftChars="0" w:right="0" w:rightChars="0" w:firstLine="0" w:firstLineChars="0"/>
+              <w:jc w:val="center"/>
+              <w:rPr>
+                <w:rFonts w:hint="eastAsia" w:ascii="Times New Roman" w:hAnsi="Times New Roman" w:eastAsia="宋体" w:cstheme="minorBidi"/>
+                <w:color w:val="auto"/>
+                <w:kern w:val="2"/>
+                <w:sz w:val="24"/>
+                <w:szCs w:val="22"/>
+                <w:lang w:val="en-US" w:eastAsia="zh-CN" w:bidi="ar-SA"/>
+              </w:rPr>
+            </w:pPr>
+            <w:r>
+              <w:t>31</w:t>
+            </w:r>
+          </w:p>
+        </w:tc>
+        <w:tc>
+          <w:tcPr>
+            <w:tcW w:w="1156" w:type="dxa"/>
+            <w:tcBorders>
+              <w:top w:val="single" w:color="auto" w:sz="4" w:space="0"/>
+              <w:left w:val="nil"/>
+              <w:bottom w:val="nil"/>
+              <w:right w:val="nil"/>
+            </w:tcBorders>
+            <w:shd w:val="clear" w:color="auto" w:fill="auto"/>
+            <w:noWrap w:val="0"/>
+            <w:tcMar>
+              <w:top w:w="-1" w:type="dxa"/>
+              <w:left w:w="-1" w:type="dxa"/>
+              <w:bottom w:w="-1" w:type="dxa"/>
+              <w:right w:w="-1" w:type="dxa"/>
+            </w:tcMar>
+            <w:vAlign w:val="center"/>
+          </w:tcPr>
+          <w:p>
+            <w:pPr>
+              <w:snapToGrid w:val="0"/>
+              <w:spacing w:line="240" w:lineRule="auto"/>
+              <w:ind w:left="0" w:leftChars="0" w:right="0" w:rightChars="0" w:firstLine="0" w:firstLineChars="0"/>
+              <w:jc w:val="left"/>
+              <w:rPr>
+                <w:rFonts w:hint="eastAsia" w:ascii="Times New Roman" w:hAnsi="Times New Roman" w:eastAsia="宋体" w:cstheme="minorBidi"/>
+                <w:color w:val="auto"/>
+                <w:kern w:val="2"/>
+                <w:sz w:val="24"/>
+                <w:szCs w:val="22"/>
+                <w:lang w:val="en-US" w:eastAsia="zh-CN" w:bidi="ar-SA"/>
+              </w:rPr>
+            </w:pPr>
+            <w:r>
+              <w:t>BGE</w:t>
+            </w:r>
+          </w:p>
+        </w:tc>
+        <w:tc>
+          <w:tcPr>
+            <w:tcW w:w="0" w:type="auto"/>
+            <w:tcBorders>
+              <w:top w:val="single" w:color="auto" w:sz="4" w:space="0"/>
+              <w:left w:val="nil"/>
+              <w:bottom w:val="nil"/>
+              <w:right w:val="nil"/>
+            </w:tcBorders>
+            <w:shd w:val="clear" w:color="auto" w:fill="auto"/>
+            <w:noWrap w:val="0"/>
+            <w:tcMar>
+              <w:top w:w="-1" w:type="dxa"/>
+              <w:left w:w="-1" w:type="dxa"/>
+              <w:bottom w:w="-1" w:type="dxa"/>
+              <w:right w:w="-1" w:type="dxa"/>
+            </w:tcMar>
+            <w:vAlign w:val="center"/>
+          </w:tcPr>
+          <w:p>
+            <w:pPr>
+              <w:snapToGrid w:val="0"/>
+              <w:spacing w:line="240" w:lineRule="auto"/>
+              <w:ind w:left="0" w:leftChars="0" w:right="0" w:rightChars="0" w:firstLine="0" w:firstLineChars="0"/>
+              <w:jc w:val="center"/>
+              <w:rPr>
+                <w:rFonts w:hint="eastAsia" w:ascii="Times New Roman" w:hAnsi="Times New Roman" w:eastAsia="宋体" w:cstheme="minorBidi"/>
+                <w:color w:val="auto"/>
+                <w:kern w:val="2"/>
+                <w:sz w:val="24"/>
+                <w:szCs w:val="22"/>
+                <w:lang w:val="en-US" w:eastAsia="zh-CN" w:bidi="ar-SA"/>
+              </w:rPr>
+            </w:pPr>
+            <w:r>
+              <w:t>1100011</w:t>
+            </w:r>
+          </w:p>
+        </w:tc>
+        <w:tc>
+          <w:tcPr>
+            <w:tcW w:w="0" w:type="auto"/>
+            <w:tcBorders>
+              <w:top w:val="single" w:color="auto" w:sz="4" w:space="0"/>
+              <w:left w:val="nil"/>
+              <w:bottom w:val="nil"/>
+              <w:right w:val="nil"/>
+            </w:tcBorders>
+            <w:shd w:val="clear" w:color="auto" w:fill="auto"/>
+            <w:noWrap w:val="0"/>
+            <w:tcMar>
+              <w:top w:w="-1" w:type="dxa"/>
+              <w:left w:w="-1" w:type="dxa"/>
+              <w:bottom w:w="-1" w:type="dxa"/>
+              <w:right w:w="-1" w:type="dxa"/>
+            </w:tcMar>
+            <w:vAlign w:val="center"/>
+          </w:tcPr>
+          <w:p>
+            <w:pPr>
+              <w:snapToGrid w:val="0"/>
+              <w:spacing w:line="240" w:lineRule="auto"/>
+              <w:ind w:left="0" w:leftChars="0" w:right="0" w:rightChars="0" w:firstLine="0" w:firstLineChars="0"/>
+              <w:jc w:val="center"/>
+              <w:rPr>
+                <w:rFonts w:hint="eastAsia" w:ascii="Times New Roman" w:hAnsi="Times New Roman" w:eastAsia="宋体" w:cstheme="minorBidi"/>
+                <w:color w:val="auto"/>
+                <w:kern w:val="2"/>
+                <w:sz w:val="24"/>
+                <w:szCs w:val="22"/>
+                <w:lang w:val="en-US" w:eastAsia="zh-CN" w:bidi="ar-SA"/>
+              </w:rPr>
+            </w:pPr>
+            <w:r>
+              <w:t>101</w:t>
+            </w:r>
+          </w:p>
+        </w:tc>
+        <w:tc>
+          <w:tcPr>
+            <w:tcW w:w="0" w:type="auto"/>
+            <w:tcBorders>
+              <w:top w:val="single" w:color="auto" w:sz="4" w:space="0"/>
+              <w:left w:val="nil"/>
+              <w:bottom w:val="nil"/>
+              <w:right w:val="nil"/>
+            </w:tcBorders>
+            <w:shd w:val="clear" w:color="auto" w:fill="auto"/>
+            <w:noWrap w:val="0"/>
+            <w:tcMar>
+              <w:top w:w="-1" w:type="dxa"/>
+              <w:left w:w="-1" w:type="dxa"/>
+              <w:bottom w:w="-1" w:type="dxa"/>
+              <w:right w:w="-1" w:type="dxa"/>
+            </w:tcMar>
+            <w:vAlign w:val="center"/>
+          </w:tcPr>
+          <w:p>
+            <w:pPr>
+              <w:snapToGrid w:val="0"/>
+              <w:spacing w:line="240" w:lineRule="auto"/>
+              <w:ind w:left="0" w:leftChars="0" w:right="0" w:rightChars="0" w:firstLine="0" w:firstLineChars="0"/>
+              <w:jc w:val="center"/>
+              <w:rPr>
+                <w:rFonts w:hint="eastAsia" w:ascii="Times New Roman" w:hAnsi="Times New Roman" w:eastAsia="宋体" w:cstheme="minorBidi"/>
+                <w:color w:val="auto"/>
+                <w:kern w:val="2"/>
+                <w:sz w:val="24"/>
+                <w:szCs w:val="22"/>
+                <w:lang w:val="en-US" w:eastAsia="zh-CN" w:bidi="ar-SA"/>
+              </w:rPr>
+            </w:pPr>
+            <w:r>
+              <w:t>/</w:t>
+            </w:r>
+          </w:p>
+        </w:tc>
+        <w:tc>
+          <w:tcPr>
+            <w:tcW w:w="3444" w:type="dxa"/>
+            <w:tcBorders>
+              <w:top w:val="single" w:color="auto" w:sz="4" w:space="0"/>
+              <w:left w:val="nil"/>
+              <w:bottom w:val="nil"/>
+              <w:right w:val="nil"/>
+            </w:tcBorders>
+            <w:shd w:val="clear" w:color="auto" w:fill="auto"/>
+            <w:noWrap w:val="0"/>
+            <w:tcMar>
+              <w:top w:w="-1" w:type="dxa"/>
+              <w:left w:w="-1" w:type="dxa"/>
+              <w:bottom w:w="-1" w:type="dxa"/>
+              <w:right w:w="-1" w:type="dxa"/>
+            </w:tcMar>
+            <w:vAlign w:val="center"/>
+          </w:tcPr>
+          <w:p>
+            <w:pPr>
+              <w:snapToGrid w:val="0"/>
+              <w:spacing w:line="240" w:lineRule="auto"/>
+              <w:ind w:left="0" w:leftChars="0" w:right="0" w:rightChars="0" w:firstLine="0" w:firstLineChars="0"/>
+              <w:jc w:val="left"/>
+              <w:rPr>
+                <w:rFonts w:hint="eastAsia" w:ascii="Times New Roman" w:hAnsi="Times New Roman" w:eastAsia="宋体" w:cstheme="minorBidi"/>
+                <w:color w:val="auto"/>
+                <w:kern w:val="2"/>
+                <w:sz w:val="24"/>
+                <w:szCs w:val="22"/>
+                <w:lang w:val="en-US" w:eastAsia="zh-CN" w:bidi="ar-SA"/>
+              </w:rPr>
+            </w:pPr>
+            <w:r>
+              <w:t>if ($signed(rs1) &gt;= $signed(rs2)) PC = PC + imm</w:t>
+            </w:r>
+          </w:p>
+        </w:tc>
+      </w:tr>
+      <w:tr>
+        <w:tblPrEx>
+          <w:tblBorders>
+            <w:top w:val="none" w:color="auto" w:sz="4" w:space="0"/>
+            <w:left w:val="none" w:color="auto" w:sz="4" w:space="0"/>
+            <w:bottom w:val="none" w:color="auto" w:sz="4" w:space="0"/>
+            <w:right w:val="none" w:color="auto" w:sz="4" w:space="0"/>
+            <w:insideH w:val="none" w:color="auto" w:sz="4" w:space="0"/>
+            <w:insideV w:val="none" w:color="auto" w:sz="4" w:space="0"/>
+          </w:tblBorders>
+          <w:tblCellMar>
+            <w:top w:w="0" w:type="dxa"/>
+            <w:left w:w="108" w:type="dxa"/>
+            <w:bottom w:w="0" w:type="dxa"/>
+            <w:right w:w="108" w:type="dxa"/>
+          </w:tblCellMar>
+        </w:tblPrEx>
+        <w:trPr>
+          <w:trHeight w:val="0" w:hRule="atLeast"/>
+          <w:jc w:val="center"/>
+        </w:trPr>
+        <w:tc>
+          <w:tcPr>
+            <w:tcW w:w="881" w:type="dxa"/>
+            <w:tcBorders>
+              <w:top w:val="single" w:color="auto" w:sz="4" w:space="0"/>
+              <w:left w:val="nil"/>
+              <w:bottom w:val="nil"/>
+              <w:right w:val="nil"/>
+            </w:tcBorders>
+            <w:shd w:val="clear" w:color="auto" w:fill="auto"/>
+            <w:noWrap w:val="0"/>
+            <w:tcMar>
+              <w:top w:w="-1" w:type="dxa"/>
+              <w:left w:w="-1" w:type="dxa"/>
+              <w:bottom w:w="-1" w:type="dxa"/>
+              <w:right w:w="-1" w:type="dxa"/>
+            </w:tcMar>
+            <w:vAlign w:val="center"/>
+          </w:tcPr>
+          <w:p>
+            <w:pPr>
+              <w:snapToGrid w:val="0"/>
+              <w:spacing w:line="240" w:lineRule="auto"/>
+              <w:ind w:left="0" w:leftChars="0" w:right="0" w:rightChars="0" w:firstLine="0" w:firstLineChars="0"/>
+              <w:jc w:val="center"/>
+              <w:rPr>
+                <w:rFonts w:hint="eastAsia" w:ascii="Times New Roman" w:hAnsi="Times New Roman" w:eastAsia="宋体" w:cstheme="minorBidi"/>
+                <w:color w:val="auto"/>
+                <w:kern w:val="2"/>
+                <w:sz w:val="24"/>
+                <w:szCs w:val="22"/>
+                <w:lang w:val="en-US" w:eastAsia="zh-CN" w:bidi="ar-SA"/>
+              </w:rPr>
+            </w:pPr>
+            <w:r>
+              <w:t>32</w:t>
+            </w:r>
+          </w:p>
+        </w:tc>
+        <w:tc>
+          <w:tcPr>
+            <w:tcW w:w="1156" w:type="dxa"/>
+            <w:tcBorders>
+              <w:top w:val="single" w:color="auto" w:sz="4" w:space="0"/>
+              <w:left w:val="nil"/>
+              <w:bottom w:val="nil"/>
+              <w:right w:val="nil"/>
+            </w:tcBorders>
+            <w:shd w:val="clear" w:color="auto" w:fill="auto"/>
+            <w:noWrap w:val="0"/>
+            <w:tcMar>
+              <w:top w:w="-1" w:type="dxa"/>
+              <w:left w:w="-1" w:type="dxa"/>
+              <w:bottom w:w="-1" w:type="dxa"/>
+              <w:right w:w="-1" w:type="dxa"/>
+            </w:tcMar>
+            <w:vAlign w:val="center"/>
+          </w:tcPr>
+          <w:p>
+            <w:pPr>
+              <w:snapToGrid w:val="0"/>
+              <w:spacing w:line="240" w:lineRule="auto"/>
+              <w:ind w:left="0" w:leftChars="0" w:right="0" w:rightChars="0" w:firstLine="0" w:firstLineChars="0"/>
+              <w:jc w:val="left"/>
+              <w:rPr>
+                <w:rFonts w:hint="eastAsia" w:ascii="Times New Roman" w:hAnsi="Times New Roman" w:eastAsia="宋体" w:cstheme="minorBidi"/>
+                <w:color w:val="auto"/>
+                <w:kern w:val="2"/>
+                <w:sz w:val="24"/>
+                <w:szCs w:val="22"/>
+                <w:lang w:val="en-US" w:eastAsia="zh-CN" w:bidi="ar-SA"/>
+              </w:rPr>
+            </w:pPr>
+            <w:r>
+              <w:t>BLTU</w:t>
+            </w:r>
+          </w:p>
+        </w:tc>
+        <w:tc>
+          <w:tcPr>
+            <w:tcW w:w="0" w:type="auto"/>
+            <w:tcBorders>
+              <w:top w:val="single" w:color="auto" w:sz="4" w:space="0"/>
+              <w:left w:val="nil"/>
+              <w:bottom w:val="nil"/>
+              <w:right w:val="nil"/>
+            </w:tcBorders>
+            <w:shd w:val="clear" w:color="auto" w:fill="auto"/>
+            <w:noWrap w:val="0"/>
+            <w:tcMar>
+              <w:top w:w="-1" w:type="dxa"/>
+              <w:left w:w="-1" w:type="dxa"/>
+              <w:bottom w:w="-1" w:type="dxa"/>
+              <w:right w:w="-1" w:type="dxa"/>
+            </w:tcMar>
+            <w:vAlign w:val="center"/>
+          </w:tcPr>
+          <w:p>
+            <w:pPr>
+              <w:snapToGrid w:val="0"/>
+              <w:spacing w:line="240" w:lineRule="auto"/>
+              <w:ind w:left="0" w:leftChars="0" w:right="0" w:rightChars="0" w:firstLine="0" w:firstLineChars="0"/>
+              <w:jc w:val="center"/>
+              <w:rPr>
+                <w:rFonts w:hint="eastAsia" w:ascii="Times New Roman" w:hAnsi="Times New Roman" w:eastAsia="宋体" w:cstheme="minorBidi"/>
+                <w:color w:val="auto"/>
+                <w:kern w:val="2"/>
+                <w:sz w:val="24"/>
+                <w:szCs w:val="22"/>
+                <w:lang w:val="en-US" w:eastAsia="zh-CN" w:bidi="ar-SA"/>
+              </w:rPr>
+            </w:pPr>
+            <w:r>
+              <w:t>1100011</w:t>
+            </w:r>
+          </w:p>
+        </w:tc>
+        <w:tc>
+          <w:tcPr>
+            <w:tcW w:w="0" w:type="auto"/>
+            <w:tcBorders>
+              <w:top w:val="single" w:color="auto" w:sz="4" w:space="0"/>
+              <w:left w:val="nil"/>
+              <w:bottom w:val="nil"/>
+              <w:right w:val="nil"/>
+            </w:tcBorders>
+            <w:shd w:val="clear" w:color="auto" w:fill="auto"/>
+            <w:noWrap w:val="0"/>
+            <w:tcMar>
+              <w:top w:w="-1" w:type="dxa"/>
+              <w:left w:w="-1" w:type="dxa"/>
+              <w:bottom w:w="-1" w:type="dxa"/>
+              <w:right w:w="-1" w:type="dxa"/>
+            </w:tcMar>
+            <w:vAlign w:val="center"/>
+          </w:tcPr>
+          <w:p>
+            <w:pPr>
+              <w:snapToGrid w:val="0"/>
+              <w:spacing w:line="240" w:lineRule="auto"/>
+              <w:ind w:left="0" w:leftChars="0" w:right="0" w:rightChars="0" w:firstLine="0" w:firstLineChars="0"/>
+              <w:jc w:val="center"/>
+              <w:rPr>
+                <w:rFonts w:hint="eastAsia" w:ascii="Times New Roman" w:hAnsi="Times New Roman" w:eastAsia="宋体" w:cstheme="minorBidi"/>
+                <w:color w:val="auto"/>
+                <w:kern w:val="2"/>
+                <w:sz w:val="24"/>
+                <w:szCs w:val="22"/>
+                <w:lang w:val="en-US" w:eastAsia="zh-CN" w:bidi="ar-SA"/>
+              </w:rPr>
+            </w:pPr>
+            <w:r>
+              <w:t>110</w:t>
+            </w:r>
+          </w:p>
+        </w:tc>
+        <w:tc>
+          <w:tcPr>
+            <w:tcW w:w="0" w:type="auto"/>
+            <w:tcBorders>
+              <w:top w:val="single" w:color="auto" w:sz="4" w:space="0"/>
+              <w:left w:val="nil"/>
+              <w:bottom w:val="nil"/>
+              <w:right w:val="nil"/>
+            </w:tcBorders>
+            <w:shd w:val="clear" w:color="auto" w:fill="auto"/>
+            <w:noWrap w:val="0"/>
+            <w:tcMar>
+              <w:top w:w="-1" w:type="dxa"/>
+              <w:left w:w="-1" w:type="dxa"/>
+              <w:bottom w:w="-1" w:type="dxa"/>
+              <w:right w:w="-1" w:type="dxa"/>
+            </w:tcMar>
+            <w:vAlign w:val="center"/>
+          </w:tcPr>
+          <w:p>
+            <w:pPr>
+              <w:snapToGrid w:val="0"/>
+              <w:spacing w:line="240" w:lineRule="auto"/>
+              <w:ind w:left="0" w:leftChars="0" w:right="0" w:rightChars="0" w:firstLine="0" w:firstLineChars="0"/>
+              <w:jc w:val="center"/>
+              <w:rPr>
+                <w:rFonts w:hint="eastAsia" w:ascii="Times New Roman" w:hAnsi="Times New Roman" w:eastAsia="宋体" w:cstheme="minorBidi"/>
+                <w:color w:val="auto"/>
+                <w:kern w:val="2"/>
+                <w:sz w:val="24"/>
+                <w:szCs w:val="22"/>
+                <w:lang w:val="en-US" w:eastAsia="zh-CN" w:bidi="ar-SA"/>
+              </w:rPr>
+            </w:pPr>
+            <w:r>
+              <w:t>/</w:t>
+            </w:r>
+          </w:p>
+        </w:tc>
+        <w:tc>
+          <w:tcPr>
+            <w:tcW w:w="3444" w:type="dxa"/>
+            <w:tcBorders>
+              <w:top w:val="single" w:color="auto" w:sz="4" w:space="0"/>
+              <w:left w:val="nil"/>
+              <w:bottom w:val="nil"/>
+              <w:right w:val="nil"/>
+            </w:tcBorders>
+            <w:shd w:val="clear" w:color="auto" w:fill="auto"/>
+            <w:noWrap w:val="0"/>
+            <w:tcMar>
+              <w:top w:w="-1" w:type="dxa"/>
+              <w:left w:w="-1" w:type="dxa"/>
+              <w:bottom w:w="-1" w:type="dxa"/>
+              <w:right w:w="-1" w:type="dxa"/>
+            </w:tcMar>
+            <w:vAlign w:val="center"/>
+          </w:tcPr>
+          <w:p>
+            <w:pPr>
+              <w:snapToGrid w:val="0"/>
+              <w:spacing w:line="240" w:lineRule="auto"/>
+              <w:ind w:left="0" w:leftChars="0" w:right="0" w:rightChars="0" w:firstLine="0" w:firstLineChars="0"/>
+              <w:jc w:val="left"/>
+              <w:rPr>
+                <w:rFonts w:hint="eastAsia" w:ascii="Times New Roman" w:hAnsi="Times New Roman" w:eastAsia="宋体" w:cstheme="minorBidi"/>
+                <w:color w:val="auto"/>
+                <w:kern w:val="2"/>
+                <w:sz w:val="24"/>
+                <w:szCs w:val="22"/>
+                <w:lang w:val="en-US" w:eastAsia="zh-CN" w:bidi="ar-SA"/>
+              </w:rPr>
+            </w:pPr>
+            <w:r>
+              <w:t>if (rs1 &lt; rs2) PC = PC + imm</w:t>
+            </w:r>
+          </w:p>
+        </w:tc>
+      </w:tr>
+      <w:tr>
+        <w:tblPrEx>
+          <w:tblBorders>
+            <w:top w:val="none" w:color="auto" w:sz="4" w:space="0"/>
+            <w:left w:val="none" w:color="auto" w:sz="4" w:space="0"/>
+            <w:bottom w:val="none" w:color="auto" w:sz="4" w:space="0"/>
+            <w:right w:val="none" w:color="auto" w:sz="4" w:space="0"/>
+            <w:insideH w:val="none" w:color="auto" w:sz="4" w:space="0"/>
+            <w:insideV w:val="none" w:color="auto" w:sz="4" w:space="0"/>
+          </w:tblBorders>
+          <w:tblCellMar>
+            <w:top w:w="0" w:type="dxa"/>
+            <w:left w:w="108" w:type="dxa"/>
+            <w:bottom w:w="0" w:type="dxa"/>
+            <w:right w:w="108" w:type="dxa"/>
+          </w:tblCellMar>
+        </w:tblPrEx>
+        <w:trPr>
+          <w:trHeight w:val="0" w:hRule="atLeast"/>
+          <w:jc w:val="center"/>
+        </w:trPr>
+        <w:tc>
+          <w:tcPr>
+            <w:tcW w:w="881" w:type="dxa"/>
+            <w:tcBorders>
+              <w:top w:val="single" w:color="auto" w:sz="4" w:space="0"/>
+              <w:left w:val="nil"/>
+              <w:bottom w:val="nil"/>
+              <w:right w:val="nil"/>
+            </w:tcBorders>
+            <w:shd w:val="clear" w:color="auto" w:fill="auto"/>
+            <w:noWrap w:val="0"/>
+            <w:tcMar>
+              <w:top w:w="-1" w:type="dxa"/>
+              <w:left w:w="-1" w:type="dxa"/>
+              <w:bottom w:w="-1" w:type="dxa"/>
+              <w:right w:w="-1" w:type="dxa"/>
+            </w:tcMar>
+            <w:vAlign w:val="center"/>
+          </w:tcPr>
+          <w:p>
+            <w:pPr>
+              <w:snapToGrid w:val="0"/>
+              <w:spacing w:line="240" w:lineRule="auto"/>
+              <w:ind w:left="0" w:leftChars="0" w:right="0" w:rightChars="0" w:firstLine="0" w:firstLineChars="0"/>
+              <w:jc w:val="center"/>
+              <w:rPr>
+                <w:rFonts w:hint="eastAsia" w:ascii="Times New Roman" w:hAnsi="Times New Roman" w:eastAsia="宋体" w:cstheme="minorBidi"/>
+                <w:color w:val="auto"/>
+                <w:kern w:val="2"/>
+                <w:sz w:val="24"/>
+                <w:szCs w:val="22"/>
+                <w:lang w:val="en-US" w:eastAsia="zh-CN" w:bidi="ar-SA"/>
+              </w:rPr>
+            </w:pPr>
+            <w:r>
+              <w:t>33</w:t>
+            </w:r>
+          </w:p>
+        </w:tc>
+        <w:tc>
+          <w:tcPr>
+            <w:tcW w:w="1156" w:type="dxa"/>
+            <w:tcBorders>
+              <w:top w:val="single" w:color="auto" w:sz="4" w:space="0"/>
+              <w:left w:val="nil"/>
+              <w:bottom w:val="nil"/>
+              <w:right w:val="nil"/>
+            </w:tcBorders>
+            <w:shd w:val="clear" w:color="auto" w:fill="auto"/>
+            <w:noWrap w:val="0"/>
+            <w:tcMar>
+              <w:top w:w="-1" w:type="dxa"/>
+              <w:left w:w="-1" w:type="dxa"/>
+              <w:bottom w:w="-1" w:type="dxa"/>
+              <w:right w:w="-1" w:type="dxa"/>
+            </w:tcMar>
+            <w:vAlign w:val="center"/>
+          </w:tcPr>
+          <w:p>
+            <w:pPr>
+              <w:snapToGrid w:val="0"/>
+              <w:spacing w:line="240" w:lineRule="auto"/>
+              <w:ind w:left="0" w:leftChars="0" w:right="0" w:rightChars="0" w:firstLine="0" w:firstLineChars="0"/>
+              <w:jc w:val="left"/>
+              <w:rPr>
+                <w:rFonts w:hint="eastAsia" w:ascii="Times New Roman" w:hAnsi="Times New Roman" w:eastAsia="宋体" w:cstheme="minorBidi"/>
+                <w:color w:val="auto"/>
+                <w:kern w:val="2"/>
+                <w:sz w:val="24"/>
+                <w:szCs w:val="22"/>
+                <w:lang w:val="en-US" w:eastAsia="zh-CN" w:bidi="ar-SA"/>
+              </w:rPr>
+            </w:pPr>
+            <w:r>
+              <w:t>BGEU</w:t>
+            </w:r>
+          </w:p>
+        </w:tc>
+        <w:tc>
+          <w:tcPr>
+            <w:tcW w:w="0" w:type="auto"/>
+            <w:tcBorders>
+              <w:top w:val="single" w:color="auto" w:sz="4" w:space="0"/>
+              <w:left w:val="nil"/>
+              <w:bottom w:val="nil"/>
+              <w:right w:val="nil"/>
+            </w:tcBorders>
+            <w:shd w:val="clear" w:color="auto" w:fill="auto"/>
+            <w:noWrap w:val="0"/>
+            <w:tcMar>
+              <w:top w:w="-1" w:type="dxa"/>
+              <w:left w:w="-1" w:type="dxa"/>
+              <w:bottom w:w="-1" w:type="dxa"/>
+              <w:right w:w="-1" w:type="dxa"/>
+            </w:tcMar>
+            <w:vAlign w:val="center"/>
+          </w:tcPr>
+          <w:p>
+            <w:pPr>
+              <w:snapToGrid w:val="0"/>
+              <w:spacing w:line="240" w:lineRule="auto"/>
+              <w:ind w:left="0" w:leftChars="0" w:right="0" w:rightChars="0" w:firstLine="0" w:firstLineChars="0"/>
+              <w:jc w:val="center"/>
+              <w:rPr>
+                <w:rFonts w:hint="eastAsia" w:ascii="Times New Roman" w:hAnsi="Times New Roman" w:eastAsia="宋体" w:cstheme="minorBidi"/>
+                <w:color w:val="auto"/>
+                <w:kern w:val="2"/>
+                <w:sz w:val="24"/>
+                <w:szCs w:val="22"/>
+                <w:lang w:val="en-US" w:eastAsia="zh-CN" w:bidi="ar-SA"/>
+              </w:rPr>
+            </w:pPr>
+            <w:r>
+              <w:t>1100011</w:t>
+            </w:r>
+          </w:p>
+        </w:tc>
+        <w:tc>
+          <w:tcPr>
+            <w:tcW w:w="0" w:type="auto"/>
+            <w:tcBorders>
+              <w:top w:val="single" w:color="auto" w:sz="4" w:space="0"/>
+              <w:left w:val="nil"/>
+              <w:bottom w:val="nil"/>
+              <w:right w:val="nil"/>
+            </w:tcBorders>
+            <w:shd w:val="clear" w:color="auto" w:fill="auto"/>
+            <w:noWrap w:val="0"/>
+            <w:tcMar>
+              <w:top w:w="-1" w:type="dxa"/>
+              <w:left w:w="-1" w:type="dxa"/>
+              <w:bottom w:w="-1" w:type="dxa"/>
+              <w:right w:w="-1" w:type="dxa"/>
+            </w:tcMar>
+            <w:vAlign w:val="center"/>
+          </w:tcPr>
+          <w:p>
+            <w:pPr>
+              <w:snapToGrid w:val="0"/>
+              <w:spacing w:line="240" w:lineRule="auto"/>
+              <w:ind w:left="0" w:leftChars="0" w:right="0" w:rightChars="0" w:firstLine="0" w:firstLineChars="0"/>
+              <w:jc w:val="center"/>
+              <w:rPr>
+                <w:rFonts w:hint="eastAsia" w:ascii="Times New Roman" w:hAnsi="Times New Roman" w:eastAsia="宋体" w:cstheme="minorBidi"/>
+                <w:color w:val="auto"/>
+                <w:kern w:val="2"/>
+                <w:sz w:val="24"/>
+                <w:szCs w:val="22"/>
+                <w:lang w:val="en-US" w:eastAsia="zh-CN" w:bidi="ar-SA"/>
+              </w:rPr>
+            </w:pPr>
+            <w:r>
+              <w:t>111</w:t>
+            </w:r>
+          </w:p>
+        </w:tc>
+        <w:tc>
+          <w:tcPr>
+            <w:tcW w:w="0" w:type="auto"/>
+            <w:tcBorders>
+              <w:top w:val="single" w:color="auto" w:sz="4" w:space="0"/>
+              <w:left w:val="nil"/>
+              <w:bottom w:val="nil"/>
+              <w:right w:val="nil"/>
+            </w:tcBorders>
+            <w:shd w:val="clear" w:color="auto" w:fill="auto"/>
+            <w:noWrap w:val="0"/>
+            <w:tcMar>
+              <w:top w:w="-1" w:type="dxa"/>
+              <w:left w:w="-1" w:type="dxa"/>
+              <w:bottom w:w="-1" w:type="dxa"/>
+              <w:right w:w="-1" w:type="dxa"/>
+            </w:tcMar>
+            <w:vAlign w:val="center"/>
+          </w:tcPr>
+          <w:p>
+            <w:pPr>
+              <w:snapToGrid w:val="0"/>
+              <w:spacing w:line="240" w:lineRule="auto"/>
+              <w:ind w:left="0" w:leftChars="0" w:right="0" w:rightChars="0" w:firstLine="0" w:firstLineChars="0"/>
+              <w:jc w:val="center"/>
+              <w:rPr>
+                <w:rFonts w:hint="eastAsia" w:ascii="Times New Roman" w:hAnsi="Times New Roman" w:eastAsia="宋体" w:cstheme="minorBidi"/>
+                <w:color w:val="auto"/>
+                <w:kern w:val="2"/>
+                <w:sz w:val="24"/>
+                <w:szCs w:val="22"/>
+                <w:lang w:val="en-US" w:eastAsia="zh-CN" w:bidi="ar-SA"/>
+              </w:rPr>
+            </w:pPr>
+            <w:r>
+              <w:t>/</w:t>
+            </w:r>
+          </w:p>
+        </w:tc>
+        <w:tc>
+          <w:tcPr>
+            <w:tcW w:w="3444" w:type="dxa"/>
+            <w:tcBorders>
+              <w:top w:val="single" w:color="auto" w:sz="4" w:space="0"/>
+              <w:left w:val="nil"/>
+              <w:bottom w:val="nil"/>
+              <w:right w:val="nil"/>
+            </w:tcBorders>
+            <w:shd w:val="clear" w:color="auto" w:fill="auto"/>
+            <w:noWrap w:val="0"/>
+            <w:tcMar>
+              <w:top w:w="-1" w:type="dxa"/>
+              <w:left w:w="-1" w:type="dxa"/>
+              <w:bottom w:w="-1" w:type="dxa"/>
+              <w:right w:w="-1" w:type="dxa"/>
+            </w:tcMar>
+            <w:vAlign w:val="center"/>
+          </w:tcPr>
+          <w:p>
+            <w:pPr>
+              <w:snapToGrid w:val="0"/>
+              <w:spacing w:line="240" w:lineRule="auto"/>
+              <w:ind w:left="0" w:leftChars="0" w:right="0" w:rightChars="0" w:firstLine="0" w:firstLineChars="0"/>
+              <w:jc w:val="left"/>
+              <w:rPr>
+                <w:rFonts w:hint="eastAsia" w:ascii="Times New Roman" w:hAnsi="Times New Roman" w:eastAsia="宋体" w:cstheme="minorBidi"/>
+                <w:color w:val="auto"/>
+                <w:kern w:val="2"/>
+                <w:sz w:val="24"/>
+                <w:szCs w:val="22"/>
+                <w:lang w:val="en-US" w:eastAsia="zh-CN" w:bidi="ar-SA"/>
+              </w:rPr>
+            </w:pPr>
+            <w:r>
+              <w:t>if (rs1 &gt;= rs2) PC = PC + imm</w:t>
+            </w:r>
+          </w:p>
+        </w:tc>
+      </w:tr>
+      <w:tr>
+        <w:tblPrEx>
+          <w:tblBorders>
+            <w:top w:val="none" w:color="auto" w:sz="4" w:space="0"/>
+            <w:left w:val="none" w:color="auto" w:sz="4" w:space="0"/>
+            <w:bottom w:val="none" w:color="auto" w:sz="4" w:space="0"/>
+            <w:right w:val="none" w:color="auto" w:sz="4" w:space="0"/>
+            <w:insideH w:val="none" w:color="auto" w:sz="4" w:space="0"/>
+            <w:insideV w:val="none" w:color="auto" w:sz="4" w:space="0"/>
+          </w:tblBorders>
+          <w:tblCellMar>
+            <w:top w:w="0" w:type="dxa"/>
+            <w:left w:w="108" w:type="dxa"/>
+            <w:bottom w:w="0" w:type="dxa"/>
+            <w:right w:w="108" w:type="dxa"/>
+          </w:tblCellMar>
+        </w:tblPrEx>
+        <w:trPr>
+          <w:trHeight w:val="0" w:hRule="atLeast"/>
+          <w:jc w:val="center"/>
+        </w:trPr>
+        <w:tc>
+          <w:tcPr>
+            <w:tcW w:w="881" w:type="dxa"/>
+            <w:tcBorders>
+              <w:top w:val="single" w:color="auto" w:sz="4" w:space="0"/>
+              <w:left w:val="nil"/>
+              <w:bottom w:val="nil"/>
+              <w:right w:val="nil"/>
+            </w:tcBorders>
+            <w:shd w:val="clear" w:color="auto" w:fill="auto"/>
+            <w:noWrap w:val="0"/>
+            <w:tcMar>
+              <w:top w:w="-1" w:type="dxa"/>
+              <w:left w:w="-1" w:type="dxa"/>
+              <w:bottom w:w="-1" w:type="dxa"/>
+              <w:right w:w="-1" w:type="dxa"/>
+            </w:tcMar>
+            <w:vAlign w:val="center"/>
+          </w:tcPr>
+          <w:p>
+            <w:pPr>
+              <w:snapToGrid w:val="0"/>
+              <w:spacing w:line="240" w:lineRule="auto"/>
+              <w:ind w:left="0" w:leftChars="0" w:right="0" w:rightChars="0" w:firstLine="0" w:firstLineChars="0"/>
+              <w:jc w:val="center"/>
+              <w:rPr>
+                <w:rFonts w:hint="eastAsia" w:ascii="Times New Roman" w:hAnsi="Times New Roman" w:eastAsia="宋体" w:cstheme="minorBidi"/>
+                <w:color w:val="auto"/>
+                <w:kern w:val="2"/>
+                <w:sz w:val="24"/>
+                <w:szCs w:val="22"/>
+                <w:lang w:val="en-US" w:eastAsia="zh-CN" w:bidi="ar-SA"/>
+              </w:rPr>
+            </w:pPr>
+            <w:r>
+              <w:t>34</w:t>
+            </w:r>
+          </w:p>
+        </w:tc>
+        <w:tc>
+          <w:tcPr>
+            <w:tcW w:w="1156" w:type="dxa"/>
+            <w:tcBorders>
+              <w:top w:val="single" w:color="auto" w:sz="4" w:space="0"/>
+              <w:left w:val="nil"/>
+              <w:bottom w:val="nil"/>
+              <w:right w:val="nil"/>
+            </w:tcBorders>
+            <w:shd w:val="clear" w:color="auto" w:fill="auto"/>
+            <w:noWrap w:val="0"/>
+            <w:tcMar>
+              <w:top w:w="-1" w:type="dxa"/>
+              <w:left w:w="-1" w:type="dxa"/>
+              <w:bottom w:w="-1" w:type="dxa"/>
+              <w:right w:w="-1" w:type="dxa"/>
+            </w:tcMar>
+            <w:vAlign w:val="center"/>
+          </w:tcPr>
+          <w:p>
+            <w:pPr>
+              <w:snapToGrid w:val="0"/>
+              <w:spacing w:line="240" w:lineRule="auto"/>
+              <w:ind w:left="0" w:leftChars="0" w:right="0" w:rightChars="0" w:firstLine="0" w:firstLineChars="0"/>
+              <w:jc w:val="left"/>
+              <w:rPr>
+                <w:rFonts w:hint="eastAsia" w:ascii="Times New Roman" w:hAnsi="Times New Roman" w:eastAsia="宋体" w:cstheme="minorBidi"/>
+                <w:color w:val="auto"/>
+                <w:kern w:val="2"/>
+                <w:sz w:val="24"/>
+                <w:szCs w:val="22"/>
+                <w:lang w:val="en-US" w:eastAsia="zh-CN" w:bidi="ar-SA"/>
+              </w:rPr>
+            </w:pPr>
+            <w:r>
+              <w:t>JAL</w:t>
+            </w:r>
+          </w:p>
+        </w:tc>
+        <w:tc>
+          <w:tcPr>
+            <w:tcW w:w="0" w:type="auto"/>
+            <w:tcBorders>
+              <w:top w:val="single" w:color="auto" w:sz="4" w:space="0"/>
+              <w:left w:val="nil"/>
+              <w:bottom w:val="nil"/>
+              <w:right w:val="nil"/>
+            </w:tcBorders>
+            <w:shd w:val="clear" w:color="auto" w:fill="auto"/>
+            <w:noWrap w:val="0"/>
+            <w:tcMar>
+              <w:top w:w="-1" w:type="dxa"/>
+              <w:left w:w="-1" w:type="dxa"/>
+              <w:bottom w:w="-1" w:type="dxa"/>
+              <w:right w:w="-1" w:type="dxa"/>
+            </w:tcMar>
+            <w:vAlign w:val="center"/>
+          </w:tcPr>
+          <w:p>
+            <w:pPr>
+              <w:snapToGrid w:val="0"/>
+              <w:spacing w:line="240" w:lineRule="auto"/>
+              <w:ind w:left="0" w:leftChars="0" w:right="0" w:rightChars="0" w:firstLine="0" w:firstLineChars="0"/>
+              <w:jc w:val="center"/>
+              <w:rPr>
+                <w:rFonts w:hint="eastAsia" w:ascii="Times New Roman" w:hAnsi="Times New Roman" w:eastAsia="宋体" w:cstheme="minorBidi"/>
+                <w:color w:val="auto"/>
+                <w:kern w:val="2"/>
+                <w:sz w:val="24"/>
+                <w:szCs w:val="22"/>
+                <w:lang w:val="en-US" w:eastAsia="zh-CN" w:bidi="ar-SA"/>
+              </w:rPr>
+            </w:pPr>
+            <w:r>
+              <w:t>1101111</w:t>
+            </w:r>
+          </w:p>
+        </w:tc>
+        <w:tc>
+          <w:tcPr>
+            <w:tcW w:w="0" w:type="auto"/>
+            <w:tcBorders>
+              <w:top w:val="single" w:color="auto" w:sz="4" w:space="0"/>
+              <w:left w:val="nil"/>
+              <w:bottom w:val="nil"/>
+              <w:right w:val="nil"/>
+            </w:tcBorders>
+            <w:shd w:val="clear" w:color="auto" w:fill="auto"/>
+            <w:noWrap w:val="0"/>
+            <w:tcMar>
+              <w:top w:w="-1" w:type="dxa"/>
+              <w:left w:w="-1" w:type="dxa"/>
+              <w:bottom w:w="-1" w:type="dxa"/>
+              <w:right w:w="-1" w:type="dxa"/>
+            </w:tcMar>
+            <w:vAlign w:val="center"/>
+          </w:tcPr>
+          <w:p>
+            <w:pPr>
+              <w:snapToGrid w:val="0"/>
+              <w:spacing w:line="240" w:lineRule="auto"/>
+              <w:ind w:left="0" w:leftChars="0" w:right="0" w:rightChars="0" w:firstLine="0" w:firstLineChars="0"/>
+              <w:jc w:val="center"/>
+              <w:rPr>
+                <w:rFonts w:hint="eastAsia" w:ascii="Times New Roman" w:hAnsi="Times New Roman" w:eastAsia="宋体" w:cstheme="minorBidi"/>
+                <w:color w:val="auto"/>
+                <w:kern w:val="2"/>
+                <w:sz w:val="24"/>
+                <w:szCs w:val="22"/>
+                <w:lang w:val="en-US" w:eastAsia="zh-CN" w:bidi="ar-SA"/>
+              </w:rPr>
+            </w:pPr>
+            <w:r>
+              <w:t>/</w:t>
+            </w:r>
+          </w:p>
+        </w:tc>
+        <w:tc>
+          <w:tcPr>
+            <w:tcW w:w="0" w:type="auto"/>
+            <w:tcBorders>
+              <w:top w:val="single" w:color="auto" w:sz="4" w:space="0"/>
+              <w:left w:val="nil"/>
+              <w:bottom w:val="nil"/>
+              <w:right w:val="nil"/>
+            </w:tcBorders>
+            <w:shd w:val="clear" w:color="auto" w:fill="auto"/>
+            <w:noWrap w:val="0"/>
+            <w:tcMar>
+              <w:top w:w="-1" w:type="dxa"/>
+              <w:left w:w="-1" w:type="dxa"/>
+              <w:bottom w:w="-1" w:type="dxa"/>
+              <w:right w:w="-1" w:type="dxa"/>
+            </w:tcMar>
+            <w:vAlign w:val="center"/>
+          </w:tcPr>
+          <w:p>
+            <w:pPr>
+              <w:snapToGrid w:val="0"/>
+              <w:spacing w:line="240" w:lineRule="auto"/>
+              <w:ind w:left="0" w:leftChars="0" w:right="0" w:rightChars="0" w:firstLine="0" w:firstLineChars="0"/>
+              <w:jc w:val="center"/>
+              <w:rPr>
+                <w:rFonts w:hint="eastAsia" w:ascii="Times New Roman" w:hAnsi="Times New Roman" w:eastAsia="宋体" w:cstheme="minorBidi"/>
+                <w:color w:val="auto"/>
+                <w:kern w:val="2"/>
+                <w:sz w:val="24"/>
+                <w:szCs w:val="22"/>
+                <w:lang w:val="en-US" w:eastAsia="zh-CN" w:bidi="ar-SA"/>
+              </w:rPr>
+            </w:pPr>
+            <w:r>
+              <w:t>/</w:t>
+            </w:r>
+          </w:p>
+        </w:tc>
+        <w:tc>
+          <w:tcPr>
+            <w:tcW w:w="3444" w:type="dxa"/>
+            <w:tcBorders>
+              <w:top w:val="single" w:color="auto" w:sz="4" w:space="0"/>
+              <w:left w:val="nil"/>
+              <w:bottom w:val="nil"/>
+              <w:right w:val="nil"/>
+            </w:tcBorders>
+            <w:shd w:val="clear" w:color="auto" w:fill="auto"/>
+            <w:noWrap w:val="0"/>
+            <w:tcMar>
+              <w:top w:w="-1" w:type="dxa"/>
+              <w:left w:w="-1" w:type="dxa"/>
+              <w:bottom w:w="-1" w:type="dxa"/>
+              <w:right w:w="-1" w:type="dxa"/>
+            </w:tcMar>
+            <w:vAlign w:val="center"/>
+          </w:tcPr>
+          <w:p>
+            <w:pPr>
+              <w:snapToGrid w:val="0"/>
+              <w:spacing w:line="240" w:lineRule="auto"/>
+              <w:ind w:left="0" w:leftChars="0" w:right="0" w:rightChars="0" w:firstLine="0" w:firstLineChars="0"/>
+              <w:jc w:val="left"/>
+              <w:rPr>
+                <w:rFonts w:hint="eastAsia" w:ascii="Times New Roman" w:hAnsi="Times New Roman" w:eastAsia="宋体" w:cstheme="minorBidi"/>
+                <w:color w:val="auto"/>
+                <w:kern w:val="2"/>
+                <w:sz w:val="24"/>
+                <w:szCs w:val="22"/>
+                <w:lang w:val="en-US" w:eastAsia="zh-CN" w:bidi="ar-SA"/>
+              </w:rPr>
+            </w:pPr>
+            <w:r>
+              <w:t>rd = PC + 4; PC = PC + imm</w:t>
+            </w:r>
+          </w:p>
+        </w:tc>
+      </w:tr>
+      <w:tr>
+        <w:tblPrEx>
+          <w:tblBorders>
+            <w:top w:val="none" w:color="auto" w:sz="4" w:space="0"/>
+            <w:left w:val="none" w:color="auto" w:sz="4" w:space="0"/>
+            <w:bottom w:val="none" w:color="auto" w:sz="4" w:space="0"/>
+            <w:right w:val="none" w:color="auto" w:sz="4" w:space="0"/>
+            <w:insideH w:val="none" w:color="auto" w:sz="4" w:space="0"/>
+            <w:insideV w:val="none" w:color="auto" w:sz="4" w:space="0"/>
+          </w:tblBorders>
+          <w:tblCellMar>
+            <w:top w:w="0" w:type="dxa"/>
+            <w:left w:w="108" w:type="dxa"/>
+            <w:bottom w:w="0" w:type="dxa"/>
+            <w:right w:w="108" w:type="dxa"/>
+          </w:tblCellMar>
+        </w:tblPrEx>
+        <w:trPr>
+          <w:trHeight w:val="0" w:hRule="atLeast"/>
+          <w:jc w:val="center"/>
+        </w:trPr>
+        <w:tc>
+          <w:tcPr>
+            <w:tcW w:w="881" w:type="dxa"/>
+            <w:tcBorders>
+              <w:top w:val="single" w:color="auto" w:sz="4" w:space="0"/>
+              <w:left w:val="nil"/>
+              <w:bottom w:val="nil"/>
+              <w:right w:val="nil"/>
+            </w:tcBorders>
+            <w:shd w:val="clear" w:color="auto" w:fill="auto"/>
+            <w:noWrap w:val="0"/>
+            <w:tcMar>
+              <w:top w:w="-1" w:type="dxa"/>
+              <w:left w:w="-1" w:type="dxa"/>
+              <w:bottom w:w="-1" w:type="dxa"/>
+              <w:right w:w="-1" w:type="dxa"/>
+            </w:tcMar>
+            <w:vAlign w:val="center"/>
+          </w:tcPr>
+          <w:p>
+            <w:pPr>
+              <w:snapToGrid w:val="0"/>
+              <w:spacing w:line="240" w:lineRule="auto"/>
+              <w:ind w:left="0" w:leftChars="0" w:right="0" w:rightChars="0" w:firstLine="0" w:firstLineChars="0"/>
+              <w:jc w:val="center"/>
+              <w:rPr>
+                <w:rFonts w:hint="eastAsia" w:ascii="Times New Roman" w:hAnsi="Times New Roman" w:eastAsia="宋体" w:cstheme="minorBidi"/>
+                <w:color w:val="auto"/>
+                <w:kern w:val="2"/>
+                <w:sz w:val="24"/>
+                <w:szCs w:val="22"/>
+                <w:lang w:val="en-US" w:eastAsia="zh-CN" w:bidi="ar-SA"/>
+              </w:rPr>
+            </w:pPr>
+            <w:r>
+              <w:t>35</w:t>
+            </w:r>
+          </w:p>
+        </w:tc>
+        <w:tc>
+          <w:tcPr>
+            <w:tcW w:w="1156" w:type="dxa"/>
+            <w:tcBorders>
+              <w:top w:val="single" w:color="auto" w:sz="4" w:space="0"/>
+              <w:left w:val="nil"/>
+              <w:bottom w:val="nil"/>
+              <w:right w:val="nil"/>
+            </w:tcBorders>
+            <w:shd w:val="clear" w:color="auto" w:fill="auto"/>
+            <w:noWrap w:val="0"/>
+            <w:tcMar>
+              <w:top w:w="-1" w:type="dxa"/>
+              <w:left w:w="-1" w:type="dxa"/>
+              <w:bottom w:w="-1" w:type="dxa"/>
+              <w:right w:w="-1" w:type="dxa"/>
+            </w:tcMar>
+            <w:vAlign w:val="center"/>
+          </w:tcPr>
+          <w:p>
+            <w:pPr>
+              <w:snapToGrid w:val="0"/>
+              <w:spacing w:line="240" w:lineRule="auto"/>
+              <w:ind w:left="0" w:leftChars="0" w:right="0" w:rightChars="0" w:firstLine="0" w:firstLineChars="0"/>
+              <w:jc w:val="left"/>
+              <w:rPr>
+                <w:rFonts w:hint="eastAsia" w:ascii="Times New Roman" w:hAnsi="Times New Roman" w:eastAsia="宋体" w:cstheme="minorBidi"/>
+                <w:color w:val="auto"/>
+                <w:kern w:val="2"/>
+                <w:sz w:val="24"/>
+                <w:szCs w:val="22"/>
+                <w:lang w:val="en-US" w:eastAsia="zh-CN" w:bidi="ar-SA"/>
+              </w:rPr>
+            </w:pPr>
+            <w:r>
+              <w:t>JALR</w:t>
+            </w:r>
+          </w:p>
+        </w:tc>
+        <w:tc>
+          <w:tcPr>
+            <w:tcW w:w="0" w:type="auto"/>
+            <w:tcBorders>
+              <w:top w:val="single" w:color="auto" w:sz="4" w:space="0"/>
+              <w:left w:val="nil"/>
+              <w:bottom w:val="nil"/>
+              <w:right w:val="nil"/>
+            </w:tcBorders>
+            <w:shd w:val="clear" w:color="auto" w:fill="auto"/>
+            <w:noWrap w:val="0"/>
+            <w:tcMar>
+              <w:top w:w="-1" w:type="dxa"/>
+              <w:left w:w="-1" w:type="dxa"/>
+              <w:bottom w:w="-1" w:type="dxa"/>
+              <w:right w:w="-1" w:type="dxa"/>
+            </w:tcMar>
+            <w:vAlign w:val="center"/>
+          </w:tcPr>
+          <w:p>
+            <w:pPr>
+              <w:snapToGrid w:val="0"/>
+              <w:spacing w:line="240" w:lineRule="auto"/>
+              <w:ind w:left="0" w:leftChars="0" w:right="0" w:rightChars="0" w:firstLine="0" w:firstLineChars="0"/>
+              <w:jc w:val="center"/>
+              <w:rPr>
+                <w:rFonts w:hint="eastAsia" w:ascii="Times New Roman" w:hAnsi="Times New Roman" w:eastAsia="宋体" w:cstheme="minorBidi"/>
+                <w:color w:val="auto"/>
+                <w:kern w:val="2"/>
+                <w:sz w:val="24"/>
+                <w:szCs w:val="22"/>
+                <w:lang w:val="en-US" w:eastAsia="zh-CN" w:bidi="ar-SA"/>
+              </w:rPr>
+            </w:pPr>
+            <w:r>
+              <w:t>1100111</w:t>
+            </w:r>
+          </w:p>
+        </w:tc>
+        <w:tc>
+          <w:tcPr>
+            <w:tcW w:w="0" w:type="auto"/>
+            <w:tcBorders>
+              <w:top w:val="single" w:color="auto" w:sz="4" w:space="0"/>
+              <w:left w:val="nil"/>
+              <w:bottom w:val="nil"/>
+              <w:right w:val="nil"/>
+            </w:tcBorders>
+            <w:shd w:val="clear" w:color="auto" w:fill="auto"/>
+            <w:noWrap w:val="0"/>
+            <w:tcMar>
+              <w:top w:w="-1" w:type="dxa"/>
+              <w:left w:w="-1" w:type="dxa"/>
+              <w:bottom w:w="-1" w:type="dxa"/>
+              <w:right w:w="-1" w:type="dxa"/>
+            </w:tcMar>
+            <w:vAlign w:val="center"/>
+          </w:tcPr>
+          <w:p>
+            <w:pPr>
+              <w:snapToGrid w:val="0"/>
+              <w:spacing w:line="240" w:lineRule="auto"/>
+              <w:ind w:left="0" w:leftChars="0" w:right="0" w:rightChars="0" w:firstLine="0" w:firstLineChars="0"/>
+              <w:jc w:val="center"/>
+              <w:rPr>
+                <w:rFonts w:hint="eastAsia" w:ascii="Times New Roman" w:hAnsi="Times New Roman" w:eastAsia="宋体" w:cstheme="minorBidi"/>
+                <w:color w:val="auto"/>
+                <w:kern w:val="2"/>
+                <w:sz w:val="24"/>
+                <w:szCs w:val="22"/>
+                <w:lang w:val="en-US" w:eastAsia="zh-CN" w:bidi="ar-SA"/>
+              </w:rPr>
+            </w:pPr>
+            <w:r>
+              <w:t>000</w:t>
+            </w:r>
+          </w:p>
+        </w:tc>
+        <w:tc>
+          <w:tcPr>
+            <w:tcW w:w="0" w:type="auto"/>
+            <w:tcBorders>
+              <w:top w:val="single" w:color="auto" w:sz="4" w:space="0"/>
+              <w:left w:val="nil"/>
+              <w:bottom w:val="nil"/>
+              <w:right w:val="nil"/>
+            </w:tcBorders>
+            <w:shd w:val="clear" w:color="auto" w:fill="auto"/>
+            <w:noWrap w:val="0"/>
+            <w:tcMar>
+              <w:top w:w="-1" w:type="dxa"/>
+              <w:left w:w="-1" w:type="dxa"/>
+              <w:bottom w:w="-1" w:type="dxa"/>
+              <w:right w:w="-1" w:type="dxa"/>
+            </w:tcMar>
+            <w:vAlign w:val="center"/>
+          </w:tcPr>
+          <w:p>
+            <w:pPr>
+              <w:snapToGrid w:val="0"/>
+              <w:spacing w:line="240" w:lineRule="auto"/>
+              <w:ind w:left="0" w:leftChars="0" w:right="0" w:rightChars="0" w:firstLine="0" w:firstLineChars="0"/>
+              <w:jc w:val="center"/>
+              <w:rPr>
+                <w:rFonts w:hint="eastAsia" w:ascii="Times New Roman" w:hAnsi="Times New Roman" w:eastAsia="宋体" w:cstheme="minorBidi"/>
+                <w:color w:val="auto"/>
+                <w:kern w:val="2"/>
+                <w:sz w:val="24"/>
+                <w:szCs w:val="22"/>
+                <w:lang w:val="en-US" w:eastAsia="zh-CN" w:bidi="ar-SA"/>
+              </w:rPr>
+            </w:pPr>
+            <w:r>
+              <w:t>/</w:t>
+            </w:r>
+          </w:p>
+        </w:tc>
+        <w:tc>
+          <w:tcPr>
+            <w:tcW w:w="3444" w:type="dxa"/>
+            <w:tcBorders>
+              <w:top w:val="single" w:color="auto" w:sz="4" w:space="0"/>
+              <w:left w:val="nil"/>
+              <w:bottom w:val="nil"/>
+              <w:right w:val="nil"/>
+            </w:tcBorders>
+            <w:shd w:val="clear" w:color="auto" w:fill="auto"/>
+            <w:noWrap w:val="0"/>
+            <w:tcMar>
+              <w:top w:w="-1" w:type="dxa"/>
+              <w:left w:w="-1" w:type="dxa"/>
+              <w:bottom w:w="-1" w:type="dxa"/>
+              <w:right w:w="-1" w:type="dxa"/>
+            </w:tcMar>
+            <w:vAlign w:val="center"/>
+          </w:tcPr>
+          <w:p>
+            <w:pPr>
+              <w:snapToGrid w:val="0"/>
+              <w:spacing w:line="240" w:lineRule="auto"/>
+              <w:ind w:left="0" w:leftChars="0" w:right="0" w:rightChars="0" w:firstLine="0" w:firstLineChars="0"/>
+              <w:jc w:val="left"/>
+              <w:rPr>
+                <w:rFonts w:hint="eastAsia" w:ascii="Times New Roman" w:hAnsi="Times New Roman" w:eastAsia="宋体" w:cstheme="minorBidi"/>
+                <w:color w:val="auto"/>
+                <w:kern w:val="2"/>
+                <w:sz w:val="24"/>
+                <w:szCs w:val="22"/>
+                <w:lang w:val="en-US" w:eastAsia="zh-CN" w:bidi="ar-SA"/>
+              </w:rPr>
+            </w:pPr>
+            <w:r>
+              <w:t>rd = PC + 4; PC = (rs1 + imm) &amp; ~1</w:t>
+            </w:r>
+          </w:p>
+        </w:tc>
+      </w:tr>
+      <w:tr>
+        <w:tblPrEx>
+          <w:tblBorders>
+            <w:top w:val="none" w:color="auto" w:sz="4" w:space="0"/>
+            <w:left w:val="none" w:color="auto" w:sz="4" w:space="0"/>
+            <w:bottom w:val="none" w:color="auto" w:sz="4" w:space="0"/>
+            <w:right w:val="none" w:color="auto" w:sz="4" w:space="0"/>
+            <w:insideH w:val="none" w:color="auto" w:sz="4" w:space="0"/>
+            <w:insideV w:val="none" w:color="auto" w:sz="4" w:space="0"/>
+          </w:tblBorders>
+          <w:tblCellMar>
+            <w:top w:w="0" w:type="dxa"/>
+            <w:left w:w="108" w:type="dxa"/>
+            <w:bottom w:w="0" w:type="dxa"/>
+            <w:right w:w="108" w:type="dxa"/>
+          </w:tblCellMar>
+        </w:tblPrEx>
+        <w:trPr>
+          <w:trHeight w:val="0" w:hRule="atLeast"/>
+          <w:jc w:val="center"/>
+        </w:trPr>
+        <w:tc>
+          <w:tcPr>
+            <w:tcW w:w="881" w:type="dxa"/>
+            <w:tcBorders>
+              <w:top w:val="single" w:color="auto" w:sz="4" w:space="0"/>
+              <w:left w:val="nil"/>
+              <w:bottom w:val="nil"/>
+              <w:right w:val="nil"/>
+            </w:tcBorders>
+            <w:shd w:val="clear" w:color="auto" w:fill="auto"/>
+            <w:noWrap w:val="0"/>
+            <w:tcMar>
+              <w:top w:w="-1" w:type="dxa"/>
+              <w:left w:w="-1" w:type="dxa"/>
+              <w:bottom w:w="-1" w:type="dxa"/>
+              <w:right w:w="-1" w:type="dxa"/>
+            </w:tcMar>
+            <w:vAlign w:val="center"/>
+          </w:tcPr>
+          <w:p>
+            <w:pPr>
+              <w:snapToGrid w:val="0"/>
+              <w:spacing w:line="240" w:lineRule="auto"/>
+              <w:ind w:left="0" w:leftChars="0" w:right="0" w:rightChars="0" w:firstLine="0" w:firstLineChars="0"/>
+              <w:jc w:val="center"/>
+              <w:rPr>
+                <w:rFonts w:hint="eastAsia" w:ascii="Times New Roman" w:hAnsi="Times New Roman" w:eastAsia="宋体" w:cstheme="minorBidi"/>
+                <w:color w:val="auto"/>
+                <w:kern w:val="2"/>
+                <w:sz w:val="24"/>
+                <w:szCs w:val="22"/>
+                <w:lang w:val="en-US" w:eastAsia="zh-CN" w:bidi="ar-SA"/>
+              </w:rPr>
+            </w:pPr>
+            <w:r>
+              <w:t>36</w:t>
+            </w:r>
+          </w:p>
+        </w:tc>
+        <w:tc>
+          <w:tcPr>
+            <w:tcW w:w="1156" w:type="dxa"/>
+            <w:tcBorders>
+              <w:top w:val="single" w:color="auto" w:sz="4" w:space="0"/>
+              <w:left w:val="nil"/>
+              <w:bottom w:val="nil"/>
+              <w:right w:val="nil"/>
+            </w:tcBorders>
+            <w:shd w:val="clear" w:color="auto" w:fill="auto"/>
+            <w:noWrap w:val="0"/>
+            <w:tcMar>
+              <w:top w:w="-1" w:type="dxa"/>
+              <w:left w:w="-1" w:type="dxa"/>
+              <w:bottom w:w="-1" w:type="dxa"/>
+              <w:right w:w="-1" w:type="dxa"/>
+            </w:tcMar>
+            <w:vAlign w:val="center"/>
+          </w:tcPr>
+          <w:p>
+            <w:pPr>
+              <w:snapToGrid w:val="0"/>
+              <w:spacing w:line="240" w:lineRule="auto"/>
+              <w:ind w:left="0" w:leftChars="0" w:right="0" w:rightChars="0" w:firstLine="0" w:firstLineChars="0"/>
+              <w:jc w:val="left"/>
+              <w:rPr>
+                <w:rFonts w:hint="eastAsia" w:ascii="Times New Roman" w:hAnsi="Times New Roman" w:eastAsia="宋体" w:cstheme="minorBidi"/>
+                <w:color w:val="auto"/>
+                <w:kern w:val="2"/>
+                <w:sz w:val="24"/>
+                <w:szCs w:val="22"/>
+                <w:lang w:val="en-US" w:eastAsia="zh-CN" w:bidi="ar-SA"/>
+              </w:rPr>
+            </w:pPr>
+            <w:r>
+              <w:t>LUI</w:t>
+            </w:r>
+          </w:p>
+        </w:tc>
+        <w:tc>
+          <w:tcPr>
+            <w:tcW w:w="0" w:type="auto"/>
+            <w:tcBorders>
+              <w:top w:val="single" w:color="auto" w:sz="4" w:space="0"/>
+              <w:left w:val="nil"/>
+              <w:bottom w:val="nil"/>
+              <w:right w:val="nil"/>
+            </w:tcBorders>
+            <w:shd w:val="clear" w:color="auto" w:fill="auto"/>
+            <w:noWrap w:val="0"/>
+            <w:tcMar>
+              <w:top w:w="-1" w:type="dxa"/>
+              <w:left w:w="-1" w:type="dxa"/>
+              <w:bottom w:w="-1" w:type="dxa"/>
+              <w:right w:w="-1" w:type="dxa"/>
+            </w:tcMar>
+            <w:vAlign w:val="center"/>
+          </w:tcPr>
+          <w:p>
+            <w:pPr>
+              <w:snapToGrid w:val="0"/>
+              <w:spacing w:line="240" w:lineRule="auto"/>
+              <w:ind w:left="0" w:leftChars="0" w:right="0" w:rightChars="0" w:firstLine="0" w:firstLineChars="0"/>
+              <w:jc w:val="center"/>
+              <w:rPr>
+                <w:rFonts w:hint="eastAsia" w:ascii="Times New Roman" w:hAnsi="Times New Roman" w:eastAsia="宋体" w:cstheme="minorBidi"/>
+                <w:color w:val="auto"/>
+                <w:kern w:val="2"/>
+                <w:sz w:val="24"/>
+                <w:szCs w:val="22"/>
+                <w:lang w:val="en-US" w:eastAsia="zh-CN" w:bidi="ar-SA"/>
+              </w:rPr>
+            </w:pPr>
+            <w:r>
+              <w:t>0110111</w:t>
+            </w:r>
+          </w:p>
+        </w:tc>
+        <w:tc>
+          <w:tcPr>
+            <w:tcW w:w="0" w:type="auto"/>
+            <w:tcBorders>
+              <w:top w:val="single" w:color="auto" w:sz="4" w:space="0"/>
+              <w:left w:val="nil"/>
+              <w:bottom w:val="nil"/>
+              <w:right w:val="nil"/>
+            </w:tcBorders>
+            <w:shd w:val="clear" w:color="auto" w:fill="auto"/>
+            <w:noWrap w:val="0"/>
+            <w:tcMar>
+              <w:top w:w="-1" w:type="dxa"/>
+              <w:left w:w="-1" w:type="dxa"/>
+              <w:bottom w:w="-1" w:type="dxa"/>
+              <w:right w:w="-1" w:type="dxa"/>
+            </w:tcMar>
+            <w:vAlign w:val="center"/>
+          </w:tcPr>
+          <w:p>
+            <w:pPr>
+              <w:snapToGrid w:val="0"/>
+              <w:spacing w:line="240" w:lineRule="auto"/>
+              <w:ind w:left="0" w:leftChars="0" w:right="0" w:rightChars="0" w:firstLine="0" w:firstLineChars="0"/>
+              <w:jc w:val="center"/>
+              <w:rPr>
+                <w:rFonts w:hint="eastAsia" w:ascii="Times New Roman" w:hAnsi="Times New Roman" w:eastAsia="宋体" w:cstheme="minorBidi"/>
+                <w:color w:val="auto"/>
+                <w:kern w:val="2"/>
+                <w:sz w:val="24"/>
+                <w:szCs w:val="22"/>
+                <w:lang w:val="en-US" w:eastAsia="zh-CN" w:bidi="ar-SA"/>
+              </w:rPr>
+            </w:pPr>
+            <w:r>
+              <w:t>/</w:t>
+            </w:r>
+          </w:p>
+        </w:tc>
+        <w:tc>
+          <w:tcPr>
+            <w:tcW w:w="0" w:type="auto"/>
+            <w:tcBorders>
+              <w:top w:val="single" w:color="auto" w:sz="4" w:space="0"/>
+              <w:left w:val="nil"/>
+              <w:bottom w:val="nil"/>
+              <w:right w:val="nil"/>
+            </w:tcBorders>
+            <w:shd w:val="clear" w:color="auto" w:fill="auto"/>
+            <w:noWrap w:val="0"/>
+            <w:tcMar>
+              <w:top w:w="-1" w:type="dxa"/>
+              <w:left w:w="-1" w:type="dxa"/>
+              <w:bottom w:w="-1" w:type="dxa"/>
+              <w:right w:w="-1" w:type="dxa"/>
+            </w:tcMar>
+            <w:vAlign w:val="center"/>
+          </w:tcPr>
+          <w:p>
+            <w:pPr>
+              <w:snapToGrid w:val="0"/>
+              <w:spacing w:line="240" w:lineRule="auto"/>
+              <w:ind w:left="0" w:leftChars="0" w:right="0" w:rightChars="0" w:firstLine="0" w:firstLineChars="0"/>
+              <w:jc w:val="center"/>
+              <w:rPr>
+                <w:rFonts w:hint="eastAsia" w:ascii="Times New Roman" w:hAnsi="Times New Roman" w:eastAsia="宋体" w:cstheme="minorBidi"/>
+                <w:color w:val="auto"/>
+                <w:kern w:val="2"/>
+                <w:sz w:val="24"/>
+                <w:szCs w:val="22"/>
+                <w:lang w:val="en-US" w:eastAsia="zh-CN" w:bidi="ar-SA"/>
+              </w:rPr>
+            </w:pPr>
+            <w:r>
+              <w:t>/</w:t>
+            </w:r>
+          </w:p>
+        </w:tc>
+        <w:tc>
+          <w:tcPr>
+            <w:tcW w:w="3444" w:type="dxa"/>
+            <w:tcBorders>
+              <w:top w:val="single" w:color="auto" w:sz="4" w:space="0"/>
+              <w:left w:val="nil"/>
+              <w:bottom w:val="nil"/>
+              <w:right w:val="nil"/>
+            </w:tcBorders>
+            <w:shd w:val="clear" w:color="auto" w:fill="auto"/>
+            <w:noWrap w:val="0"/>
+            <w:tcMar>
+              <w:top w:w="-1" w:type="dxa"/>
+              <w:left w:w="-1" w:type="dxa"/>
+              <w:bottom w:w="-1" w:type="dxa"/>
+              <w:right w:w="-1" w:type="dxa"/>
+            </w:tcMar>
+            <w:vAlign w:val="center"/>
+          </w:tcPr>
+          <w:p>
+            <w:pPr>
+              <w:snapToGrid w:val="0"/>
+              <w:spacing w:line="240" w:lineRule="auto"/>
+              <w:ind w:left="0" w:leftChars="0" w:right="0" w:rightChars="0" w:firstLine="0" w:firstLineChars="0"/>
+              <w:jc w:val="left"/>
+              <w:rPr>
+                <w:rFonts w:hint="eastAsia" w:ascii="Times New Roman" w:hAnsi="Times New Roman" w:eastAsia="宋体" w:cstheme="minorBidi"/>
+                <w:color w:val="auto"/>
+                <w:kern w:val="2"/>
+                <w:sz w:val="24"/>
+                <w:szCs w:val="22"/>
+                <w:lang w:val="en-US" w:eastAsia="zh-CN" w:bidi="ar-SA"/>
+              </w:rPr>
+            </w:pPr>
+            <w:r>
+              <w:t>rd = imm &lt;&lt; 12</w:t>
+            </w:r>
+          </w:p>
+        </w:tc>
+      </w:tr>
+      <w:tr>
+        <w:tblPrEx>
+          <w:tblBorders>
+            <w:top w:val="none" w:color="auto" w:sz="4" w:space="0"/>
+            <w:left w:val="none" w:color="auto" w:sz="4" w:space="0"/>
+            <w:bottom w:val="none" w:color="auto" w:sz="4" w:space="0"/>
+            <w:right w:val="none" w:color="auto" w:sz="4" w:space="0"/>
+            <w:insideH w:val="none" w:color="auto" w:sz="4" w:space="0"/>
+            <w:insideV w:val="none" w:color="auto" w:sz="4" w:space="0"/>
+          </w:tblBorders>
+          <w:tblCellMar>
+            <w:top w:w="0" w:type="dxa"/>
+            <w:left w:w="108" w:type="dxa"/>
+            <w:bottom w:w="0" w:type="dxa"/>
+            <w:right w:w="108" w:type="dxa"/>
+          </w:tblCellMar>
+        </w:tblPrEx>
+        <w:trPr>
+          <w:trHeight w:val="0" w:hRule="atLeast"/>
+          <w:jc w:val="center"/>
+        </w:trPr>
+        <w:tc>
+          <w:tcPr>
+            <w:tcW w:w="881" w:type="dxa"/>
+            <w:tcBorders>
+              <w:top w:val="single" w:color="auto" w:sz="4" w:space="0"/>
+              <w:left w:val="nil"/>
+              <w:bottom w:val="nil"/>
+              <w:right w:val="nil"/>
+            </w:tcBorders>
+            <w:shd w:val="clear" w:color="auto" w:fill="auto"/>
+            <w:noWrap w:val="0"/>
+            <w:tcMar>
+              <w:top w:w="-1" w:type="dxa"/>
+              <w:left w:w="-1" w:type="dxa"/>
+              <w:bottom w:w="-1" w:type="dxa"/>
+              <w:right w:w="-1" w:type="dxa"/>
+            </w:tcMar>
+            <w:vAlign w:val="center"/>
+          </w:tcPr>
+          <w:p>
+            <w:pPr>
+              <w:snapToGrid w:val="0"/>
+              <w:spacing w:line="240" w:lineRule="auto"/>
+              <w:ind w:left="0" w:leftChars="0" w:right="0" w:rightChars="0" w:firstLine="0" w:firstLineChars="0"/>
+              <w:jc w:val="center"/>
+              <w:rPr>
+                <w:rFonts w:hint="eastAsia" w:ascii="Times New Roman" w:hAnsi="Times New Roman" w:eastAsia="宋体" w:cstheme="minorBidi"/>
+                <w:color w:val="auto"/>
+                <w:kern w:val="2"/>
+                <w:sz w:val="24"/>
+                <w:szCs w:val="22"/>
+                <w:lang w:val="en-US" w:eastAsia="zh-CN" w:bidi="ar-SA"/>
+              </w:rPr>
+            </w:pPr>
+            <w:r>
+              <w:t>37</w:t>
+            </w:r>
+          </w:p>
+        </w:tc>
+        <w:tc>
+          <w:tcPr>
+            <w:tcW w:w="1156" w:type="dxa"/>
+            <w:tcBorders>
+              <w:top w:val="single" w:color="auto" w:sz="4" w:space="0"/>
+              <w:left w:val="nil"/>
+              <w:bottom w:val="nil"/>
+              <w:right w:val="nil"/>
+            </w:tcBorders>
+            <w:shd w:val="clear" w:color="auto" w:fill="auto"/>
+            <w:noWrap w:val="0"/>
+            <w:tcMar>
+              <w:top w:w="-1" w:type="dxa"/>
+              <w:left w:w="-1" w:type="dxa"/>
+              <w:bottom w:w="-1" w:type="dxa"/>
+              <w:right w:w="-1" w:type="dxa"/>
+            </w:tcMar>
+            <w:vAlign w:val="center"/>
+          </w:tcPr>
+          <w:p>
+            <w:pPr>
+              <w:snapToGrid w:val="0"/>
+              <w:spacing w:line="240" w:lineRule="auto"/>
+              <w:ind w:left="0" w:leftChars="0" w:right="0" w:rightChars="0" w:firstLine="0" w:firstLineChars="0"/>
+              <w:jc w:val="left"/>
+              <w:rPr>
+                <w:rFonts w:hint="eastAsia" w:ascii="Times New Roman" w:hAnsi="Times New Roman" w:eastAsia="宋体" w:cstheme="minorBidi"/>
+                <w:color w:val="auto"/>
+                <w:kern w:val="2"/>
+                <w:sz w:val="24"/>
+                <w:szCs w:val="22"/>
+                <w:lang w:val="en-US" w:eastAsia="zh-CN" w:bidi="ar-SA"/>
+              </w:rPr>
+            </w:pPr>
+            <w:r>
+              <w:t>AUIPC</w:t>
+            </w:r>
+          </w:p>
+        </w:tc>
+        <w:tc>
+          <w:tcPr>
+            <w:tcW w:w="0" w:type="auto"/>
+            <w:tcBorders>
+              <w:top w:val="single" w:color="auto" w:sz="4" w:space="0"/>
+              <w:left w:val="nil"/>
+              <w:bottom w:val="nil"/>
+              <w:right w:val="nil"/>
+            </w:tcBorders>
+            <w:shd w:val="clear" w:color="auto" w:fill="auto"/>
+            <w:noWrap w:val="0"/>
+            <w:tcMar>
+              <w:top w:w="-1" w:type="dxa"/>
+              <w:left w:w="-1" w:type="dxa"/>
+              <w:bottom w:w="-1" w:type="dxa"/>
+              <w:right w:w="-1" w:type="dxa"/>
+            </w:tcMar>
+            <w:vAlign w:val="center"/>
+          </w:tcPr>
+          <w:p>
+            <w:pPr>
+              <w:snapToGrid w:val="0"/>
+              <w:spacing w:line="240" w:lineRule="auto"/>
+              <w:ind w:left="0" w:leftChars="0" w:right="0" w:rightChars="0" w:firstLine="0" w:firstLineChars="0"/>
+              <w:jc w:val="center"/>
+              <w:rPr>
+                <w:rFonts w:hint="eastAsia" w:ascii="Times New Roman" w:hAnsi="Times New Roman" w:eastAsia="宋体" w:cstheme="minorBidi"/>
+                <w:color w:val="auto"/>
+                <w:kern w:val="2"/>
+                <w:sz w:val="24"/>
+                <w:szCs w:val="22"/>
+                <w:lang w:val="en-US" w:eastAsia="zh-CN" w:bidi="ar-SA"/>
+              </w:rPr>
+            </w:pPr>
+            <w:r>
+              <w:t>0010111</w:t>
+            </w:r>
+          </w:p>
+        </w:tc>
+        <w:tc>
+          <w:tcPr>
+            <w:tcW w:w="0" w:type="auto"/>
+            <w:tcBorders>
+              <w:top w:val="single" w:color="auto" w:sz="4" w:space="0"/>
+              <w:left w:val="nil"/>
+              <w:bottom w:val="nil"/>
+              <w:right w:val="nil"/>
+            </w:tcBorders>
+            <w:shd w:val="clear" w:color="auto" w:fill="auto"/>
+            <w:noWrap w:val="0"/>
+            <w:tcMar>
+              <w:top w:w="-1" w:type="dxa"/>
+              <w:left w:w="-1" w:type="dxa"/>
+              <w:bottom w:w="-1" w:type="dxa"/>
+              <w:right w:w="-1" w:type="dxa"/>
+            </w:tcMar>
+            <w:vAlign w:val="center"/>
+          </w:tcPr>
+          <w:p>
+            <w:pPr>
+              <w:snapToGrid w:val="0"/>
+              <w:spacing w:line="240" w:lineRule="auto"/>
+              <w:ind w:left="0" w:leftChars="0" w:right="0" w:rightChars="0" w:firstLine="0" w:firstLineChars="0"/>
+              <w:jc w:val="center"/>
+              <w:rPr>
+                <w:rFonts w:hint="eastAsia" w:ascii="Times New Roman" w:hAnsi="Times New Roman" w:eastAsia="宋体" w:cstheme="minorBidi"/>
+                <w:color w:val="auto"/>
+                <w:kern w:val="2"/>
+                <w:sz w:val="24"/>
+                <w:szCs w:val="22"/>
+                <w:lang w:val="en-US" w:eastAsia="zh-CN" w:bidi="ar-SA"/>
+              </w:rPr>
+            </w:pPr>
+            <w:r>
+              <w:t>/</w:t>
+            </w:r>
+          </w:p>
+        </w:tc>
+        <w:tc>
+          <w:tcPr>
+            <w:tcW w:w="0" w:type="auto"/>
+            <w:tcBorders>
+              <w:top w:val="single" w:color="auto" w:sz="4" w:space="0"/>
+              <w:left w:val="nil"/>
+              <w:bottom w:val="nil"/>
+              <w:right w:val="nil"/>
+            </w:tcBorders>
+            <w:shd w:val="clear" w:color="auto" w:fill="auto"/>
+            <w:noWrap w:val="0"/>
+            <w:tcMar>
+              <w:top w:w="-1" w:type="dxa"/>
+              <w:left w:w="-1" w:type="dxa"/>
+              <w:bottom w:w="-1" w:type="dxa"/>
+              <w:right w:w="-1" w:type="dxa"/>
+            </w:tcMar>
+            <w:vAlign w:val="center"/>
+          </w:tcPr>
+          <w:p>
+            <w:pPr>
+              <w:snapToGrid w:val="0"/>
+              <w:spacing w:line="240" w:lineRule="auto"/>
+              <w:ind w:left="0" w:leftChars="0" w:right="0" w:rightChars="0" w:firstLine="0" w:firstLineChars="0"/>
+              <w:jc w:val="center"/>
+              <w:rPr>
+                <w:rFonts w:hint="eastAsia" w:ascii="Times New Roman" w:hAnsi="Times New Roman" w:eastAsia="宋体" w:cstheme="minorBidi"/>
+                <w:color w:val="auto"/>
+                <w:kern w:val="2"/>
+                <w:sz w:val="24"/>
+                <w:szCs w:val="22"/>
+                <w:lang w:val="en-US" w:eastAsia="zh-CN" w:bidi="ar-SA"/>
+              </w:rPr>
+            </w:pPr>
+            <w:r>
+              <w:t>/</w:t>
+            </w:r>
+          </w:p>
+        </w:tc>
+        <w:tc>
+          <w:tcPr>
+            <w:tcW w:w="3444" w:type="dxa"/>
+            <w:tcBorders>
+              <w:top w:val="single" w:color="auto" w:sz="4" w:space="0"/>
+              <w:left w:val="nil"/>
+              <w:bottom w:val="nil"/>
+              <w:right w:val="nil"/>
+            </w:tcBorders>
+            <w:shd w:val="clear" w:color="auto" w:fill="auto"/>
+            <w:noWrap w:val="0"/>
+            <w:tcMar>
+              <w:top w:w="-1" w:type="dxa"/>
+              <w:left w:w="-1" w:type="dxa"/>
+              <w:bottom w:w="-1" w:type="dxa"/>
+              <w:right w:w="-1" w:type="dxa"/>
+            </w:tcMar>
+            <w:vAlign w:val="center"/>
+          </w:tcPr>
+          <w:p>
+            <w:pPr>
+              <w:snapToGrid w:val="0"/>
+              <w:spacing w:line="240" w:lineRule="auto"/>
+              <w:ind w:left="0" w:leftChars="0" w:right="0" w:rightChars="0" w:firstLine="0" w:firstLineChars="0"/>
+              <w:jc w:val="left"/>
+              <w:rPr>
+                <w:rFonts w:hint="eastAsia" w:ascii="Times New Roman" w:hAnsi="Times New Roman" w:eastAsia="宋体" w:cstheme="minorBidi"/>
+                <w:color w:val="auto"/>
+                <w:kern w:val="2"/>
+                <w:sz w:val="24"/>
+                <w:szCs w:val="22"/>
+                <w:lang w:val="en-US" w:eastAsia="zh-CN" w:bidi="ar-SA"/>
+              </w:rPr>
+            </w:pPr>
+            <w:r>
+              <w:t>rd = PC + (imm &lt;&lt; 12)</w:t>
+            </w:r>
+          </w:p>
+        </w:tc>
+      </w:tr>
+      <w:tr>
+        <w:tblPrEx>
+          <w:tblBorders>
+            <w:top w:val="none" w:color="auto" w:sz="4" w:space="0"/>
+            <w:left w:val="none" w:color="auto" w:sz="4" w:space="0"/>
+            <w:bottom w:val="none" w:color="auto" w:sz="4" w:space="0"/>
+            <w:right w:val="none" w:color="auto" w:sz="4" w:space="0"/>
+            <w:insideH w:val="none" w:color="auto" w:sz="4" w:space="0"/>
+            <w:insideV w:val="none" w:color="auto" w:sz="4" w:space="0"/>
+          </w:tblBorders>
+          <w:tblCellMar>
+            <w:top w:w="0" w:type="dxa"/>
+            <w:left w:w="108" w:type="dxa"/>
+            <w:bottom w:w="0" w:type="dxa"/>
+            <w:right w:w="108" w:type="dxa"/>
+          </w:tblCellMar>
+        </w:tblPrEx>
+        <w:trPr>
+          <w:trHeight w:val="0" w:hRule="atLeast"/>
+          <w:jc w:val="center"/>
+        </w:trPr>
+        <w:tc>
+          <w:tcPr>
+            <w:tcW w:w="881" w:type="dxa"/>
+            <w:tcBorders>
+              <w:top w:val="single" w:color="auto" w:sz="4" w:space="0"/>
+              <w:left w:val="nil"/>
+              <w:bottom w:val="nil"/>
+              <w:right w:val="nil"/>
+            </w:tcBorders>
+            <w:shd w:val="clear" w:color="auto" w:fill="auto"/>
+            <w:noWrap w:val="0"/>
+            <w:tcMar>
+              <w:top w:w="-1" w:type="dxa"/>
+              <w:left w:w="-1" w:type="dxa"/>
+              <w:bottom w:w="-1" w:type="dxa"/>
+              <w:right w:w="-1" w:type="dxa"/>
+            </w:tcMar>
+            <w:vAlign w:val="center"/>
+          </w:tcPr>
+          <w:p>
+            <w:pPr>
+              <w:snapToGrid w:val="0"/>
+              <w:spacing w:line="240" w:lineRule="auto"/>
+              <w:ind w:left="0" w:leftChars="0" w:right="0" w:rightChars="0" w:firstLine="0" w:firstLineChars="0"/>
+              <w:jc w:val="center"/>
+              <w:rPr>
+                <w:rFonts w:hint="eastAsia" w:ascii="Times New Roman" w:hAnsi="Times New Roman" w:eastAsia="宋体" w:cstheme="minorBidi"/>
+                <w:color w:val="auto"/>
+                <w:kern w:val="2"/>
+                <w:sz w:val="24"/>
+                <w:szCs w:val="22"/>
+                <w:lang w:val="en-US" w:eastAsia="zh-CN" w:bidi="ar-SA"/>
+              </w:rPr>
+            </w:pPr>
+            <w:r>
+              <w:t>38</w:t>
+            </w:r>
+          </w:p>
+        </w:tc>
+        <w:tc>
+          <w:tcPr>
+            <w:tcW w:w="1156" w:type="dxa"/>
+            <w:tcBorders>
+              <w:top w:val="single" w:color="auto" w:sz="4" w:space="0"/>
+              <w:left w:val="nil"/>
+              <w:bottom w:val="nil"/>
+              <w:right w:val="nil"/>
+            </w:tcBorders>
+            <w:shd w:val="clear" w:color="auto" w:fill="auto"/>
+            <w:noWrap w:val="0"/>
+            <w:tcMar>
+              <w:top w:w="-1" w:type="dxa"/>
+              <w:left w:w="-1" w:type="dxa"/>
+              <w:bottom w:w="-1" w:type="dxa"/>
+              <w:right w:w="-1" w:type="dxa"/>
+            </w:tcMar>
+            <w:vAlign w:val="center"/>
+          </w:tcPr>
+          <w:p>
+            <w:pPr>
+              <w:snapToGrid w:val="0"/>
+              <w:spacing w:line="240" w:lineRule="auto"/>
+              <w:ind w:left="0" w:leftChars="0" w:right="0" w:rightChars="0" w:firstLine="0" w:firstLineChars="0"/>
+              <w:jc w:val="left"/>
+              <w:rPr>
+                <w:rFonts w:hint="eastAsia" w:ascii="Times New Roman" w:hAnsi="Times New Roman" w:eastAsia="宋体" w:cstheme="minorBidi"/>
+                <w:color w:val="auto"/>
+                <w:kern w:val="2"/>
+                <w:sz w:val="24"/>
+                <w:szCs w:val="22"/>
+                <w:lang w:val="en-US" w:eastAsia="zh-CN" w:bidi="ar-SA"/>
+              </w:rPr>
+            </w:pPr>
+            <w:r>
+              <w:t>ECALL</w:t>
+            </w:r>
+          </w:p>
+        </w:tc>
+        <w:tc>
+          <w:tcPr>
+            <w:tcW w:w="0" w:type="auto"/>
+            <w:tcBorders>
+              <w:top w:val="single" w:color="auto" w:sz="4" w:space="0"/>
+              <w:left w:val="nil"/>
+              <w:bottom w:val="nil"/>
+              <w:right w:val="nil"/>
+            </w:tcBorders>
+            <w:shd w:val="clear" w:color="auto" w:fill="auto"/>
+            <w:noWrap w:val="0"/>
+            <w:tcMar>
+              <w:top w:w="-1" w:type="dxa"/>
+              <w:left w:w="-1" w:type="dxa"/>
+              <w:bottom w:w="-1" w:type="dxa"/>
+              <w:right w:w="-1" w:type="dxa"/>
+            </w:tcMar>
+            <w:vAlign w:val="center"/>
+          </w:tcPr>
+          <w:p>
+            <w:pPr>
+              <w:snapToGrid w:val="0"/>
+              <w:spacing w:line="240" w:lineRule="auto"/>
+              <w:ind w:left="0" w:leftChars="0" w:right="0" w:rightChars="0" w:firstLine="0" w:firstLineChars="0"/>
+              <w:jc w:val="center"/>
+              <w:rPr>
+                <w:rFonts w:hint="eastAsia" w:ascii="Times New Roman" w:hAnsi="Times New Roman" w:eastAsia="宋体" w:cstheme="minorBidi"/>
+                <w:color w:val="auto"/>
+                <w:kern w:val="2"/>
+                <w:sz w:val="24"/>
+                <w:szCs w:val="22"/>
+                <w:lang w:val="en-US" w:eastAsia="zh-CN" w:bidi="ar-SA"/>
+              </w:rPr>
+            </w:pPr>
+            <w:r>
+              <w:t>1110011</w:t>
+            </w:r>
+          </w:p>
+        </w:tc>
+        <w:tc>
+          <w:tcPr>
+            <w:tcW w:w="0" w:type="auto"/>
+            <w:tcBorders>
+              <w:top w:val="single" w:color="auto" w:sz="4" w:space="0"/>
+              <w:left w:val="nil"/>
+              <w:bottom w:val="nil"/>
+              <w:right w:val="nil"/>
+            </w:tcBorders>
+            <w:shd w:val="clear" w:color="auto" w:fill="auto"/>
+            <w:noWrap w:val="0"/>
+            <w:tcMar>
+              <w:top w:w="-1" w:type="dxa"/>
+              <w:left w:w="-1" w:type="dxa"/>
+              <w:bottom w:w="-1" w:type="dxa"/>
+              <w:right w:w="-1" w:type="dxa"/>
+            </w:tcMar>
+            <w:vAlign w:val="center"/>
+          </w:tcPr>
+          <w:p>
+            <w:pPr>
+              <w:snapToGrid w:val="0"/>
+              <w:spacing w:line="240" w:lineRule="auto"/>
+              <w:ind w:left="0" w:leftChars="0" w:right="0" w:rightChars="0" w:firstLine="0" w:firstLineChars="0"/>
+              <w:jc w:val="center"/>
+              <w:rPr>
+                <w:rFonts w:hint="eastAsia" w:ascii="Times New Roman" w:hAnsi="Times New Roman" w:eastAsia="宋体" w:cstheme="minorBidi"/>
+                <w:color w:val="auto"/>
+                <w:kern w:val="2"/>
+                <w:sz w:val="24"/>
+                <w:szCs w:val="22"/>
+                <w:lang w:val="en-US" w:eastAsia="zh-CN" w:bidi="ar-SA"/>
+              </w:rPr>
+            </w:pPr>
+            <w:r>
+              <w:t>000</w:t>
+            </w:r>
+          </w:p>
+        </w:tc>
+        <w:tc>
+          <w:tcPr>
+            <w:tcW w:w="0" w:type="auto"/>
+            <w:tcBorders>
+              <w:top w:val="single" w:color="auto" w:sz="4" w:space="0"/>
+              <w:left w:val="nil"/>
+              <w:bottom w:val="nil"/>
+              <w:right w:val="nil"/>
+            </w:tcBorders>
+            <w:shd w:val="clear" w:color="auto" w:fill="auto"/>
+            <w:noWrap w:val="0"/>
+            <w:tcMar>
+              <w:top w:w="-1" w:type="dxa"/>
+              <w:left w:w="-1" w:type="dxa"/>
+              <w:bottom w:w="-1" w:type="dxa"/>
+              <w:right w:w="-1" w:type="dxa"/>
+            </w:tcMar>
+            <w:vAlign w:val="center"/>
+          </w:tcPr>
+          <w:p>
+            <w:pPr>
+              <w:snapToGrid w:val="0"/>
+              <w:spacing w:line="240" w:lineRule="auto"/>
+              <w:ind w:left="0" w:leftChars="0" w:right="0" w:rightChars="0" w:firstLine="0" w:firstLineChars="0"/>
+              <w:jc w:val="center"/>
+              <w:rPr>
+                <w:rFonts w:hint="eastAsia" w:ascii="Times New Roman" w:hAnsi="Times New Roman" w:eastAsia="宋体" w:cstheme="minorBidi"/>
+                <w:color w:val="auto"/>
+                <w:kern w:val="2"/>
+                <w:sz w:val="24"/>
+                <w:szCs w:val="22"/>
+                <w:lang w:val="en-US" w:eastAsia="zh-CN" w:bidi="ar-SA"/>
+              </w:rPr>
+            </w:pPr>
+            <w:r>
+              <w:t>0000000</w:t>
+            </w:r>
+          </w:p>
+        </w:tc>
+        <w:tc>
+          <w:tcPr>
+            <w:tcW w:w="3444" w:type="dxa"/>
+            <w:tcBorders>
+              <w:top w:val="single" w:color="auto" w:sz="4" w:space="0"/>
+              <w:left w:val="nil"/>
+              <w:bottom w:val="nil"/>
+              <w:right w:val="nil"/>
+            </w:tcBorders>
+            <w:shd w:val="clear" w:color="auto" w:fill="auto"/>
+            <w:noWrap w:val="0"/>
+            <w:tcMar>
+              <w:top w:w="-1" w:type="dxa"/>
+              <w:left w:w="-1" w:type="dxa"/>
+              <w:bottom w:w="-1" w:type="dxa"/>
+              <w:right w:w="-1" w:type="dxa"/>
+            </w:tcMar>
+            <w:vAlign w:val="center"/>
+          </w:tcPr>
+          <w:p>
+            <w:pPr>
+              <w:snapToGrid w:val="0"/>
+              <w:spacing w:line="240" w:lineRule="auto"/>
+              <w:ind w:left="0" w:leftChars="0" w:right="0" w:rightChars="0" w:firstLine="0" w:firstLineChars="0"/>
+              <w:jc w:val="left"/>
+              <w:rPr>
+                <w:rFonts w:hint="eastAsia" w:ascii="Times New Roman" w:hAnsi="Times New Roman" w:eastAsia="宋体" w:cstheme="minorBidi"/>
+                <w:color w:val="auto"/>
+                <w:kern w:val="2"/>
+                <w:sz w:val="24"/>
+                <w:szCs w:val="22"/>
+                <w:lang w:val="en-US" w:eastAsia="zh-CN" w:bidi="ar-SA"/>
+              </w:rPr>
+            </w:pPr>
+            <w:r>
+              <w:t>触发 halted 系统停机信号</w:t>
             </w:r>
           </w:p>
         </w:tc>
@@ -29419,11 +32796,11 @@
             <wp:effectExtent l="0" t="0" r="5715" b="5715"/>
             <wp:docPr id="2" name="图片 1"/>
             <wp:cNvGraphicFramePr>
-              <a:graphicFrameLocks xmlns:a="http://schemas.openxmlformats.org/drawingml/2006/main" noChangeAspect="1"/>
+              <a:graphicFrameLocks noChangeAspect="1"/>
             </wp:cNvGraphicFramePr>
-            <a:graphic xmlns:a="http://schemas.openxmlformats.org/drawingml/2006/main">
+            <a:graphic>
               <a:graphicData uri="http://schemas.openxmlformats.org/drawingml/2006/picture">
-                <pic:pic xmlns:pic="http://schemas.openxmlformats.org/drawingml/2006/picture">
+                <pic:pic>
                   <pic:nvPicPr>
                     <pic:cNvPr id="2" name="图片 1"/>
                     <pic:cNvPicPr>
@@ -32272,11 +35649,11 @@
             <wp:effectExtent l="0" t="0" r="5715" b="4445"/>
             <wp:docPr id="1" name="图片 1"/>
             <wp:cNvGraphicFramePr>
-              <a:graphicFrameLocks xmlns:a="http://schemas.openxmlformats.org/drawingml/2006/main" noChangeAspect="1"/>
+              <a:graphicFrameLocks noChangeAspect="1"/>
             </wp:cNvGraphicFramePr>
-            <a:graphic xmlns:a="http://schemas.openxmlformats.org/drawingml/2006/main">
+            <a:graphic>
               <a:graphicData uri="http://schemas.openxmlformats.org/drawingml/2006/picture">
-                <pic:pic xmlns:pic="http://schemas.openxmlformats.org/drawingml/2006/picture">
+                <pic:pic>
                   <pic:nvPicPr>
                     <pic:cNvPr id="1" name="图片 1"/>
                     <pic:cNvPicPr>
@@ -32317,11 +35694,11 @@
             <wp:effectExtent l="0" t="0" r="5715" b="5715"/>
             <wp:docPr id="3" name="图片 1"/>
             <wp:cNvGraphicFramePr>
-              <a:graphicFrameLocks xmlns:a="http://schemas.openxmlformats.org/drawingml/2006/main" noChangeAspect="1"/>
+              <a:graphicFrameLocks noChangeAspect="1"/>
             </wp:cNvGraphicFramePr>
-            <a:graphic xmlns:a="http://schemas.openxmlformats.org/drawingml/2006/main">
+            <a:graphic>
               <a:graphicData uri="http://schemas.openxmlformats.org/drawingml/2006/picture">
-                <pic:pic xmlns:pic="http://schemas.openxmlformats.org/drawingml/2006/picture">
+                <pic:pic>
                   <pic:nvPicPr>
                     <pic:cNvPr id="3" name="图片 1"/>
                     <pic:cNvPicPr>
